--- a/transcribed/v10/Patient002_1_digitized_v10.docx
+++ b/transcribed/v10/Patient002_1_digitized_v10.docx
@@ -171,14 +171,7 @@
         <w:rPr>
           <w:rFonts w:ascii="Arial" w:cs="Arial" w:eastAsia="Arial" w:hAnsi="Arial"/>
         </w:rPr>
-        <w:t xml:space="preserve">ΕΠΙΣΚΕΨΗ 1 — </w:t>
-      </w:r>
-      <w:r>
-        <w:rPr>
-          <w:rFonts w:ascii="Arial" w:cs="Arial" w:eastAsia="Arial" w:hAnsi="Arial"/>
-          <w:color w:val="CC0000"/>
-        </w:rPr>
-        <w:t xml:space="preserve">03/02/2014</w:t>
+        <w:t xml:space="preserve">ΕΠΙΣΚΕΨΗ 1 — 30/11/2021</w:t>
       </w:r>
     </w:p>
     <w:p>
@@ -297,7 +290,7 @@
                 <w:sz w:val="18"/>
                 <w:szCs w:val="18"/>
               </w:rPr>
-              <w:t xml:space="preserve">22/08/1980 (33 ετών)</w:t>
+              <w:t xml:space="preserve">22/08/1980 (41 ετών)</w:t>
             </w:r>
           </w:p>
           <w:p>
@@ -427,16 +420,7 @@
                 <w:sz w:val="18"/>
                 <w:szCs w:val="18"/>
               </w:rPr>
-              <w:t xml:space="preserve">ΥΠΑΛΛΗΛΟΣ / ΛΟΓΙΣΤΗΣ — Πληροφορική </w:t>
-            </w:r>
-            <w:r>
-              <w:rPr>
-                <w:rFonts w:ascii="Arial" w:cs="Arial" w:eastAsia="Arial" w:hAnsi="Arial"/>
-                <w:color w:val="CC0000"/>
-                <w:sz w:val="18"/>
-                <w:szCs w:val="18"/>
-              </w:rPr>
-              <w:t xml:space="preserve">[Α΄ Στρατ. Α΄?]</w:t>
+              <w:t xml:space="preserve">ΙΔ. ΥΠΑΛΛΗΛΟΣ</w:t>
             </w:r>
           </w:p>
           <w:p>
@@ -468,7 +452,7 @@
                 <w:sz w:val="18"/>
                 <w:szCs w:val="18"/>
               </w:rPr>
-              <w:t xml:space="preserve">Φ</w:t>
+              <w:t xml:space="preserve">Περιστασιακό</w:t>
             </w:r>
           </w:p>
           <w:p>
@@ -497,11 +481,10 @@
             <w:r>
               <w:rPr>
                 <w:rFonts w:ascii="Arial" w:cs="Arial" w:eastAsia="Arial" w:hAnsi="Arial"/>
-                <w:color w:val="CC0000"/>
-                <w:sz w:val="18"/>
-                <w:szCs w:val="18"/>
-              </w:rPr>
-              <w:t xml:space="preserve">[Φ?]</w:t>
+                <w:sz w:val="18"/>
+                <w:szCs w:val="18"/>
+              </w:rPr>
+              <w:t xml:space="preserve">Ø</w:t>
             </w:r>
           </w:p>
           <w:p>
@@ -533,24 +516,7 @@
                 <w:sz w:val="18"/>
                 <w:szCs w:val="18"/>
               </w:rPr>
-              <w:t xml:space="preserve">ΜΕΤΑΛΛΑ</w:t>
-            </w:r>
-            <w:r>
-              <w:rPr>
-                <w:rFonts w:ascii="Arial" w:cs="Arial" w:eastAsia="Arial" w:hAnsi="Arial"/>
-                <w:color w:val="CC0000"/>
-                <w:sz w:val="18"/>
-                <w:szCs w:val="18"/>
-              </w:rPr>
-              <w:t xml:space="preserve">[, Χ-Sol μ αρωμ ομοιοπ.?]</w:t>
-            </w:r>
-            <w:r>
-              <w:rPr>
-                <w:rFonts w:ascii="Arial" w:cs="Arial" w:eastAsia="Arial" w:hAnsi="Arial"/>
-                <w:sz w:val="18"/>
-                <w:szCs w:val="18"/>
-              </w:rPr>
-              <w:t xml:space="preserve">, + Βιταμίνη C</w:t>
+              <w:t xml:space="preserve">Ø</w:t>
             </w:r>
           </w:p>
         </w:tc>
@@ -627,30 +593,70 @@
             <w:r>
               <w:rPr>
                 <w:rFonts w:ascii="Arial" w:cs="Arial" w:eastAsia="Arial" w:hAnsi="Arial"/>
+                <w:sz w:val="18"/>
+                <w:szCs w:val="18"/>
+              </w:rPr>
+              <w:t xml:space="preserve">① </w:t>
+            </w:r>
+            <w:r>
+              <w:rPr>
+                <w:rFonts w:ascii="Arial" w:cs="Arial" w:eastAsia="Arial" w:hAnsi="Arial"/>
                 <w:b/>
                 <w:bCs/>
                 <w:color w:val="7B2D8E"/>
                 <w:sz w:val="18"/>
                 <w:szCs w:val="18"/>
               </w:rPr>
-              <w:t xml:space="preserve">BISOPROLOL</w:t>
-            </w:r>
-            <w:r>
-              <w:rPr>
-                <w:rFonts w:ascii="Arial" w:cs="Arial" w:eastAsia="Arial" w:hAnsi="Arial"/>
-                <w:sz w:val="18"/>
-                <w:szCs w:val="18"/>
-              </w:rPr>
-              <w:t xml:space="preserve"> </w:t>
-            </w:r>
-            <w:r>
-              <w:rPr>
-                <w:rFonts w:ascii="Arial" w:cs="Arial" w:eastAsia="Arial" w:hAnsi="Arial"/>
-                <w:color w:val="CC0000"/>
-                <w:sz w:val="18"/>
-                <w:szCs w:val="18"/>
-              </w:rPr>
-              <w:t xml:space="preserve">[5mg?]</w:t>
+              <w:t xml:space="preserve">MEDROL</w:t>
+            </w:r>
+            <w:r>
+              <w:rPr>
+                <w:rFonts w:ascii="Arial" w:cs="Arial" w:eastAsia="Arial" w:hAnsi="Arial"/>
+                <w:sz w:val="18"/>
+                <w:szCs w:val="18"/>
+              </w:rPr>
+              <w:t xml:space="preserve"> 16mg x5d με σταδιακή απόσυρση (λοίμωξη από κορωνοϊό)</w:t>
+            </w:r>
+          </w:p>
+          <w:p>
+            <w:pPr>
+              <w:spacing w:after="40"/>
+            </w:pPr>
+            <w:r>
+              <w:rPr>
+                <w:rFonts w:ascii="Courier New" w:cs="Courier New" w:eastAsia="Courier New" w:hAnsi="Courier New"/>
+                <w:color w:val="999999"/>
+                <w:sz w:val="14"/>
+                <w:szCs w:val="14"/>
+              </w:rPr>
+              <w:t xml:space="preserve">10 </w:t>
+            </w:r>
+            <w:r>
+              <w:rPr>
+                <w:rFonts w:ascii="Arial" w:cs="Arial" w:eastAsia="Arial" w:hAnsi="Arial"/>
+                <w:sz w:val="18"/>
+                <w:szCs w:val="18"/>
+              </w:rPr>
+              <w:t xml:space="preserve">② </w:t>
+            </w:r>
+            <w:r>
+              <w:rPr>
+                <w:rFonts w:ascii="Arial" w:cs="Arial" w:eastAsia="Arial" w:hAnsi="Arial"/>
+                <w:b/>
+                <w:bCs/>
+                <w:color w:val="7B2D8E"/>
+                <w:sz w:val="18"/>
+                <w:szCs w:val="18"/>
+              </w:rPr>
+              <w:t xml:space="preserve">ΒΙΤΑΜΙΝΗ C</w:t>
+            </w:r>
+            <w:r>
+              <w:rPr>
+                <w:rFonts w:ascii="Arial" w:cs="Arial" w:eastAsia="Arial" w:hAnsi="Arial"/>
+                <w:sz w:val="18"/>
+                <w:szCs w:val="18"/>
+              </w:rPr>
+              <w:t xml:space="preserve"> (1000) x1</w:t>
             </w:r>
           </w:p>
         </w:tc>
@@ -698,15 +704,7 @@
                 <w:sz w:val="14"/>
                 <w:szCs w:val="14"/>
               </w:rPr>
-              <w:t xml:space="preserve">10 </w:t>
-            </w:r>
-            <w:r>
-              <w:rPr>
-                <w:rFonts w:ascii="Arial" w:cs="Arial" w:eastAsia="Arial" w:hAnsi="Arial"/>
-                <w:sz w:val="18"/>
-                <w:szCs w:val="18"/>
-              </w:rPr>
-              <w:t xml:space="preserve">① </w:t>
+              <w:t xml:space="preserve">11 </w:t>
             </w:r>
             <w:r>
               <w:rPr>
@@ -717,97 +715,15 @@
                 <w:sz w:val="18"/>
                 <w:szCs w:val="18"/>
               </w:rPr>
-              <w:t xml:space="preserve">ΔΕΡΜΑΤΙΚΕΣ ΒΛΑΒΕΣ</w:t>
-            </w:r>
-            <w:r>
-              <w:rPr>
-                <w:rFonts w:ascii="Arial" w:cs="Arial" w:eastAsia="Arial" w:hAnsi="Arial"/>
-                <w:sz w:val="18"/>
-                <w:szCs w:val="18"/>
-              </w:rPr>
-              <w:t xml:space="preserve"> τριχωτού σώματος</w:t>
-            </w:r>
-          </w:p>
-          <w:p>
-            <w:pPr>
-              <w:spacing w:after="40"/>
-            </w:pPr>
-            <w:r>
-              <w:rPr>
-                <w:rFonts w:ascii="Courier New" w:cs="Courier New" w:eastAsia="Courier New" w:hAnsi="Courier New"/>
-                <w:color w:val="999999"/>
-                <w:sz w:val="14"/>
-                <w:szCs w:val="14"/>
-              </w:rPr>
-              <w:t xml:space="preserve">11 </w:t>
-            </w:r>
-            <w:r>
-              <w:rPr>
-                <w:rFonts w:ascii="Arial" w:cs="Arial" w:eastAsia="Arial" w:hAnsi="Arial"/>
-                <w:sz w:val="18"/>
-                <w:szCs w:val="18"/>
-              </w:rPr>
-              <w:t xml:space="preserve">② </w:t>
-            </w:r>
-            <w:r>
-              <w:rPr>
-                <w:rFonts w:ascii="Arial" w:cs="Arial" w:eastAsia="Arial" w:hAnsi="Arial"/>
-                <w:b/>
-                <w:bCs/>
-                <w:color w:val="7B2D8E"/>
-                <w:sz w:val="18"/>
-                <w:szCs w:val="18"/>
-              </w:rPr>
-              <w:t xml:space="preserve">ΒΟΥΛΩΝΟΚΗΛΗ</w:t>
-            </w:r>
-            <w:r>
-              <w:rPr>
-                <w:rFonts w:ascii="Arial" w:cs="Arial" w:eastAsia="Arial" w:hAnsi="Arial"/>
-                <w:sz w:val="18"/>
-                <w:szCs w:val="18"/>
-              </w:rPr>
-              <w:t xml:space="preserve"> δεξιά — Χ/Γ (2010)</w:t>
-            </w:r>
-          </w:p>
-          <w:p>
-            <w:pPr>
-              <w:spacing w:after="40"/>
-            </w:pPr>
-            <w:r>
-              <w:rPr>
-                <w:rFonts w:ascii="Courier New" w:cs="Courier New" w:eastAsia="Courier New" w:hAnsi="Courier New"/>
-                <w:color w:val="999999"/>
-                <w:sz w:val="14"/>
-                <w:szCs w:val="14"/>
-              </w:rPr>
-              <w:t xml:space="preserve">12 </w:t>
-            </w:r>
-            <w:r>
-              <w:rPr>
-                <w:rFonts w:ascii="Arial" w:cs="Arial" w:eastAsia="Arial" w:hAnsi="Arial"/>
-                <w:sz w:val="18"/>
-                <w:szCs w:val="18"/>
-              </w:rPr>
-              <w:t xml:space="preserve">③ </w:t>
-            </w:r>
-            <w:r>
-              <w:rPr>
-                <w:rFonts w:ascii="Arial" w:cs="Arial" w:eastAsia="Arial" w:hAnsi="Arial"/>
-                <w:b/>
-                <w:bCs/>
-                <w:color w:val="7B2D8E"/>
-                <w:sz w:val="18"/>
-                <w:szCs w:val="18"/>
-              </w:rPr>
-              <w:t xml:space="preserve">ΥΠΕΡΤΡΙΧΩΣΕΙΣ</w:t>
-            </w:r>
-            <w:r>
-              <w:rPr>
-                <w:rFonts w:ascii="Arial" w:cs="Arial" w:eastAsia="Arial" w:hAnsi="Arial"/>
-                <w:sz w:val="18"/>
-                <w:szCs w:val="18"/>
-              </w:rPr>
-              <w:t xml:space="preserve"> (2013)</w:t>
+              <w:t xml:space="preserve">ΟΖΩΔΗΣ ΒΡΟΓΧΟΚΗΛΗ</w:t>
+            </w:r>
+            <w:r>
+              <w:rPr>
+                <w:rFonts w:ascii="Arial" w:cs="Arial" w:eastAsia="Arial" w:hAnsi="Arial"/>
+                <w:sz w:val="18"/>
+                <w:szCs w:val="18"/>
+              </w:rPr>
+              <w:t xml:space="preserve"> (ΤΥΧΑΙΟ ΕΥΡΗΜΑ)</w:t>
             </w:r>
           </w:p>
         </w:tc>
@@ -879,7 +795,7 @@
                 <w:sz w:val="14"/>
                 <w:szCs w:val="14"/>
               </w:rPr>
-              <w:t xml:space="preserve">13 </w:t>
+              <w:t xml:space="preserve">12 </w:t>
             </w:r>
             <w:r>
               <w:rPr>
@@ -894,11 +810,10 @@
             <w:r>
               <w:rPr>
                 <w:rFonts w:ascii="Arial" w:cs="Arial" w:eastAsia="Arial" w:hAnsi="Arial"/>
-                <w:color w:val="CC0000"/>
-                <w:sz w:val="18"/>
-                <w:szCs w:val="18"/>
-              </w:rPr>
-              <w:t xml:space="preserve">[Ενδοκρ. εξέταση — Τηλεφωνική?]</w:t>
+                <w:sz w:val="18"/>
+                <w:szCs w:val="18"/>
+              </w:rPr>
+              <w:t xml:space="preserve">κ. Κώστας Δίπλας (ΩΡΛ)</w:t>
             </w:r>
           </w:p>
         </w:tc>
@@ -946,15 +861,15 @@
                 <w:sz w:val="14"/>
                 <w:szCs w:val="14"/>
               </w:rPr>
-              <w:t xml:space="preserve">14 </w:t>
-            </w:r>
-            <w:r>
-              <w:rPr>
-                <w:rFonts w:ascii="Arial" w:cs="Arial" w:eastAsia="Arial" w:hAnsi="Arial"/>
-                <w:sz w:val="18"/>
-                <w:szCs w:val="18"/>
-              </w:rPr>
-              <w:t xml:space="preserve">① </w:t>
+              <w:t xml:space="preserve">13 </w:t>
+            </w:r>
+            <w:r>
+              <w:rPr>
+                <w:rFonts w:ascii="Arial" w:cs="Arial" w:eastAsia="Arial" w:hAnsi="Arial"/>
+                <w:sz w:val="18"/>
+                <w:szCs w:val="18"/>
+              </w:rPr>
+              <w:t xml:space="preserve">① Χ/Γ </w:t>
             </w:r>
             <w:r>
               <w:rPr>
@@ -965,29 +880,29 @@
                 <w:sz w:val="18"/>
                 <w:szCs w:val="18"/>
               </w:rPr>
-              <w:t xml:space="preserve">ΒΟΥΛΩΝΟΚΗΛΗ</w:t>
-            </w:r>
-            <w:r>
-              <w:rPr>
-                <w:rFonts w:ascii="Arial" w:cs="Arial" w:eastAsia="Arial" w:hAnsi="Arial"/>
-                <w:sz w:val="18"/>
-                <w:szCs w:val="18"/>
-              </w:rPr>
-              <w:t xml:space="preserve"> δεξιά — Χ/Γ (2010)</w:t>
-            </w:r>
-          </w:p>
-          <w:p>
-            <w:pPr>
-              <w:spacing w:after="40"/>
-            </w:pPr>
-            <w:r>
-              <w:rPr>
-                <w:rFonts w:ascii="Courier New" w:cs="Courier New" w:eastAsia="Courier New" w:hAnsi="Courier New"/>
-                <w:color w:val="999999"/>
-                <w:sz w:val="14"/>
-                <w:szCs w:val="14"/>
-              </w:rPr>
-              <w:t xml:space="preserve">15 </w:t>
+              <w:t xml:space="preserve">ΒΟΥΒΩΝΟΚΗΛΗΣ</w:t>
+            </w:r>
+            <w:r>
+              <w:rPr>
+                <w:rFonts w:ascii="Arial" w:cs="Arial" w:eastAsia="Arial" w:hAnsi="Arial"/>
+                <w:sz w:val="18"/>
+                <w:szCs w:val="18"/>
+              </w:rPr>
+              <w:t xml:space="preserve"> ΔΕ (2010)</w:t>
+            </w:r>
+          </w:p>
+          <w:p>
+            <w:pPr>
+              <w:spacing w:after="40"/>
+            </w:pPr>
+            <w:r>
+              <w:rPr>
+                <w:rFonts w:ascii="Courier New" w:cs="Courier New" w:eastAsia="Courier New" w:hAnsi="Courier New"/>
+                <w:color w:val="999999"/>
+                <w:sz w:val="14"/>
+                <w:szCs w:val="14"/>
+              </w:rPr>
+              <w:t xml:space="preserve">14 </w:t>
             </w:r>
             <w:r>
               <w:rPr>
@@ -1006,29 +921,29 @@
                 <w:sz w:val="18"/>
                 <w:szCs w:val="18"/>
               </w:rPr>
-              <w:t xml:space="preserve">ΥΠΕΡΤΡΙΧΩΣΕΙΣ</w:t>
-            </w:r>
-            <w:r>
-              <w:rPr>
-                <w:rFonts w:ascii="Arial" w:cs="Arial" w:eastAsia="Arial" w:hAnsi="Arial"/>
-                <w:sz w:val="18"/>
-                <w:szCs w:val="18"/>
-              </w:rPr>
-              <w:t xml:space="preserve"> — εμφάνιση 2013</w:t>
-            </w:r>
-          </w:p>
-          <w:p>
-            <w:pPr>
-              <w:spacing w:after="40"/>
-            </w:pPr>
-            <w:r>
-              <w:rPr>
-                <w:rFonts w:ascii="Courier New" w:cs="Courier New" w:eastAsia="Courier New" w:hAnsi="Courier New"/>
-                <w:color w:val="999999"/>
-                <w:sz w:val="14"/>
-                <w:szCs w:val="14"/>
-              </w:rPr>
-              <w:t xml:space="preserve">16 </w:t>
+              <w:t xml:space="preserve">ΑΜΥΓΔΑΛΕΚΤΟΜΗ</w:t>
+            </w:r>
+            <w:r>
+              <w:rPr>
+                <w:rFonts w:ascii="Arial" w:cs="Arial" w:eastAsia="Arial" w:hAnsi="Arial"/>
+                <w:sz w:val="18"/>
+                <w:szCs w:val="18"/>
+              </w:rPr>
+              <w:t xml:space="preserve"> (2013)</w:t>
+            </w:r>
+          </w:p>
+          <w:p>
+            <w:pPr>
+              <w:spacing w:after="40"/>
+            </w:pPr>
+            <w:r>
+              <w:rPr>
+                <w:rFonts w:ascii="Courier New" w:cs="Courier New" w:eastAsia="Courier New" w:hAnsi="Courier New"/>
+                <w:color w:val="999999"/>
+                <w:sz w:val="14"/>
+                <w:szCs w:val="14"/>
+              </w:rPr>
+              <w:t xml:space="preserve">15 </w:t>
             </w:r>
             <w:r>
               <w:rPr>
@@ -1047,182 +962,7 @@
                 <w:sz w:val="18"/>
                 <w:szCs w:val="18"/>
               </w:rPr>
-              <w:t xml:space="preserve">ΔΕΡΜΑΤΙΚΕΣ ΒΛΑΒΕΣ</w:t>
-            </w:r>
-            <w:r>
-              <w:rPr>
-                <w:rFonts w:ascii="Arial" w:cs="Arial" w:eastAsia="Arial" w:hAnsi="Arial"/>
-                <w:sz w:val="18"/>
-                <w:szCs w:val="18"/>
-              </w:rPr>
-              <w:t xml:space="preserve"> τριχωτού σώματος</w:t>
-            </w:r>
-          </w:p>
-          <w:p>
-            <w:pPr>
-              <w:spacing w:after="40"/>
-            </w:pPr>
-            <w:r>
-              <w:rPr>
-                <w:rFonts w:ascii="Courier New" w:cs="Courier New" w:eastAsia="Courier New" w:hAnsi="Courier New"/>
-                <w:color w:val="999999"/>
-                <w:sz w:val="14"/>
-                <w:szCs w:val="14"/>
-              </w:rPr>
-              <w:t xml:space="preserve">17 </w:t>
-            </w:r>
-            <w:r>
-              <w:rPr>
-                <w:rFonts w:ascii="Arial" w:cs="Arial" w:eastAsia="Arial" w:hAnsi="Arial"/>
-                <w:sz w:val="18"/>
-                <w:szCs w:val="18"/>
-              </w:rPr>
-              <w:t xml:space="preserve">Ιστορικό: Σταδιακή αύξηση </w:t>
-            </w:r>
-            <w:r>
-              <w:rPr>
-                <w:rFonts w:ascii="Arial" w:cs="Arial" w:eastAsia="Arial" w:hAnsi="Arial"/>
-                <w:b/>
-                <w:bCs/>
-                <w:color w:val="7B2D8E"/>
-                <w:sz w:val="18"/>
-                <w:szCs w:val="18"/>
-              </w:rPr>
-              <w:t xml:space="preserve">ΤΡΙΧΟΦΥΪΑΣ</w:t>
-            </w:r>
-            <w:r>
-              <w:rPr>
-                <w:rFonts w:ascii="Arial" w:cs="Arial" w:eastAsia="Arial" w:hAnsi="Arial"/>
-                <w:sz w:val="18"/>
-                <w:szCs w:val="18"/>
-              </w:rPr>
-              <w:t xml:space="preserve"> σε κορμό και άκρα</w:t>
-            </w:r>
-          </w:p>
-          <w:p>
-            <w:pPr>
-              <w:spacing w:after="40"/>
-            </w:pPr>
-            <w:r>
-              <w:rPr>
-                <w:rFonts w:ascii="Courier New" w:cs="Courier New" w:eastAsia="Courier New" w:hAnsi="Courier New"/>
-                <w:color w:val="999999"/>
-                <w:sz w:val="14"/>
-                <w:szCs w:val="14"/>
-              </w:rPr>
-              <w:t xml:space="preserve">18 </w:t>
-            </w:r>
-            <w:r>
-              <w:rPr>
-                <w:rFonts w:ascii="Arial" w:cs="Arial" w:eastAsia="Arial" w:hAnsi="Arial"/>
-                <w:color w:val="CC0000"/>
-                <w:sz w:val="18"/>
-                <w:szCs w:val="18"/>
-              </w:rPr>
-              <w:t xml:space="preserve">[εμφάνιση δερματικών βλαβών σταδιακά τα τελευταία χρόνια?]</w:t>
-            </w:r>
-          </w:p>
-          <w:p>
-            <w:pPr>
-              <w:spacing w:after="40"/>
-            </w:pPr>
-            <w:r>
-              <w:rPr>
-                <w:rFonts w:ascii="Courier New" w:cs="Courier New" w:eastAsia="Courier New" w:hAnsi="Courier New"/>
-                <w:color w:val="999999"/>
-                <w:sz w:val="14"/>
-                <w:szCs w:val="14"/>
-              </w:rPr>
-              <w:t xml:space="preserve">19 </w:t>
-            </w:r>
-            <w:r>
-              <w:rPr>
-                <w:rFonts w:ascii="Arial" w:cs="Arial" w:eastAsia="Arial" w:hAnsi="Arial"/>
-                <w:color w:val="CC0000"/>
-                <w:sz w:val="18"/>
-                <w:szCs w:val="18"/>
-              </w:rPr>
-              <w:t xml:space="preserve">[αλλαγές σωματικής κατανομής τριχών?]</w:t>
-            </w:r>
-            <w:r>
-              <w:rPr>
-                <w:rFonts w:ascii="Arial" w:cs="Arial" w:eastAsia="Arial" w:hAnsi="Arial"/>
-                <w:sz w:val="18"/>
-                <w:szCs w:val="18"/>
-              </w:rPr>
-              <w:t xml:space="preserve">, </w:t>
-            </w:r>
-            <w:r>
-              <w:rPr>
-                <w:rFonts w:ascii="Arial" w:cs="Arial" w:eastAsia="Arial" w:hAnsi="Arial"/>
-                <w:color w:val="CC0000"/>
-                <w:sz w:val="18"/>
-                <w:szCs w:val="18"/>
-              </w:rPr>
-              <w:t xml:space="preserve">[κνησμός κατά καιρούς?]</w:t>
-            </w:r>
-          </w:p>
-          <w:p>
-            <w:pPr>
-              <w:spacing w:after="40"/>
-            </w:pPr>
-            <w:r>
-              <w:rPr>
-                <w:rFonts w:ascii="Courier New" w:cs="Courier New" w:eastAsia="Courier New" w:hAnsi="Courier New"/>
-                <w:color w:val="999999"/>
-                <w:sz w:val="14"/>
-                <w:szCs w:val="14"/>
-              </w:rPr>
-              <w:t xml:space="preserve">20 </w:t>
-            </w:r>
-            <w:r>
-              <w:rPr>
-                <w:rFonts w:ascii="Arial" w:cs="Arial" w:eastAsia="Arial" w:hAnsi="Arial"/>
-                <w:color w:val="CC0000"/>
-                <w:sz w:val="18"/>
-                <w:szCs w:val="18"/>
-              </w:rPr>
-              <w:t xml:space="preserve">[προηγούμενη αξιολόγηση — MRI?]</w:t>
-            </w:r>
-            <w:r>
-              <w:rPr>
-                <w:rFonts w:ascii="Arial" w:cs="Arial" w:eastAsia="Arial" w:hAnsi="Arial"/>
-                <w:sz w:val="18"/>
-                <w:szCs w:val="18"/>
-              </w:rPr>
-              <w:t xml:space="preserve"> — </w:t>
-            </w:r>
-            <w:r>
-              <w:rPr>
-                <w:rFonts w:ascii="Arial" w:cs="Arial" w:eastAsia="Arial" w:hAnsi="Arial"/>
-                <w:color w:val="CC0000"/>
-                <w:sz w:val="18"/>
-                <w:szCs w:val="18"/>
-              </w:rPr>
-              <w:t xml:space="preserve">[χωρίς ευρήματα?]</w:t>
-            </w:r>
-          </w:p>
-          <w:p>
-            <w:pPr>
-              <w:spacing w:after="40"/>
-            </w:pPr>
-            <w:r>
-              <w:rPr>
-                <w:rFonts w:ascii="Courier New" w:cs="Courier New" w:eastAsia="Courier New" w:hAnsi="Courier New"/>
-                <w:color w:val="999999"/>
-                <w:sz w:val="14"/>
-                <w:szCs w:val="14"/>
-              </w:rPr>
-              <w:t xml:space="preserve">21 </w:t>
-            </w:r>
-            <w:r>
-              <w:rPr>
-                <w:rFonts w:ascii="Arial" w:cs="Arial" w:eastAsia="Arial" w:hAnsi="Arial"/>
-                <w:color w:val="CC0000"/>
-                <w:sz w:val="18"/>
-                <w:szCs w:val="18"/>
-              </w:rPr>
-              <w:t xml:space="preserve">[παραπομπή σε ενδοκρινολόγο για περαιτέρω διερεύνηση?]</w:t>
+              <w:t xml:space="preserve">ΥΠΕΡΛΙΠΙΔΑΙΜΙΑ</w:t>
             </w:r>
           </w:p>
         </w:tc>
@@ -1281,21 +1021,43 @@
                 <w:sz w:val="18"/>
                 <w:szCs w:val="18"/>
               </w:rPr>
-              <w:t xml:space="preserve">ΟΙΚΟΓ. ΙΣΤΟΡ. — Πατέρας</w:t>
-            </w:r>
-          </w:p>
-          <w:p>
-            <w:pPr>
-              <w:spacing w:after="40"/>
-            </w:pPr>
-            <w:r>
-              <w:rPr>
-                <w:rFonts w:ascii="Courier New" w:cs="Courier New" w:eastAsia="Courier New" w:hAnsi="Courier New"/>
-                <w:color w:val="999999"/>
-                <w:sz w:val="14"/>
-                <w:szCs w:val="14"/>
-              </w:rPr>
-              <w:t xml:space="preserve">22 </w:t>
+              <w:t xml:space="preserve">ΟΙΚΟΓ. ΙΣΤΟΡ. — Μητέρα</w:t>
+            </w:r>
+          </w:p>
+          <w:p>
+            <w:pPr>
+              <w:spacing w:after="40"/>
+            </w:pPr>
+            <w:r>
+              <w:rPr>
+                <w:rFonts w:ascii="Courier New" w:cs="Courier New" w:eastAsia="Courier New" w:hAnsi="Courier New"/>
+                <w:color w:val="999999"/>
+                <w:sz w:val="14"/>
+                <w:szCs w:val="14"/>
+              </w:rPr>
+              <w:t xml:space="preserve">16 </w:t>
+            </w:r>
+            <w:r>
+              <w:rPr>
+                <w:rFonts w:ascii="Arial" w:cs="Arial" w:eastAsia="Arial" w:hAnsi="Arial"/>
+                <w:sz w:val="18"/>
+                <w:szCs w:val="18"/>
+              </w:rPr>
+              <w:t xml:space="preserve">66 ετών</w:t>
+            </w:r>
+          </w:p>
+          <w:p>
+            <w:pPr>
+              <w:spacing w:after="40"/>
+            </w:pPr>
+            <w:r>
+              <w:rPr>
+                <w:rFonts w:ascii="Courier New" w:cs="Courier New" w:eastAsia="Courier New" w:hAnsi="Courier New"/>
+                <w:color w:val="999999"/>
+                <w:sz w:val="14"/>
+                <w:szCs w:val="14"/>
+              </w:rPr>
+              <w:t xml:space="preserve">17 </w:t>
             </w:r>
             <w:r>
               <w:rPr>
@@ -1308,25 +1070,35 @@
             <w:r>
               <w:rPr>
                 <w:rFonts w:ascii="Arial" w:cs="Arial" w:eastAsia="Arial" w:hAnsi="Arial"/>
-                <w:color w:val="CC0000"/>
-                <w:sz w:val="18"/>
-                <w:szCs w:val="18"/>
-              </w:rPr>
-              <w:t xml:space="preserve">[ΥΠΕΡΤΑΣΗ?]</w:t>
-            </w:r>
-          </w:p>
-          <w:p>
-            <w:pPr>
-              <w:spacing w:after="40"/>
-            </w:pPr>
-            <w:r>
-              <w:rPr>
-                <w:rFonts w:ascii="Courier New" w:cs="Courier New" w:eastAsia="Courier New" w:hAnsi="Courier New"/>
-                <w:color w:val="999999"/>
-                <w:sz w:val="14"/>
-                <w:szCs w:val="14"/>
-              </w:rPr>
-              <w:t xml:space="preserve">23 </w:t>
+                <w:b/>
+                <w:bCs/>
+                <w:color w:val="7B2D8E"/>
+                <w:sz w:val="18"/>
+                <w:szCs w:val="18"/>
+              </w:rPr>
+              <w:t xml:space="preserve">ΕΜΜΗΝΟΠΑΥΣΗ</w:t>
+            </w:r>
+            <w:r>
+              <w:rPr>
+                <w:rFonts w:ascii="Arial" w:cs="Arial" w:eastAsia="Arial" w:hAnsi="Arial"/>
+                <w:sz w:val="18"/>
+                <w:szCs w:val="18"/>
+              </w:rPr>
+              <w:t xml:space="preserve"> 45χρ (Ιατρογενής)</w:t>
+            </w:r>
+          </w:p>
+          <w:p>
+            <w:pPr>
+              <w:spacing w:after="40"/>
+            </w:pPr>
+            <w:r>
+              <w:rPr>
+                <w:rFonts w:ascii="Courier New" w:cs="Courier New" w:eastAsia="Courier New" w:hAnsi="Courier New"/>
+                <w:color w:val="999999"/>
+                <w:sz w:val="14"/>
+                <w:szCs w:val="14"/>
+              </w:rPr>
+              <w:t xml:space="preserve">18 </w:t>
             </w:r>
             <w:r>
               <w:rPr>
@@ -1339,11 +1111,21 @@
             <w:r>
               <w:rPr>
                 <w:rFonts w:ascii="Arial" w:cs="Arial" w:eastAsia="Arial" w:hAnsi="Arial"/>
-                <w:color w:val="CC0000"/>
-                <w:sz w:val="18"/>
-                <w:szCs w:val="18"/>
-              </w:rPr>
-              <w:t xml:space="preserve">[ΥΠΕΡΛΙΠΙΔΑΙΜΙΑ?]</w:t>
+                <w:b/>
+                <w:bCs/>
+                <w:color w:val="7B2D8E"/>
+                <w:sz w:val="18"/>
+                <w:szCs w:val="18"/>
+              </w:rPr>
+              <w:t xml:space="preserve">ΟΛΙΚΗ ΥΣΤΕΡΕΚΤΟΜΗ</w:t>
+            </w:r>
+            <w:r>
+              <w:rPr>
+                <w:rFonts w:ascii="Arial" w:cs="Arial" w:eastAsia="Arial" w:hAnsi="Arial"/>
+                <w:sz w:val="18"/>
+                <w:szCs w:val="18"/>
+              </w:rPr>
+              <w:t xml:space="preserve"> ΜΕΤ' ΩΟΘΗΚΩΝ (2000)</w:t>
             </w:r>
           </w:p>
         </w:tc>
@@ -1377,21 +1159,43 @@
                 <w:sz w:val="18"/>
                 <w:szCs w:val="18"/>
               </w:rPr>
-              <w:t xml:space="preserve">ΟΙΚΟΓ. ΙΣΤΟΡ. — Μητέρα</w:t>
-            </w:r>
-          </w:p>
-          <w:p>
-            <w:pPr>
-              <w:spacing w:after="40"/>
-            </w:pPr>
-            <w:r>
-              <w:rPr>
-                <w:rFonts w:ascii="Courier New" w:cs="Courier New" w:eastAsia="Courier New" w:hAnsi="Courier New"/>
-                <w:color w:val="999999"/>
-                <w:sz w:val="14"/>
-                <w:szCs w:val="14"/>
-              </w:rPr>
-              <w:t xml:space="preserve">24 </w:t>
+              <w:t xml:space="preserve">ΟΙΚΟΓ. ΙΣΤΟΡ. — Πατέρας</w:t>
+            </w:r>
+          </w:p>
+          <w:p>
+            <w:pPr>
+              <w:spacing w:after="40"/>
+            </w:pPr>
+            <w:r>
+              <w:rPr>
+                <w:rFonts w:ascii="Courier New" w:cs="Courier New" w:eastAsia="Courier New" w:hAnsi="Courier New"/>
+                <w:color w:val="999999"/>
+                <w:sz w:val="14"/>
+                <w:szCs w:val="14"/>
+              </w:rPr>
+              <w:t xml:space="preserve">19 </w:t>
+            </w:r>
+            <w:r>
+              <w:rPr>
+                <w:rFonts w:ascii="Arial" w:cs="Arial" w:eastAsia="Arial" w:hAnsi="Arial"/>
+                <w:sz w:val="18"/>
+                <w:szCs w:val="18"/>
+              </w:rPr>
+              <w:t xml:space="preserve">71 ετών</w:t>
+            </w:r>
+          </w:p>
+          <w:p>
+            <w:pPr>
+              <w:spacing w:after="40"/>
+            </w:pPr>
+            <w:r>
+              <w:rPr>
+                <w:rFonts w:ascii="Courier New" w:cs="Courier New" w:eastAsia="Courier New" w:hAnsi="Courier New"/>
+                <w:color w:val="999999"/>
+                <w:sz w:val="14"/>
+                <w:szCs w:val="14"/>
+              </w:rPr>
+              <w:t xml:space="preserve">20 </w:t>
             </w:r>
             <w:r>
               <w:rPr>
@@ -1404,25 +1208,27 @@
             <w:r>
               <w:rPr>
                 <w:rFonts w:ascii="Arial" w:cs="Arial" w:eastAsia="Arial" w:hAnsi="Arial"/>
-                <w:color w:val="CC0000"/>
-                <w:sz w:val="18"/>
-                <w:szCs w:val="18"/>
-              </w:rPr>
-              <w:t xml:space="preserve">[ΘΥΡΕΟΕΙΔΟΠΑΘΕΙΑ?]</w:t>
-            </w:r>
-          </w:p>
-          <w:p>
-            <w:pPr>
-              <w:spacing w:after="40"/>
-            </w:pPr>
-            <w:r>
-              <w:rPr>
-                <w:rFonts w:ascii="Courier New" w:cs="Courier New" w:eastAsia="Courier New" w:hAnsi="Courier New"/>
-                <w:color w:val="999999"/>
-                <w:sz w:val="14"/>
-                <w:szCs w:val="14"/>
-              </w:rPr>
-              <w:t xml:space="preserve">25 </w:t>
+                <w:b/>
+                <w:bCs/>
+                <w:color w:val="7B2D8E"/>
+                <w:sz w:val="18"/>
+                <w:szCs w:val="18"/>
+              </w:rPr>
+              <w:t xml:space="preserve">ΣΔ ΙΙ</w:t>
+            </w:r>
+          </w:p>
+          <w:p>
+            <w:pPr>
+              <w:spacing w:after="40"/>
+            </w:pPr>
+            <w:r>
+              <w:rPr>
+                <w:rFonts w:ascii="Courier New" w:cs="Courier New" w:eastAsia="Courier New" w:hAnsi="Courier New"/>
+                <w:color w:val="999999"/>
+                <w:sz w:val="14"/>
+                <w:szCs w:val="14"/>
+              </w:rPr>
+              <w:t xml:space="preserve">21 </w:t>
             </w:r>
             <w:r>
               <w:rPr>
@@ -1435,11 +1241,46 @@
             <w:r>
               <w:rPr>
                 <w:rFonts w:ascii="Arial" w:cs="Arial" w:eastAsia="Arial" w:hAnsi="Arial"/>
-                <w:color w:val="CC0000"/>
-                <w:sz w:val="18"/>
-                <w:szCs w:val="18"/>
-              </w:rPr>
-              <w:t xml:space="preserve">[ΥΠΕΡΤΑΣΗ?]</w:t>
+                <w:b/>
+                <w:bCs/>
+                <w:color w:val="7B2D8E"/>
+                <w:sz w:val="18"/>
+                <w:szCs w:val="18"/>
+              </w:rPr>
+              <w:t xml:space="preserve">ΥΠΕΡΛΙΠΙΔΑΙΜΙΑ</w:t>
+            </w:r>
+          </w:p>
+          <w:p>
+            <w:pPr>
+              <w:spacing w:after="40"/>
+            </w:pPr>
+            <w:r>
+              <w:rPr>
+                <w:rFonts w:ascii="Courier New" w:cs="Courier New" w:eastAsia="Courier New" w:hAnsi="Courier New"/>
+                <w:color w:val="999999"/>
+                <w:sz w:val="14"/>
+                <w:szCs w:val="14"/>
+              </w:rPr>
+              <w:t xml:space="preserve">22 </w:t>
+            </w:r>
+            <w:r>
+              <w:rPr>
+                <w:rFonts w:ascii="Arial" w:cs="Arial" w:eastAsia="Arial" w:hAnsi="Arial"/>
+                <w:sz w:val="18"/>
+                <w:szCs w:val="18"/>
+              </w:rPr>
+              <w:t xml:space="preserve">• </w:t>
+            </w:r>
+            <w:r>
+              <w:rPr>
+                <w:rFonts w:ascii="Arial" w:cs="Arial" w:eastAsia="Arial" w:hAnsi="Arial"/>
+                <w:b/>
+                <w:bCs/>
+                <w:color w:val="7B2D8E"/>
+                <w:sz w:val="18"/>
+                <w:szCs w:val="18"/>
+              </w:rPr>
+              <w:t xml:space="preserve">ΟΖΕΚΤΟΜΗ ΘΥΡΕΟΕΙΔΟΥΣ</w:t>
             </w:r>
           </w:p>
         </w:tc>
@@ -1473,29 +1314,51 @@
                 <w:sz w:val="18"/>
                 <w:szCs w:val="18"/>
               </w:rPr>
-              <w:t xml:space="preserve">ΟΙΚΟΓ. ΙΣΤΟΡ. — Ασθενής</w:t>
-            </w:r>
-          </w:p>
-          <w:p>
-            <w:pPr>
-              <w:spacing w:after="40"/>
-            </w:pPr>
-            <w:r>
-              <w:rPr>
-                <w:rFonts w:ascii="Courier New" w:cs="Courier New" w:eastAsia="Courier New" w:hAnsi="Courier New"/>
-                <w:color w:val="999999"/>
-                <w:sz w:val="14"/>
-                <w:szCs w:val="14"/>
-              </w:rPr>
-              <w:t xml:space="preserve">26 </w:t>
-            </w:r>
-            <w:r>
-              <w:rPr>
-                <w:rFonts w:ascii="Arial" w:cs="Arial" w:eastAsia="Arial" w:hAnsi="Arial"/>
-                <w:sz w:val="18"/>
-                <w:szCs w:val="18"/>
-              </w:rPr>
-              <w:t xml:space="preserve">Βλ. Αναμνηστικό</w:t>
+              <w:t xml:space="preserve">ΟΙΚΟΓ. ΙΣΤΟΡ. — Σύζυγος</w:t>
+            </w:r>
+          </w:p>
+          <w:p>
+            <w:pPr>
+              <w:spacing w:after="40"/>
+            </w:pPr>
+            <w:r>
+              <w:rPr>
+                <w:rFonts w:ascii="Courier New" w:cs="Courier New" w:eastAsia="Courier New" w:hAnsi="Courier New"/>
+                <w:color w:val="999999"/>
+                <w:sz w:val="14"/>
+                <w:szCs w:val="14"/>
+              </w:rPr>
+              <w:t xml:space="preserve">23 </w:t>
+            </w:r>
+            <w:r>
+              <w:rPr>
+                <w:rFonts w:ascii="Arial" w:cs="Arial" w:eastAsia="Arial" w:hAnsi="Arial"/>
+                <w:sz w:val="18"/>
+                <w:szCs w:val="18"/>
+              </w:rPr>
+              <w:t xml:space="preserve">46 ετών</w:t>
+            </w:r>
+          </w:p>
+          <w:p>
+            <w:pPr>
+              <w:spacing w:after="40"/>
+            </w:pPr>
+            <w:r>
+              <w:rPr>
+                <w:rFonts w:ascii="Courier New" w:cs="Courier New" w:eastAsia="Courier New" w:hAnsi="Courier New"/>
+                <w:color w:val="999999"/>
+                <w:sz w:val="14"/>
+                <w:szCs w:val="14"/>
+              </w:rPr>
+              <w:t xml:space="preserve">24 </w:t>
+            </w:r>
+            <w:r>
+              <w:rPr>
+                <w:rFonts w:ascii="Arial" w:cs="Arial" w:eastAsia="Arial" w:hAnsi="Arial"/>
+                <w:sz w:val="18"/>
+                <w:szCs w:val="18"/>
+              </w:rPr>
+              <w:t xml:space="preserve">Χωρίς γνωστό ιστορικό</w:t>
             </w:r>
           </w:p>
         </w:tc>
@@ -1597,7 +1460,7 @@
                       <w:sz w:val="14"/>
                       <w:szCs w:val="14"/>
                     </w:rPr>
-                    <w:t xml:space="preserve">27</w:t>
+                    <w:t xml:space="preserve">25</w:t>
                   </w:r>
                 </w:p>
               </w:tc>
@@ -1654,7 +1517,7 @@
                       <w:sz w:val="16"/>
                       <w:szCs w:val="16"/>
                     </w:rPr>
-                    <w:t xml:space="preserve">62 Kgr</w:t>
+                    <w:t xml:space="preserve">105 Kgr</w:t>
                   </w:r>
                 </w:p>
               </w:tc>
@@ -1684,7 +1547,7 @@
                       <w:sz w:val="14"/>
                       <w:szCs w:val="14"/>
                     </w:rPr>
-                    <w:t xml:space="preserve">28</w:t>
+                    <w:t xml:space="preserve">26</w:t>
                   </w:r>
                 </w:p>
               </w:tc>
@@ -1738,19 +1601,10 @@
                   <w:r>
                     <w:rPr>
                       <w:rFonts w:ascii="Arial" w:cs="Arial" w:eastAsia="Arial" w:hAnsi="Arial"/>
-                      <w:color w:val="CC0000"/>
                       <w:sz w:val="16"/>
                       <w:szCs w:val="16"/>
                     </w:rPr>
-                    <w:t xml:space="preserve">[174?]</w:t>
-                  </w:r>
-                  <w:r>
-                    <w:rPr>
-                      <w:rFonts w:ascii="Arial" w:cs="Arial" w:eastAsia="Arial" w:hAnsi="Arial"/>
-                      <w:sz w:val="16"/>
-                      <w:szCs w:val="16"/>
-                    </w:rPr>
-                    <w:t xml:space="preserve"> cm</w:t>
+                    <w:t xml:space="preserve">180 cm</w:t>
                   </w:r>
                 </w:p>
               </w:tc>
@@ -1780,7 +1634,7 @@
                       <w:sz w:val="14"/>
                       <w:szCs w:val="14"/>
                     </w:rPr>
-                    <w:t xml:space="preserve">29</w:t>
+                    <w:t xml:space="preserve">27</w:t>
                   </w:r>
                 </w:p>
               </w:tc>
@@ -1837,7 +1691,7 @@
                       <w:sz w:val="16"/>
                       <w:szCs w:val="16"/>
                     </w:rPr>
-                    <w:t xml:space="preserve">110/70 mmHg</w:t>
+                    <w:t xml:space="preserve">120/75 mmHg</w:t>
                   </w:r>
                 </w:p>
               </w:tc>
@@ -1867,7 +1721,7 @@
                       <w:sz w:val="14"/>
                       <w:szCs w:val="14"/>
                     </w:rPr>
-                    <w:t xml:space="preserve">30</w:t>
+                    <w:t xml:space="preserve">28</w:t>
                   </w:r>
                 </w:p>
               </w:tc>
@@ -1921,19 +1775,10 @@
                   <w:r>
                     <w:rPr>
                       <w:rFonts w:ascii="Arial" w:cs="Arial" w:eastAsia="Arial" w:hAnsi="Arial"/>
-                      <w:color w:val="CC0000"/>
                       <w:sz w:val="16"/>
                       <w:szCs w:val="16"/>
                     </w:rPr>
-                    <w:t xml:space="preserve">[84?]</w:t>
-                  </w:r>
-                  <w:r>
-                    <w:rPr>
-                      <w:rFonts w:ascii="Arial" w:cs="Arial" w:eastAsia="Arial" w:hAnsi="Arial"/>
-                      <w:sz w:val="16"/>
-                      <w:szCs w:val="16"/>
-                    </w:rPr>
-                    <w:t xml:space="preserve">/min</w:t>
+                    <w:t xml:space="preserve">72/min</w:t>
                   </w:r>
                 </w:p>
               </w:tc>
@@ -1963,7 +1808,7 @@
                       <w:sz w:val="14"/>
                       <w:szCs w:val="14"/>
                     </w:rPr>
-                    <w:t xml:space="preserve">31</w:t>
+                    <w:t xml:space="preserve">29</w:t>
                   </w:r>
                 </w:p>
               </w:tc>
@@ -2020,7 +1865,7 @@
                       <w:sz w:val="16"/>
                       <w:szCs w:val="16"/>
                     </w:rPr>
-                    <w:t xml:space="preserve">S1, S2, SR, κφ</w:t>
+                    <w:t xml:space="preserve">S1, S2, SR, αφυσήματα</w:t>
                   </w:r>
                 </w:p>
               </w:tc>
@@ -2050,7 +1895,7 @@
                       <w:sz w:val="14"/>
                       <w:szCs w:val="14"/>
                     </w:rPr>
-                    <w:t xml:space="preserve">32</w:t>
+                    <w:t xml:space="preserve">30</w:t>
                   </w:r>
                 </w:p>
               </w:tc>
@@ -2107,7 +1952,7 @@
                       <w:sz w:val="16"/>
                       <w:szCs w:val="16"/>
                     </w:rPr>
-                    <w:t xml:space="preserve">κφ</w:t>
+                    <w:t xml:space="preserve">ΑΨ κφ</w:t>
                   </w:r>
                 </w:p>
               </w:tc>
@@ -2137,7 +1982,7 @@
                       <w:sz w:val="14"/>
                       <w:szCs w:val="14"/>
                     </w:rPr>
-                    <w:t xml:space="preserve">33</w:t>
+                    <w:t xml:space="preserve">31</w:t>
                   </w:r>
                 </w:p>
               </w:tc>
@@ -2224,7 +2069,7 @@
                       <w:sz w:val="14"/>
                       <w:szCs w:val="14"/>
                     </w:rPr>
-                    <w:t xml:space="preserve">34</w:t>
+                    <w:t xml:space="preserve">32</w:t>
                   </w:r>
                 </w:p>
               </w:tc>
@@ -2254,7 +2099,7 @@
                       <w:sz w:val="16"/>
                       <w:szCs w:val="16"/>
                     </w:rPr>
-                    <w:t xml:space="preserve">Θυρεοειδής</w:t>
+                    <w:t xml:space="preserve">Τενόντια</w:t>
                   </w:r>
                 </w:p>
               </w:tc>
@@ -2278,11 +2123,358 @@
                   <w:r>
                     <w:rPr>
                       <w:rFonts w:ascii="Arial" w:cs="Arial" w:eastAsia="Arial" w:hAnsi="Arial"/>
-                      <w:color w:val="CC0000"/>
                       <w:sz w:val="16"/>
                       <w:szCs w:val="16"/>
                     </w:rPr>
-                    <w:t xml:space="preserve">[ψηλαφητός, κφ?]</w:t>
+                    <w:t xml:space="preserve">κφ</w:t>
+                  </w:r>
+                </w:p>
+              </w:tc>
+            </w:tr>
+            <w:tr>
+              <w:tc>
+                <w:tcPr>
+                  <w:tcW w:type="dxa" w:w="500"/>
+                  <w:tcBorders>
+                    <w:top w:val="single" w:color="999999" w:sz="1"/>
+                    <w:left w:val="single" w:color="999999" w:sz="1"/>
+                    <w:bottom w:val="single" w:color="999999" w:sz="1"/>
+                    <w:right w:val="single" w:color="999999" w:sz="1"/>
+                  </w:tcBorders>
+                  <w:tcMar>
+                    <w:top w:type="dxa" w:w="30"/>
+                    <w:left w:type="dxa" w:w="60"/>
+                    <w:bottom w:type="dxa" w:w="30"/>
+                    <w:right w:type="dxa" w:w="60"/>
+                  </w:tcMar>
+                </w:tcPr>
+                <w:p>
+                  <w:r>
+                    <w:rPr>
+                      <w:rFonts w:ascii="Courier New" w:cs="Courier New" w:eastAsia="Courier New" w:hAnsi="Courier New"/>
+                      <w:color w:val="999999"/>
+                      <w:sz w:val="14"/>
+                      <w:szCs w:val="14"/>
+                    </w:rPr>
+                    <w:t xml:space="preserve">33</w:t>
+                  </w:r>
+                </w:p>
+              </w:tc>
+              <w:tc>
+                <w:tcPr>
+                  <w:tcW w:type="dxa" w:w="2400"/>
+                  <w:tcBorders>
+                    <w:top w:val="single" w:color="999999" w:sz="1"/>
+                    <w:left w:val="single" w:color="999999" w:sz="1"/>
+                    <w:bottom w:val="single" w:color="999999" w:sz="1"/>
+                    <w:right w:val="single" w:color="999999" w:sz="1"/>
+                  </w:tcBorders>
+                  <w:shd w:fill="E8F0F8" w:val="clear"/>
+                  <w:tcMar>
+                    <w:top w:type="dxa" w:w="30"/>
+                    <w:left w:type="dxa" w:w="60"/>
+                    <w:bottom w:type="dxa" w:w="30"/>
+                    <w:right w:type="dxa" w:w="60"/>
+                  </w:tcMar>
+                </w:tcPr>
+                <w:p>
+                  <w:r>
+                    <w:rPr>
+                      <w:rFonts w:ascii="Arial" w:cs="Arial" w:eastAsia="Arial" w:hAnsi="Arial"/>
+                      <w:b/>
+                      <w:bCs/>
+                      <w:sz w:val="16"/>
+                      <w:szCs w:val="16"/>
+                    </w:rPr>
+                    <w:t xml:space="preserve">Θυρεοειδής</w:t>
+                  </w:r>
+                </w:p>
+              </w:tc>
+              <w:tc>
+                <w:tcPr>
+                  <w:tcW w:type="dxa" w:w="5400"/>
+                  <w:tcBorders>
+                    <w:top w:val="single" w:color="999999" w:sz="1"/>
+                    <w:left w:val="single" w:color="999999" w:sz="1"/>
+                    <w:bottom w:val="single" w:color="999999" w:sz="1"/>
+                    <w:right w:val="single" w:color="999999" w:sz="1"/>
+                  </w:tcBorders>
+                  <w:tcMar>
+                    <w:top w:type="dxa" w:w="30"/>
+                    <w:left w:type="dxa" w:w="60"/>
+                    <w:bottom w:type="dxa" w:w="30"/>
+                    <w:right w:type="dxa" w:w="60"/>
+                  </w:tcMar>
+                </w:tcPr>
+                <w:p>
+                  <w:r>
+                    <w:rPr>
+                      <w:rFonts w:ascii="Arial" w:cs="Arial" w:eastAsia="Arial" w:hAnsi="Arial"/>
+                      <w:sz w:val="16"/>
+                      <w:szCs w:val="16"/>
+                    </w:rPr>
+                    <w:t xml:space="preserve">Ευθυρεοειδικός</w:t>
+                  </w:r>
+                </w:p>
+              </w:tc>
+            </w:tr>
+            <w:tr>
+              <w:tc>
+                <w:tcPr>
+                  <w:tcW w:type="dxa" w:w="500"/>
+                  <w:tcBorders>
+                    <w:top w:val="single" w:color="999999" w:sz="1"/>
+                    <w:left w:val="single" w:color="999999" w:sz="1"/>
+                    <w:bottom w:val="single" w:color="999999" w:sz="1"/>
+                    <w:right w:val="single" w:color="999999" w:sz="1"/>
+                  </w:tcBorders>
+                  <w:tcMar>
+                    <w:top w:type="dxa" w:w="30"/>
+                    <w:left w:type="dxa" w:w="60"/>
+                    <w:bottom w:type="dxa" w:w="30"/>
+                    <w:right w:type="dxa" w:w="60"/>
+                  </w:tcMar>
+                </w:tcPr>
+                <w:p>
+                  <w:r>
+                    <w:rPr>
+                      <w:rFonts w:ascii="Courier New" w:cs="Courier New" w:eastAsia="Courier New" w:hAnsi="Courier New"/>
+                      <w:color w:val="999999"/>
+                      <w:sz w:val="14"/>
+                      <w:szCs w:val="14"/>
+                    </w:rPr>
+                    <w:t xml:space="preserve">34</w:t>
+                  </w:r>
+                </w:p>
+              </w:tc>
+              <w:tc>
+                <w:tcPr>
+                  <w:tcW w:type="dxa" w:w="2400"/>
+                  <w:tcBorders>
+                    <w:top w:val="single" w:color="999999" w:sz="1"/>
+                    <w:left w:val="single" w:color="999999" w:sz="1"/>
+                    <w:bottom w:val="single" w:color="999999" w:sz="1"/>
+                    <w:right w:val="single" w:color="999999" w:sz="1"/>
+                  </w:tcBorders>
+                  <w:shd w:fill="E8F0F8" w:val="clear"/>
+                  <w:tcMar>
+                    <w:top w:type="dxa" w:w="30"/>
+                    <w:left w:type="dxa" w:w="60"/>
+                    <w:bottom w:type="dxa" w:w="30"/>
+                    <w:right w:type="dxa" w:w="60"/>
+                  </w:tcMar>
+                </w:tcPr>
+                <w:p>
+                  <w:r>
+                    <w:rPr>
+                      <w:rFonts w:ascii="Arial" w:cs="Arial" w:eastAsia="Arial" w:hAnsi="Arial"/>
+                      <w:b/>
+                      <w:bCs/>
+                      <w:sz w:val="16"/>
+                      <w:szCs w:val="16"/>
+                    </w:rPr>
+                    <w:t xml:space="preserve">Νευρολογικό</w:t>
+                  </w:r>
+                </w:p>
+              </w:tc>
+              <w:tc>
+                <w:tcPr>
+                  <w:tcW w:type="dxa" w:w="5400"/>
+                  <w:tcBorders>
+                    <w:top w:val="single" w:color="999999" w:sz="1"/>
+                    <w:left w:val="single" w:color="999999" w:sz="1"/>
+                    <w:bottom w:val="single" w:color="999999" w:sz="1"/>
+                    <w:right w:val="single" w:color="999999" w:sz="1"/>
+                  </w:tcBorders>
+                  <w:tcMar>
+                    <w:top w:type="dxa" w:w="30"/>
+                    <w:left w:type="dxa" w:w="60"/>
+                    <w:bottom w:type="dxa" w:w="30"/>
+                    <w:right w:type="dxa" w:w="60"/>
+                  </w:tcMar>
+                </w:tcPr>
+                <w:p>
+                  <w:r>
+                    <w:rPr>
+                      <w:rFonts w:ascii="Arial" w:cs="Arial" w:eastAsia="Arial" w:hAnsi="Arial"/>
+                      <w:sz w:val="16"/>
+                      <w:szCs w:val="16"/>
+                    </w:rPr>
+                    <w:t xml:space="preserve">κφ</w:t>
+                  </w:r>
+                </w:p>
+              </w:tc>
+            </w:tr>
+            <w:tr>
+              <w:tc>
+                <w:tcPr>
+                  <w:tcW w:type="dxa" w:w="500"/>
+                  <w:tcBorders>
+                    <w:top w:val="single" w:color="999999" w:sz="1"/>
+                    <w:left w:val="single" w:color="999999" w:sz="1"/>
+                    <w:bottom w:val="single" w:color="999999" w:sz="1"/>
+                    <w:right w:val="single" w:color="999999" w:sz="1"/>
+                  </w:tcBorders>
+                  <w:tcMar>
+                    <w:top w:type="dxa" w:w="30"/>
+                    <w:left w:type="dxa" w:w="60"/>
+                    <w:bottom w:type="dxa" w:w="30"/>
+                    <w:right w:type="dxa" w:w="60"/>
+                  </w:tcMar>
+                </w:tcPr>
+                <w:p>
+                  <w:r>
+                    <w:rPr>
+                      <w:rFonts w:ascii="Courier New" w:cs="Courier New" w:eastAsia="Courier New" w:hAnsi="Courier New"/>
+                      <w:color w:val="999999"/>
+                      <w:sz w:val="14"/>
+                      <w:szCs w:val="14"/>
+                    </w:rPr>
+                    <w:t xml:space="preserve">35</w:t>
+                  </w:r>
+                </w:p>
+              </w:tc>
+              <w:tc>
+                <w:tcPr>
+                  <w:tcW w:type="dxa" w:w="2400"/>
+                  <w:tcBorders>
+                    <w:top w:val="single" w:color="999999" w:sz="1"/>
+                    <w:left w:val="single" w:color="999999" w:sz="1"/>
+                    <w:bottom w:val="single" w:color="999999" w:sz="1"/>
+                    <w:right w:val="single" w:color="999999" w:sz="1"/>
+                  </w:tcBorders>
+                  <w:shd w:fill="E8F0F8" w:val="clear"/>
+                  <w:tcMar>
+                    <w:top w:type="dxa" w:w="30"/>
+                    <w:left w:type="dxa" w:w="60"/>
+                    <w:bottom w:type="dxa" w:w="30"/>
+                    <w:right w:type="dxa" w:w="60"/>
+                  </w:tcMar>
+                </w:tcPr>
+                <w:p>
+                  <w:r>
+                    <w:rPr>
+                      <w:rFonts w:ascii="Arial" w:cs="Arial" w:eastAsia="Arial" w:hAnsi="Arial"/>
+                      <w:b/>
+                      <w:bCs/>
+                      <w:sz w:val="16"/>
+                      <w:szCs w:val="16"/>
+                    </w:rPr>
+                    <w:t xml:space="preserve">Αγγεία</w:t>
+                  </w:r>
+                </w:p>
+              </w:tc>
+              <w:tc>
+                <w:tcPr>
+                  <w:tcW w:type="dxa" w:w="5400"/>
+                  <w:tcBorders>
+                    <w:top w:val="single" w:color="999999" w:sz="1"/>
+                    <w:left w:val="single" w:color="999999" w:sz="1"/>
+                    <w:bottom w:val="single" w:color="999999" w:sz="1"/>
+                    <w:right w:val="single" w:color="999999" w:sz="1"/>
+                  </w:tcBorders>
+                  <w:tcMar>
+                    <w:top w:type="dxa" w:w="30"/>
+                    <w:left w:type="dxa" w:w="60"/>
+                    <w:bottom w:type="dxa" w:w="30"/>
+                    <w:right w:type="dxa" w:w="60"/>
+                  </w:tcMar>
+                </w:tcPr>
+                <w:p>
+                  <w:r>
+                    <w:rPr>
+                      <w:rFonts w:ascii="Arial" w:cs="Arial" w:eastAsia="Arial" w:hAnsi="Arial"/>
+                      <w:sz w:val="16"/>
+                      <w:szCs w:val="16"/>
+                    </w:rPr>
+                    <w:t xml:space="preserve">κφ</w:t>
+                  </w:r>
+                </w:p>
+              </w:tc>
+            </w:tr>
+            <w:tr>
+              <w:tc>
+                <w:tcPr>
+                  <w:tcW w:type="dxa" w:w="500"/>
+                  <w:tcBorders>
+                    <w:top w:val="single" w:color="999999" w:sz="1"/>
+                    <w:left w:val="single" w:color="999999" w:sz="1"/>
+                    <w:bottom w:val="single" w:color="999999" w:sz="1"/>
+                    <w:right w:val="single" w:color="999999" w:sz="1"/>
+                  </w:tcBorders>
+                  <w:tcMar>
+                    <w:top w:type="dxa" w:w="30"/>
+                    <w:left w:type="dxa" w:w="60"/>
+                    <w:bottom w:type="dxa" w:w="30"/>
+                    <w:right w:type="dxa" w:w="60"/>
+                  </w:tcMar>
+                </w:tcPr>
+                <w:p>
+                  <w:r>
+                    <w:rPr>
+                      <w:rFonts w:ascii="Courier New" w:cs="Courier New" w:eastAsia="Courier New" w:hAnsi="Courier New"/>
+                      <w:color w:val="999999"/>
+                      <w:sz w:val="14"/>
+                      <w:szCs w:val="14"/>
+                    </w:rPr>
+                    <w:t xml:space="preserve">36</w:t>
+                  </w:r>
+                </w:p>
+              </w:tc>
+              <w:tc>
+                <w:tcPr>
+                  <w:tcW w:type="dxa" w:w="2400"/>
+                  <w:tcBorders>
+                    <w:top w:val="single" w:color="999999" w:sz="1"/>
+                    <w:left w:val="single" w:color="999999" w:sz="1"/>
+                    <w:bottom w:val="single" w:color="999999" w:sz="1"/>
+                    <w:right w:val="single" w:color="999999" w:sz="1"/>
+                  </w:tcBorders>
+                  <w:shd w:fill="E8F0F8" w:val="clear"/>
+                  <w:tcMar>
+                    <w:top w:type="dxa" w:w="30"/>
+                    <w:left w:type="dxa" w:w="60"/>
+                    <w:bottom w:type="dxa" w:w="30"/>
+                    <w:right w:type="dxa" w:w="60"/>
+                  </w:tcMar>
+                </w:tcPr>
+                <w:p>
+                  <w:r>
+                    <w:rPr>
+                      <w:rFonts w:ascii="Arial" w:cs="Arial" w:eastAsia="Arial" w:hAnsi="Arial"/>
+                      <w:b/>
+                      <w:bCs/>
+                      <w:sz w:val="16"/>
+                      <w:szCs w:val="16"/>
+                    </w:rPr>
+                    <w:t xml:space="preserve">Οιδήματα</w:t>
+                  </w:r>
+                </w:p>
+              </w:tc>
+              <w:tc>
+                <w:tcPr>
+                  <w:tcW w:type="dxa" w:w="5400"/>
+                  <w:tcBorders>
+                    <w:top w:val="single" w:color="999999" w:sz="1"/>
+                    <w:left w:val="single" w:color="999999" w:sz="1"/>
+                    <w:bottom w:val="single" w:color="999999" w:sz="1"/>
+                    <w:right w:val="single" w:color="999999" w:sz="1"/>
+                  </w:tcBorders>
+                  <w:tcMar>
+                    <w:top w:type="dxa" w:w="30"/>
+                    <w:left w:type="dxa" w:w="60"/>
+                    <w:bottom w:type="dxa" w:w="30"/>
+                    <w:right w:type="dxa" w:w="60"/>
+                  </w:tcMar>
+                </w:tcPr>
+                <w:p>
+                  <w:r>
+                    <w:rPr>
+                      <w:rFonts w:ascii="Arial" w:cs="Arial" w:eastAsia="Arial" w:hAnsi="Arial"/>
+                      <w:sz w:val="16"/>
+                      <w:szCs w:val="16"/>
+                    </w:rPr>
+                    <w:t xml:space="preserve">ΠΔΚ</w:t>
                   </w:r>
                 </w:p>
               </w:tc>
@@ -2357,17 +2549,414 @@
                 <w:sz w:val="14"/>
                 <w:szCs w:val="14"/>
               </w:rPr>
-              <w:t xml:space="preserve">35 </w:t>
-            </w:r>
-            <w:r>
-              <w:rPr>
-                <w:rFonts w:ascii="Arial" w:cs="Arial" w:eastAsia="Arial" w:hAnsi="Arial"/>
-                <w:i/>
-                <w:iCs/>
-                <w:sz w:val="18"/>
-                <w:szCs w:val="18"/>
-              </w:rPr>
-              <w:t xml:space="preserve">Δεν υπάρχουν εργαστ. αποτελέσματα — παραγγελία εξετάσεων (βλ. Οδηγίες)</w:t>
+              <w:t xml:space="preserve">37 </w:t>
+            </w:r>
+            <w:r>
+              <w:rPr>
+                <w:rFonts w:ascii="Arial" w:cs="Arial" w:eastAsia="Arial" w:hAnsi="Arial"/>
+                <w:b/>
+                <w:bCs/>
+                <w:sz w:val="18"/>
+                <w:szCs w:val="18"/>
+              </w:rPr>
+              <w:t xml:space="preserve">CT ΘΩΡΑΚΟΣ (24/11/2021)</w:t>
+            </w:r>
+          </w:p>
+          <w:p>
+            <w:pPr>
+              <w:spacing w:after="40"/>
+            </w:pPr>
+            <w:r>
+              <w:rPr>
+                <w:rFonts w:ascii="Courier New" w:cs="Courier New" w:eastAsia="Courier New" w:hAnsi="Courier New"/>
+                <w:color w:val="999999"/>
+                <w:sz w:val="14"/>
+                <w:szCs w:val="14"/>
+              </w:rPr>
+              <w:t xml:space="preserve">38 </w:t>
+            </w:r>
+            <w:r>
+              <w:rPr>
+                <w:rFonts w:ascii="Arial" w:cs="Arial" w:eastAsia="Arial" w:hAnsi="Arial"/>
+                <w:sz w:val="18"/>
+                <w:szCs w:val="18"/>
+              </w:rPr>
+              <w:t xml:space="preserve">• Οζώδους μορφολογίας με ανομοιογενείς πυκνότητες, μόρφωμα στο ανώτερο πρόσθιο μεσοθωράκιο, προσθίως της τραχείας (d: 37x23mm) — πιθανώς καταδυόμενος όζος</w:t>
+            </w:r>
+          </w:p>
+          <w:p>
+            <w:pPr>
+              <w:spacing w:after="40"/>
+            </w:pPr>
+            <w:r>
+              <w:rPr>
+                <w:rFonts w:ascii="Courier New" w:cs="Courier New" w:eastAsia="Courier New" w:hAnsi="Courier New"/>
+                <w:color w:val="999999"/>
+                <w:sz w:val="14"/>
+                <w:szCs w:val="14"/>
+              </w:rPr>
+              <w:t xml:space="preserve">39 </w:t>
+            </w:r>
+            <w:r>
+              <w:rPr>
+                <w:rFonts w:ascii="Arial" w:cs="Arial" w:eastAsia="Arial" w:hAnsi="Arial"/>
+                <w:sz w:val="18"/>
+                <w:szCs w:val="18"/>
+              </w:rPr>
+              <w:t xml:space="preserve">• Διόγκωση του θυρεοειδούς → ΣΥΣΤΑΣΗ για ECHO</w:t>
+            </w:r>
+          </w:p>
+          <w:p>
+            <w:pPr>
+              <w:spacing w:after="40"/>
+            </w:pPr>
+            <w:r>
+              <w:rPr>
+                <w:rFonts w:ascii="Courier New" w:cs="Courier New" w:eastAsia="Courier New" w:hAnsi="Courier New"/>
+                <w:color w:val="999999"/>
+                <w:sz w:val="14"/>
+                <w:szCs w:val="14"/>
+              </w:rPr>
+              <w:t xml:space="preserve">40 </w:t>
+            </w:r>
+            <w:r>
+              <w:rPr>
+                <w:rFonts w:ascii="Arial" w:cs="Arial" w:eastAsia="Arial" w:hAnsi="Arial"/>
+                <w:sz w:val="18"/>
+                <w:szCs w:val="18"/>
+              </w:rPr>
+              <w:t xml:space="preserve">• Εμβαλωματικού χαρακτήρα, μικρής έκτασης, διηθητικές περιοχές με εικόνα θαμβής υάλου, διάσπαρτα σε αμφότερους τους πνεύμονες, με συρροή στα οπίσθια τμήματα κάτω λοβών (μεγαλύτερου βαθμού ΔΕ)</w:t>
+            </w:r>
+          </w:p>
+          <w:p>
+            <w:pPr>
+              <w:spacing w:after="40"/>
+            </w:pPr>
+            <w:r>
+              <w:rPr>
+                <w:rFonts w:ascii="Courier New" w:cs="Courier New" w:eastAsia="Courier New" w:hAnsi="Courier New"/>
+                <w:color w:val="999999"/>
+                <w:sz w:val="14"/>
+                <w:szCs w:val="14"/>
+              </w:rPr>
+              <w:t xml:space="preserve">41 </w:t>
+            </w:r>
+            <w:r>
+              <w:rPr>
+                <w:rFonts w:ascii="Arial" w:cs="Arial" w:eastAsia="Arial" w:hAnsi="Arial"/>
+                <w:sz w:val="18"/>
+                <w:szCs w:val="18"/>
+              </w:rPr>
+              <w:t xml:space="preserve">• Μικρές, υποχιλιοστιακές, γραμμοειδούς μορφολογίας </w:t>
+            </w:r>
+            <w:r>
+              <w:rPr>
+                <w:rFonts w:ascii="Arial" w:cs="Arial" w:eastAsia="Arial" w:hAnsi="Arial"/>
+                <w:b/>
+                <w:bCs/>
+                <w:color w:val="7B2D8E"/>
+                <w:sz w:val="18"/>
+                <w:szCs w:val="18"/>
+              </w:rPr>
+              <w:t xml:space="preserve">ΑΤΕΛΕΚΤΑΣΙΕΣ</w:t>
+            </w:r>
+            <w:r>
+              <w:rPr>
+                <w:rFonts w:ascii="Arial" w:cs="Arial" w:eastAsia="Arial" w:hAnsi="Arial"/>
+                <w:sz w:val="18"/>
+                <w:szCs w:val="18"/>
+              </w:rPr>
+              <w:t xml:space="preserve"> στα πρόσθια τμήματα πνευμόνων</w:t>
+            </w:r>
+          </w:p>
+          <w:p>
+            <w:pPr>
+              <w:spacing w:after="40"/>
+            </w:pPr>
+            <w:r>
+              <w:rPr>
+                <w:rFonts w:ascii="Courier New" w:cs="Courier New" w:eastAsia="Courier New" w:hAnsi="Courier New"/>
+                <w:color w:val="999999"/>
+                <w:sz w:val="14"/>
+                <w:szCs w:val="14"/>
+              </w:rPr>
+              <w:t xml:space="preserve">42 </w:t>
+            </w:r>
+            <w:r>
+              <w:rPr>
+                <w:rFonts w:ascii="Arial" w:cs="Arial" w:eastAsia="Arial" w:hAnsi="Arial"/>
+                <w:sz w:val="18"/>
+                <w:szCs w:val="18"/>
+              </w:rPr>
+              <w:t xml:space="preserve">• Ανύψωση ΔΕ σκέλους διαφράγματος</w:t>
+            </w:r>
+          </w:p>
+          <w:p>
+            <w:pPr>
+              <w:spacing w:after="40"/>
+            </w:pPr>
+            <w:r>
+              <w:rPr>
+                <w:rFonts w:ascii="Courier New" w:cs="Courier New" w:eastAsia="Courier New" w:hAnsi="Courier New"/>
+                <w:color w:val="999999"/>
+                <w:sz w:val="14"/>
+                <w:szCs w:val="14"/>
+              </w:rPr>
+              <w:t xml:space="preserve">43 </w:t>
+            </w:r>
+            <w:r>
+              <w:rPr>
+                <w:rFonts w:ascii="Arial" w:cs="Arial" w:eastAsia="Arial" w:hAnsi="Arial"/>
+                <w:sz w:val="18"/>
+                <w:szCs w:val="18"/>
+              </w:rPr>
+              <w:t xml:space="preserve">• Ηπατική αλλοίωση (d: 1,2cm) στον ΔΕ λοβό</w:t>
+            </w:r>
+          </w:p>
+          <w:p>
+            <w:pPr>
+              <w:spacing w:after="40"/>
+            </w:pPr>
+            <w:r>
+              <w:rPr>
+                <w:rFonts w:ascii="Courier New" w:cs="Courier New" w:eastAsia="Courier New" w:hAnsi="Courier New"/>
+                <w:color w:val="999999"/>
+                <w:sz w:val="14"/>
+                <w:szCs w:val="14"/>
+              </w:rPr>
+              <w:t xml:space="preserve">44 </w:t>
+            </w:r>
+            <w:r>
+              <w:rPr>
+                <w:rFonts w:ascii="Arial" w:cs="Arial" w:eastAsia="Arial" w:hAnsi="Arial"/>
+                <w:sz w:val="18"/>
+                <w:szCs w:val="18"/>
+              </w:rPr>
+              <w:t xml:space="preserve">• Λοιπά κφ</w:t>
+            </w:r>
+          </w:p>
+          <w:p>
+            <w:pPr>
+              <w:spacing w:after="0" w:before="60"/>
+            </w:pPr>
+          </w:p>
+          <w:p>
+            <w:pPr>
+              <w:spacing w:after="40"/>
+            </w:pPr>
+            <w:r>
+              <w:rPr>
+                <w:rFonts w:ascii="Courier New" w:cs="Courier New" w:eastAsia="Courier New" w:hAnsi="Courier New"/>
+                <w:color w:val="999999"/>
+                <w:sz w:val="14"/>
+                <w:szCs w:val="14"/>
+              </w:rPr>
+              <w:t xml:space="preserve">45 </w:t>
+            </w:r>
+            <w:r>
+              <w:rPr>
+                <w:rFonts w:ascii="Arial" w:cs="Arial" w:eastAsia="Arial" w:hAnsi="Arial"/>
+                <w:b/>
+                <w:bCs/>
+                <w:sz w:val="18"/>
+                <w:szCs w:val="18"/>
+              </w:rPr>
+              <w:t xml:space="preserve">ECHO ΘΥΡΕΟΕΙΔΟΥΣ (26/11/2021)</w:t>
+            </w:r>
+          </w:p>
+          <w:p>
+            <w:pPr>
+              <w:spacing w:after="40"/>
+            </w:pPr>
+            <w:r>
+              <w:rPr>
+                <w:rFonts w:ascii="Courier New" w:cs="Courier New" w:eastAsia="Courier New" w:hAnsi="Courier New"/>
+                <w:color w:val="999999"/>
+                <w:sz w:val="14"/>
+                <w:szCs w:val="14"/>
+              </w:rPr>
+              <w:t xml:space="preserve">46 </w:t>
+            </w:r>
+            <w:r>
+              <w:rPr>
+                <w:rFonts w:ascii="Arial" w:cs="Arial" w:eastAsia="Arial" w:hAnsi="Arial"/>
+                <w:sz w:val="18"/>
+                <w:szCs w:val="18"/>
+              </w:rPr>
+              <w:t xml:space="preserve">• Ευμέγεθες, ελλειπτικού σχήματος, ομαλής παρυφής, ελαφρώς υποηχοϊκό μόρφωμα με μικρές κυστικές εκφυλίσεις και υποηχοϊκή αφοριστική άλω (d: 42,4x38,5x21mm)</w:t>
+            </w:r>
+          </w:p>
+          <w:p>
+            <w:pPr>
+              <w:spacing w:after="40"/>
+            </w:pPr>
+            <w:r>
+              <w:rPr>
+                <w:rFonts w:ascii="Courier New" w:cs="Courier New" w:eastAsia="Courier New" w:hAnsi="Courier New"/>
+                <w:color w:val="999999"/>
+                <w:sz w:val="14"/>
+                <w:szCs w:val="14"/>
+              </w:rPr>
+              <w:t xml:space="preserve">47 </w:t>
+            </w:r>
+            <w:r>
+              <w:rPr>
+                <w:rFonts w:ascii="Arial" w:cs="Arial" w:eastAsia="Arial" w:hAnsi="Arial"/>
+                <w:sz w:val="18"/>
+                <w:szCs w:val="18"/>
+              </w:rPr>
+              <w:t xml:space="preserve">• Πιθανό </w:t>
+            </w:r>
+            <w:r>
+              <w:rPr>
+                <w:rFonts w:ascii="Arial" w:cs="Arial" w:eastAsia="Arial" w:hAnsi="Arial"/>
+                <w:b/>
+                <w:bCs/>
+                <w:color w:val="7B2D8E"/>
+                <w:sz w:val="18"/>
+                <w:szCs w:val="18"/>
+              </w:rPr>
+              <w:t xml:space="preserve">ΑΔΕΝΩΜΑ ΘΥΡΕΟΕΙΔΟΥΣ</w:t>
+            </w:r>
+            <w:r>
+              <w:rPr>
+                <w:rFonts w:ascii="Arial" w:cs="Arial" w:eastAsia="Arial" w:hAnsi="Arial"/>
+                <w:sz w:val="18"/>
+                <w:szCs w:val="18"/>
+              </w:rPr>
+              <w:t xml:space="preserve"> εκφύεται από κάτω πόλο ΔΕ λοβού, αναπτύσσεται εγκάρσια έμπροσθεν τραχείας, υπεράνω Ισθμού σε ουραία ανώτερη μεσοθωρακική διεύθυνση</w:t>
+            </w:r>
+          </w:p>
+          <w:p>
+            <w:pPr>
+              <w:spacing w:after="40"/>
+            </w:pPr>
+            <w:r>
+              <w:rPr>
+                <w:rFonts w:ascii="Courier New" w:cs="Courier New" w:eastAsia="Courier New" w:hAnsi="Courier New"/>
+                <w:color w:val="999999"/>
+                <w:sz w:val="14"/>
+                <w:szCs w:val="14"/>
+              </w:rPr>
+              <w:t xml:space="preserve">48 </w:t>
+            </w:r>
+            <w:r>
+              <w:rPr>
+                <w:rFonts w:ascii="Arial" w:cs="Arial" w:eastAsia="Arial" w:hAnsi="Arial"/>
+                <w:sz w:val="18"/>
+                <w:szCs w:val="18"/>
+              </w:rPr>
+              <w:t xml:space="preserve">• Σε γειτονία με ΔΕ κοινή καρωτίδα αρτηρία — σε επαφή με ικανού εύρους αρτηριακά και φλεβικά στελέχη</w:t>
+            </w:r>
+          </w:p>
+          <w:p>
+            <w:pPr>
+              <w:spacing w:after="40"/>
+            </w:pPr>
+            <w:r>
+              <w:rPr>
+                <w:rFonts w:ascii="Courier New" w:cs="Courier New" w:eastAsia="Courier New" w:hAnsi="Courier New"/>
+                <w:color w:val="999999"/>
+                <w:sz w:val="14"/>
+                <w:szCs w:val="14"/>
+              </w:rPr>
+              <w:t xml:space="preserve">49 </w:t>
+            </w:r>
+            <w:r>
+              <w:rPr>
+                <w:rFonts w:ascii="Arial" w:cs="Arial" w:eastAsia="Arial" w:hAnsi="Arial"/>
+                <w:sz w:val="18"/>
+                <w:szCs w:val="18"/>
+              </w:rPr>
+              <w:t xml:space="preserve">• Ανομοιογενές, υποηχοϊκότερο και λίγο αγγειοβριθές θυρεοειδικό στρώμα</w:t>
+            </w:r>
+          </w:p>
+          <w:p>
+            <w:pPr>
+              <w:spacing w:after="40"/>
+            </w:pPr>
+            <w:r>
+              <w:rPr>
+                <w:rFonts w:ascii="Courier New" w:cs="Courier New" w:eastAsia="Courier New" w:hAnsi="Courier New"/>
+                <w:color w:val="999999"/>
+                <w:sz w:val="14"/>
+                <w:szCs w:val="14"/>
+              </w:rPr>
+              <w:t xml:space="preserve">50 </w:t>
+            </w:r>
+            <w:r>
+              <w:rPr>
+                <w:rFonts w:ascii="Arial" w:cs="Arial" w:eastAsia="Arial" w:hAnsi="Arial"/>
+                <w:sz w:val="18"/>
+                <w:szCs w:val="18"/>
+              </w:rPr>
+              <w:t xml:space="preserve">• Υπερηχοϊκός, αφοριζόμενος, υποαγγειούμενος όζος (d: 10,1x5,3mm) στο μέσο 3/μόριο ΔΕ λοβού</w:t>
+            </w:r>
+          </w:p>
+          <w:p>
+            <w:pPr>
+              <w:spacing w:after="40"/>
+            </w:pPr>
+            <w:r>
+              <w:rPr>
+                <w:rFonts w:ascii="Courier New" w:cs="Courier New" w:eastAsia="Courier New" w:hAnsi="Courier New"/>
+                <w:color w:val="999999"/>
+                <w:sz w:val="14"/>
+                <w:szCs w:val="14"/>
+              </w:rPr>
+              <w:t xml:space="preserve">51 </w:t>
+            </w:r>
+            <w:r>
+              <w:rPr>
+                <w:rFonts w:ascii="Arial" w:cs="Arial" w:eastAsia="Arial" w:hAnsi="Arial"/>
+                <w:sz w:val="18"/>
+                <w:szCs w:val="18"/>
+              </w:rPr>
+              <w:t xml:space="preserve">• Τοπική οπίσθια ύβωση στρώματος στο κάτω ημιμόριο ΔΕ λοβού (d: 8,3x4,6mm) — ΔΔ: οπίσθιος εξωφυτικός ισοηχοϊκός όζος</w:t>
+            </w:r>
+          </w:p>
+          <w:p>
+            <w:pPr>
+              <w:spacing w:after="40"/>
+            </w:pPr>
+            <w:r>
+              <w:rPr>
+                <w:rFonts w:ascii="Courier New" w:cs="Courier New" w:eastAsia="Courier New" w:hAnsi="Courier New"/>
+                <w:color w:val="999999"/>
+                <w:sz w:val="14"/>
+                <w:szCs w:val="14"/>
+              </w:rPr>
+              <w:t xml:space="preserve">52 </w:t>
+            </w:r>
+            <w:r>
+              <w:rPr>
+                <w:rFonts w:ascii="Arial" w:cs="Arial" w:eastAsia="Arial" w:hAnsi="Arial"/>
+                <w:sz w:val="18"/>
+                <w:szCs w:val="18"/>
+              </w:rPr>
+              <w:t xml:space="preserve">• Διαστάσεις (χωρίς καταδυόμενο όζο): 39,3x17,9x14,7mm / V: 5,4cm³ — 37,4x18x16,8mm / V: 5,9cm³</w:t>
+            </w:r>
+          </w:p>
+          <w:p>
+            <w:pPr>
+              <w:spacing w:after="40"/>
+            </w:pPr>
+            <w:r>
+              <w:rPr>
+                <w:rFonts w:ascii="Courier New" w:cs="Courier New" w:eastAsia="Courier New" w:hAnsi="Courier New"/>
+                <w:color w:val="999999"/>
+                <w:sz w:val="14"/>
+                <w:szCs w:val="14"/>
+              </w:rPr>
+              <w:t xml:space="preserve">53 </w:t>
+            </w:r>
+            <w:r>
+              <w:rPr>
+                <w:rFonts w:ascii="Arial" w:cs="Arial" w:eastAsia="Arial" w:hAnsi="Arial"/>
+                <w:sz w:val="18"/>
+                <w:szCs w:val="18"/>
+              </w:rPr>
+              <w:t xml:space="preserve">• Λοιπά κφ</w:t>
             </w:r>
           </w:p>
         </w:tc>
@@ -2438,132 +3027,59 @@
                 <w:sz w:val="14"/>
                 <w:szCs w:val="14"/>
               </w:rPr>
-              <w:t xml:space="preserve">36 </w:t>
-            </w:r>
-            <w:r>
-              <w:rPr>
-                <w:rFonts w:ascii="Arial" w:cs="Arial" w:eastAsia="Arial" w:hAnsi="Arial"/>
-                <w:sz w:val="18"/>
-                <w:szCs w:val="18"/>
-              </w:rPr>
-              <w:t xml:space="preserve">① Αιματολογικές εξετάσεις: TSH, FT4, FT3</w:t>
-            </w:r>
-          </w:p>
-          <w:p>
-            <w:pPr>
-              <w:spacing w:after="40"/>
-            </w:pPr>
-            <w:r>
-              <w:rPr>
-                <w:rFonts w:ascii="Courier New" w:cs="Courier New" w:eastAsia="Courier New" w:hAnsi="Courier New"/>
-                <w:color w:val="999999"/>
-                <w:sz w:val="14"/>
-                <w:szCs w:val="14"/>
-              </w:rPr>
-              <w:t xml:space="preserve">37 </w:t>
-            </w:r>
-            <w:r>
-              <w:rPr>
-                <w:rFonts w:ascii="Arial" w:cs="Arial" w:eastAsia="Arial" w:hAnsi="Arial"/>
-                <w:sz w:val="18"/>
-                <w:szCs w:val="18"/>
-              </w:rPr>
-              <w:t xml:space="preserve">② Τεστοστερόνη</w:t>
-            </w:r>
-            <w:r>
-              <w:rPr>
-                <w:rFonts w:ascii="Arial" w:cs="Arial" w:eastAsia="Arial" w:hAnsi="Arial"/>
-                <w:color w:val="CC0000"/>
-                <w:sz w:val="18"/>
-                <w:szCs w:val="18"/>
-              </w:rPr>
-              <w:t xml:space="preserve">[, DHEA-S?]</w:t>
-            </w:r>
-            <w:r>
-              <w:rPr>
-                <w:rFonts w:ascii="Arial" w:cs="Arial" w:eastAsia="Arial" w:hAnsi="Arial"/>
-                <w:color w:val="CC0000"/>
-                <w:sz w:val="18"/>
-                <w:szCs w:val="18"/>
-              </w:rPr>
-              <w:t xml:space="preserve">[, SHBG?]</w:t>
-            </w:r>
-          </w:p>
-          <w:p>
-            <w:pPr>
-              <w:spacing w:after="40"/>
-            </w:pPr>
-            <w:r>
-              <w:rPr>
-                <w:rFonts w:ascii="Courier New" w:cs="Courier New" w:eastAsia="Courier New" w:hAnsi="Courier New"/>
-                <w:color w:val="999999"/>
-                <w:sz w:val="14"/>
-                <w:szCs w:val="14"/>
-              </w:rPr>
-              <w:t xml:space="preserve">38 </w:t>
-            </w:r>
-            <w:r>
-              <w:rPr>
-                <w:rFonts w:ascii="Arial" w:cs="Arial" w:eastAsia="Arial" w:hAnsi="Arial"/>
-                <w:sz w:val="18"/>
-                <w:szCs w:val="18"/>
-              </w:rPr>
-              <w:t xml:space="preserve">③ Κορτιζόλη 8πμ</w:t>
-            </w:r>
-            <w:r>
-              <w:rPr>
-                <w:rFonts w:ascii="Arial" w:cs="Arial" w:eastAsia="Arial" w:hAnsi="Arial"/>
-                <w:color w:val="CC0000"/>
-                <w:sz w:val="18"/>
-                <w:szCs w:val="18"/>
-              </w:rPr>
-              <w:t xml:space="preserve">[, Προλακτίνη?]</w:t>
-            </w:r>
-          </w:p>
-          <w:p>
-            <w:pPr>
-              <w:spacing w:after="40"/>
-            </w:pPr>
-            <w:r>
-              <w:rPr>
-                <w:rFonts w:ascii="Courier New" w:cs="Courier New" w:eastAsia="Courier New" w:hAnsi="Courier New"/>
-                <w:color w:val="999999"/>
-                <w:sz w:val="14"/>
-                <w:szCs w:val="14"/>
-              </w:rPr>
-              <w:t xml:space="preserve">39 </w:t>
-            </w:r>
-            <w:r>
-              <w:rPr>
-                <w:rFonts w:ascii="Arial" w:cs="Arial" w:eastAsia="Arial" w:hAnsi="Arial"/>
-                <w:color w:val="CC0000"/>
-                <w:sz w:val="18"/>
-                <w:szCs w:val="18"/>
-              </w:rPr>
-              <w:t xml:space="preserve">[④ 17-OH Προγεστερόνη?]</w:t>
-            </w:r>
-          </w:p>
-          <w:p>
-            <w:pPr>
-              <w:spacing w:after="40"/>
-            </w:pPr>
-            <w:r>
-              <w:rPr>
-                <w:rFonts w:ascii="Courier New" w:cs="Courier New" w:eastAsia="Courier New" w:hAnsi="Courier New"/>
-                <w:color w:val="999999"/>
-                <w:sz w:val="14"/>
-                <w:szCs w:val="14"/>
-              </w:rPr>
-              <w:t xml:space="preserve">40 </w:t>
-            </w:r>
-            <w:r>
-              <w:rPr>
-                <w:rFonts w:ascii="Arial" w:cs="Arial" w:eastAsia="Arial" w:hAnsi="Arial"/>
-                <w:color w:val="CC0000"/>
-                <w:sz w:val="18"/>
-                <w:szCs w:val="18"/>
-              </w:rPr>
-              <w:t xml:space="preserve">[⑤ Γενική αίματος, Βιοχημικός έλεγχος?]</w:t>
+              <w:t xml:space="preserve">54 </w:t>
+            </w:r>
+            <w:r>
+              <w:rPr>
+                <w:rFonts w:ascii="Arial" w:cs="Arial" w:eastAsia="Arial" w:hAnsi="Arial"/>
+                <w:sz w:val="18"/>
+                <w:szCs w:val="18"/>
+              </w:rPr>
+              <w:t xml:space="preserve">① SCANNING ΘΥΡΕΟΕΙΔΟΥΣ</w:t>
+            </w:r>
+          </w:p>
+          <w:p>
+            <w:pPr>
+              <w:spacing w:after="40"/>
+            </w:pPr>
+            <w:r>
+              <w:rPr>
+                <w:rFonts w:ascii="Courier New" w:cs="Courier New" w:eastAsia="Courier New" w:hAnsi="Courier New"/>
+                <w:color w:val="999999"/>
+                <w:sz w:val="14"/>
+                <w:szCs w:val="14"/>
+              </w:rPr>
+              <w:t xml:space="preserve">55 </w:t>
+            </w:r>
+            <w:r>
+              <w:rPr>
+                <w:rFonts w:ascii="Arial" w:cs="Arial" w:eastAsia="Arial" w:hAnsi="Arial"/>
+                <w:sz w:val="18"/>
+                <w:szCs w:val="18"/>
+              </w:rPr>
+              <w:t xml:space="preserve">② TSH, FT4, FT3, Abs, CT, CEA</w:t>
+            </w:r>
+          </w:p>
+          <w:p>
+            <w:pPr>
+              <w:spacing w:after="40"/>
+            </w:pPr>
+            <w:r>
+              <w:rPr>
+                <w:rFonts w:ascii="Courier New" w:cs="Courier New" w:eastAsia="Courier New" w:hAnsi="Courier New"/>
+                <w:color w:val="999999"/>
+                <w:sz w:val="14"/>
+                <w:szCs w:val="14"/>
+              </w:rPr>
+              <w:t xml:space="preserve">56 </w:t>
+            </w:r>
+            <w:r>
+              <w:rPr>
+                <w:rFonts w:ascii="Arial" w:cs="Arial" w:eastAsia="Arial" w:hAnsi="Arial"/>
+                <w:sz w:val="18"/>
+                <w:szCs w:val="18"/>
+              </w:rPr>
+              <w:t xml:space="preserve">③ Φερριτίνη, CRP</w:t>
             </w:r>
           </w:p>
         </w:tc>
@@ -2578,14 +3094,7 @@
         <w:rPr>
           <w:rFonts w:ascii="Arial" w:cs="Arial" w:eastAsia="Arial" w:hAnsi="Arial"/>
         </w:rPr>
-        <w:t xml:space="preserve">ΕΠΙΣΚΕΨΗ 2 — </w:t>
-      </w:r>
-      <w:r>
-        <w:rPr>
-          <w:rFonts w:ascii="Arial" w:cs="Arial" w:eastAsia="Arial" w:hAnsi="Arial"/>
-          <w:color w:val="CC0000"/>
-        </w:rPr>
-        <w:t xml:space="preserve">10/03/2014</w:t>
+        <w:t xml:space="preserve">ΕΠΙΣΚΕΨΗ 2 — 07/12/2021</w:t>
       </w:r>
     </w:p>
     <w:p>
@@ -2653,7 +3162,7 @@
                 <w:sz w:val="14"/>
                 <w:szCs w:val="14"/>
               </w:rPr>
-              <w:t xml:space="preserve">41 </w:t>
+              <w:t xml:space="preserve">57 </w:t>
             </w:r>
             <w:r>
               <w:rPr>
@@ -2720,7 +3229,39 @@
                 <w:sz w:val="18"/>
                 <w:szCs w:val="18"/>
               </w:rPr>
-              <w:t xml:space="preserve">ΕΡΓΑΣΤΗΡΙΑΚΑ ΑΠΟΤΕΛΕΣΜΑΤΑ</w:t>
+              <w:t xml:space="preserve">ΕΡΓΑΣΤΗΡΙΑΚΑ ΑΠΟΤΕΛΕΣΜΑΤΑ (03/12/2021)</w:t>
+            </w:r>
+          </w:p>
+          <w:p>
+            <w:pPr>
+              <w:spacing w:after="40"/>
+            </w:pPr>
+            <w:r>
+              <w:rPr>
+                <w:rFonts w:ascii="Courier New" w:cs="Courier New" w:eastAsia="Courier New" w:hAnsi="Courier New"/>
+                <w:color w:val="999999"/>
+                <w:sz w:val="14"/>
+                <w:szCs w:val="14"/>
+              </w:rPr>
+              <w:t xml:space="preserve">58 </w:t>
+            </w:r>
+            <w:r>
+              <w:rPr>
+                <w:rFonts w:ascii="Arial" w:cs="Arial" w:eastAsia="Arial" w:hAnsi="Arial"/>
+                <w:b/>
+                <w:bCs/>
+                <w:sz w:val="18"/>
+                <w:szCs w:val="18"/>
+              </w:rPr>
+              <w:t xml:space="preserve">Θυρεοειδικός Έλεγχος</w:t>
+            </w:r>
+            <w:r>
+              <w:rPr>
+                <w:rFonts w:ascii="Arial" w:cs="Arial" w:eastAsia="Arial" w:hAnsi="Arial"/>
+                <w:sz w:val="18"/>
+                <w:szCs w:val="18"/>
+              </w:rPr>
+              <w:t xml:space="preserve"> — Άνευ Αγωγής</w:t>
             </w:r>
           </w:p>
           <w:tbl>
@@ -2892,7 +3433,7 @@
                       <w:sz w:val="14"/>
                       <w:szCs w:val="14"/>
                     </w:rPr>
-                    <w:t xml:space="preserve">42</w:t>
+                    <w:t xml:space="preserve">59</w:t>
                   </w:r>
                 </w:p>
               </w:tc>
@@ -2946,7 +3487,7 @@
                       <w:sz w:val="16"/>
                       <w:szCs w:val="16"/>
                     </w:rPr>
-                    <w:t xml:space="preserve">[4,25?]</w:t>
+                    <w:t xml:space="preserve">2,5</w:t>
                   </w:r>
                 </w:p>
               </w:tc>
@@ -2973,7 +3514,7 @@
                       <w:sz w:val="16"/>
                       <w:szCs w:val="16"/>
                     </w:rPr>
-                    <w:t xml:space="preserve">0,27-4,20 mIU/L</w:t>
+                    <w:t xml:space="preserve">φ.τ: 0,3-4</w:t>
                   </w:r>
                 </w:p>
               </w:tc>
@@ -3003,7 +3544,7 @@
                       <w:sz w:val="14"/>
                       <w:szCs w:val="14"/>
                     </w:rPr>
-                    <w:t xml:space="preserve">43</w:t>
+                    <w:t xml:space="preserve">60</w:t>
                   </w:r>
                 </w:p>
               </w:tc>
@@ -3057,7 +3598,7 @@
                       <w:sz w:val="16"/>
                       <w:szCs w:val="16"/>
                     </w:rPr>
-                    <w:t xml:space="preserve">[1,57?]</w:t>
+                    <w:t xml:space="preserve">1,57</w:t>
                   </w:r>
                 </w:p>
               </w:tc>
@@ -3084,7 +3625,7 @@
                       <w:sz w:val="16"/>
                       <w:szCs w:val="16"/>
                     </w:rPr>
-                    <w:t xml:space="preserve">0,93-1,70 ng/dL</w:t>
+                    <w:t xml:space="preserve">φ.τ: 7-18</w:t>
                   </w:r>
                 </w:p>
               </w:tc>
@@ -3114,7 +3655,7 @@
                       <w:sz w:val="14"/>
                       <w:szCs w:val="14"/>
                     </w:rPr>
-                    <w:t xml:space="preserve">44</w:t>
+                    <w:t xml:space="preserve">61</w:t>
                   </w:r>
                 </w:p>
               </w:tc>
@@ -3168,7 +3709,7 @@
                       <w:sz w:val="16"/>
                       <w:szCs w:val="16"/>
                     </w:rPr>
-                    <w:t xml:space="preserve">[1,30?]</w:t>
+                    <w:t xml:space="preserve">3,7</w:t>
                   </w:r>
                 </w:p>
               </w:tc>
@@ -3195,7 +3736,7 @@
                       <w:sz w:val="16"/>
                       <w:szCs w:val="16"/>
                     </w:rPr>
-                    <w:t xml:space="preserve">2,0-4,4 pg/mL</w:t>
+                    <w:t xml:space="preserve">φ.τ: 1,6-4,3</w:t>
                   </w:r>
                 </w:p>
               </w:tc>
@@ -3225,7 +3766,7 @@
                       <w:sz w:val="14"/>
                       <w:szCs w:val="14"/>
                     </w:rPr>
-                    <w:t xml:space="preserve">45</w:t>
+                    <w:t xml:space="preserve">62</w:t>
                   </w:r>
                 </w:p>
               </w:tc>
@@ -3252,7 +3793,7 @@
                       <w:sz w:val="16"/>
                       <w:szCs w:val="16"/>
                     </w:rPr>
-                    <w:t xml:space="preserve">Τεστοστερόνη</w:t>
+                    <w:t xml:space="preserve">Anti-TPO</w:t>
                   </w:r>
                 </w:p>
               </w:tc>
@@ -3279,7 +3820,7 @@
                       <w:sz w:val="16"/>
                       <w:szCs w:val="16"/>
                     </w:rPr>
-                    <w:t xml:space="preserve">[δυσανάγνωστο]</w:t>
+                    <w:t xml:space="preserve">21,7</w:t>
                   </w:r>
                 </w:p>
               </w:tc>
@@ -3336,7 +3877,7 @@
                       <w:sz w:val="14"/>
                       <w:szCs w:val="14"/>
                     </w:rPr>
-                    <w:t xml:space="preserve">46</w:t>
+                    <w:t xml:space="preserve">63</w:t>
                   </w:r>
                 </w:p>
               </w:tc>
@@ -3363,7 +3904,7 @@
                       <w:sz w:val="16"/>
                       <w:szCs w:val="16"/>
                     </w:rPr>
-                    <w:t xml:space="preserve">Κορτιζόλη 8πμ</w:t>
+                    <w:t xml:space="preserve">Anti-Tg</w:t>
                   </w:r>
                 </w:p>
               </w:tc>
@@ -3390,7 +3931,7 @@
                       <w:sz w:val="16"/>
                       <w:szCs w:val="16"/>
                     </w:rPr>
-                    <w:t xml:space="preserve">[δυσανάγνωστο]</w:t>
+                    <w:t xml:space="preserve">6,0</w:t>
                   </w:r>
                 </w:p>
               </w:tc>
@@ -3418,6 +3959,180 @@
                       <w:szCs w:val="16"/>
                     </w:rPr>
                     <w:t xml:space="preserve"/>
+                  </w:r>
+                </w:p>
+              </w:tc>
+            </w:tr>
+          </w:tbl>
+          <w:p>
+            <w:pPr>
+              <w:spacing w:after="0" w:before="60"/>
+            </w:pPr>
+          </w:p>
+          <w:p>
+            <w:pPr>
+              <w:spacing w:after="40"/>
+            </w:pPr>
+            <w:r>
+              <w:rPr>
+                <w:rFonts w:ascii="Courier New" w:cs="Courier New" w:eastAsia="Courier New" w:hAnsi="Courier New"/>
+                <w:color w:val="999999"/>
+                <w:sz w:val="14"/>
+                <w:szCs w:val="14"/>
+              </w:rPr>
+              <w:t xml:space="preserve">64 </w:t>
+            </w:r>
+            <w:r>
+              <w:rPr>
+                <w:rFonts w:ascii="Arial" w:cs="Arial" w:eastAsia="Arial" w:hAnsi="Arial"/>
+                <w:b/>
+                <w:bCs/>
+                <w:sz w:val="18"/>
+                <w:szCs w:val="18"/>
+              </w:rPr>
+              <w:t xml:space="preserve">Δείκτες / Καρκινικοί δείκτες</w:t>
+            </w:r>
+          </w:p>
+          <w:tbl>
+            <w:tblPr>
+              <w:tblW w:type="dxa" w:w="8300"/>
+              <w:tblBorders>
+                <w:top w:val="single" w:color="auto" w:sz="4"/>
+                <w:left w:val="single" w:color="auto" w:sz="4"/>
+                <w:bottom w:val="single" w:color="auto" w:sz="4"/>
+                <w:right w:val="single" w:color="auto" w:sz="4"/>
+                <w:insideH w:val="single" w:color="auto" w:sz="4"/>
+                <w:insideV w:val="single" w:color="auto" w:sz="4"/>
+              </w:tblBorders>
+            </w:tblPr>
+            <w:tblGrid>
+              <w:gridCol w:w="500"/>
+              <w:gridCol w:w="2600"/>
+              <w:gridCol w:w="2400"/>
+              <w:gridCol w:w="2800"/>
+            </w:tblGrid>
+            <w:tr>
+              <w:tc>
+                <w:tcPr>
+                  <w:tcW w:type="dxa" w:w="500"/>
+                  <w:tcBorders>
+                    <w:top w:val="single" w:color="999999" w:sz="1"/>
+                    <w:left w:val="single" w:color="999999" w:sz="1"/>
+                    <w:bottom w:val="single" w:color="999999" w:sz="1"/>
+                    <w:right w:val="single" w:color="999999" w:sz="1"/>
+                  </w:tcBorders>
+                  <w:shd w:fill="2E75B6" w:val="clear"/>
+                  <w:tcMar>
+                    <w:top w:type="dxa" w:w="30"/>
+                    <w:left w:type="dxa" w:w="60"/>
+                    <w:bottom w:type="dxa" w:w="30"/>
+                    <w:right w:type="dxa" w:w="60"/>
+                  </w:tcMar>
+                </w:tcPr>
+                <w:p>
+                  <w:r>
+                    <w:rPr>
+                      <w:rFonts w:ascii="Arial" w:cs="Arial" w:eastAsia="Arial" w:hAnsi="Arial"/>
+                      <w:b/>
+                      <w:bCs/>
+                      <w:color w:val="FFFFFF"/>
+                      <w:sz w:val="14"/>
+                      <w:szCs w:val="14"/>
+                    </w:rPr>
+                    <w:t xml:space="preserve">#</w:t>
+                  </w:r>
+                </w:p>
+              </w:tc>
+              <w:tc>
+                <w:tcPr>
+                  <w:tcW w:type="dxa" w:w="2600"/>
+                  <w:tcBorders>
+                    <w:top w:val="single" w:color="999999" w:sz="1"/>
+                    <w:left w:val="single" w:color="999999" w:sz="1"/>
+                    <w:bottom w:val="single" w:color="999999" w:sz="1"/>
+                    <w:right w:val="single" w:color="999999" w:sz="1"/>
+                  </w:tcBorders>
+                  <w:shd w:fill="2E75B6" w:val="clear"/>
+                  <w:tcMar>
+                    <w:top w:type="dxa" w:w="30"/>
+                    <w:left w:type="dxa" w:w="60"/>
+                    <w:bottom w:type="dxa" w:w="30"/>
+                    <w:right w:type="dxa" w:w="60"/>
+                  </w:tcMar>
+                </w:tcPr>
+                <w:p>
+                  <w:r>
+                    <w:rPr>
+                      <w:rFonts w:ascii="Arial" w:cs="Arial" w:eastAsia="Arial" w:hAnsi="Arial"/>
+                      <w:b/>
+                      <w:bCs/>
+                      <w:color w:val="FFFFFF"/>
+                      <w:sz w:val="14"/>
+                      <w:szCs w:val="14"/>
+                    </w:rPr>
+                    <w:t xml:space="preserve">Εξέταση</w:t>
+                  </w:r>
+                </w:p>
+              </w:tc>
+              <w:tc>
+                <w:tcPr>
+                  <w:tcW w:type="dxa" w:w="2400"/>
+                  <w:tcBorders>
+                    <w:top w:val="single" w:color="999999" w:sz="1"/>
+                    <w:left w:val="single" w:color="999999" w:sz="1"/>
+                    <w:bottom w:val="single" w:color="999999" w:sz="1"/>
+                    <w:right w:val="single" w:color="999999" w:sz="1"/>
+                  </w:tcBorders>
+                  <w:shd w:fill="2E75B6" w:val="clear"/>
+                  <w:tcMar>
+                    <w:top w:type="dxa" w:w="30"/>
+                    <w:left w:type="dxa" w:w="60"/>
+                    <w:bottom w:type="dxa" w:w="30"/>
+                    <w:right w:type="dxa" w:w="60"/>
+                  </w:tcMar>
+                </w:tcPr>
+                <w:p>
+                  <w:r>
+                    <w:rPr>
+                      <w:rFonts w:ascii="Arial" w:cs="Arial" w:eastAsia="Arial" w:hAnsi="Arial"/>
+                      <w:b/>
+                      <w:bCs/>
+                      <w:color w:val="FFFFFF"/>
+                      <w:sz w:val="14"/>
+                      <w:szCs w:val="14"/>
+                    </w:rPr>
+                    <w:t xml:space="preserve">Τιμή</w:t>
+                  </w:r>
+                </w:p>
+              </w:tc>
+              <w:tc>
+                <w:tcPr>
+                  <w:tcW w:type="dxa" w:w="2800"/>
+                  <w:tcBorders>
+                    <w:top w:val="single" w:color="999999" w:sz="1"/>
+                    <w:left w:val="single" w:color="999999" w:sz="1"/>
+                    <w:bottom w:val="single" w:color="999999" w:sz="1"/>
+                    <w:right w:val="single" w:color="999999" w:sz="1"/>
+                  </w:tcBorders>
+                  <w:shd w:fill="2E75B6" w:val="clear"/>
+                  <w:tcMar>
+                    <w:top w:type="dxa" w:w="30"/>
+                    <w:left w:type="dxa" w:w="60"/>
+                    <w:bottom w:type="dxa" w:w="30"/>
+                    <w:right w:type="dxa" w:w="60"/>
+                  </w:tcMar>
+                </w:tcPr>
+                <w:p>
+                  <w:r>
+                    <w:rPr>
+                      <w:rFonts w:ascii="Arial" w:cs="Arial" w:eastAsia="Arial" w:hAnsi="Arial"/>
+                      <w:b/>
+                      <w:bCs/>
+                      <w:color w:val="FFFFFF"/>
+                      <w:sz w:val="14"/>
+                      <w:szCs w:val="14"/>
+                    </w:rPr>
+                    <w:t xml:space="preserve">Φυσιολ. Τιμές</w:t>
                   </w:r>
                 </w:p>
               </w:tc>
@@ -3447,7 +4162,7 @@
                       <w:sz w:val="14"/>
                       <w:szCs w:val="14"/>
                     </w:rPr>
-                    <w:t xml:space="preserve">47</w:t>
+                    <w:t xml:space="preserve">65</w:t>
                   </w:r>
                 </w:p>
               </w:tc>
@@ -3474,7 +4189,7 @@
                       <w:sz w:val="16"/>
                       <w:szCs w:val="16"/>
                     </w:rPr>
-                    <w:t xml:space="preserve">DHEA-S</w:t>
+                    <w:t xml:space="preserve">Φερριτίνη</w:t>
                   </w:r>
                 </w:p>
               </w:tc>
@@ -3501,7 +4216,7 @@
                       <w:sz w:val="16"/>
                       <w:szCs w:val="16"/>
                     </w:rPr>
-                    <w:t xml:space="preserve">[δυσανάγνωστο]</w:t>
+                    <w:t xml:space="preserve">423,1</w:t>
                   </w:r>
                 </w:p>
               </w:tc>
@@ -3528,6 +4243,339 @@
                       <w:sz w:val="16"/>
                       <w:szCs w:val="16"/>
                     </w:rPr>
+                    <w:t xml:space="preserve">φ.τ: 16-370 ↑</w:t>
+                  </w:r>
+                </w:p>
+              </w:tc>
+            </w:tr>
+            <w:tr>
+              <w:tc>
+                <w:tcPr>
+                  <w:tcW w:type="dxa" w:w="500"/>
+                  <w:tcBorders>
+                    <w:top w:val="single" w:color="999999" w:sz="1"/>
+                    <w:left w:val="single" w:color="999999" w:sz="1"/>
+                    <w:bottom w:val="single" w:color="999999" w:sz="1"/>
+                    <w:right w:val="single" w:color="999999" w:sz="1"/>
+                  </w:tcBorders>
+                  <w:tcMar>
+                    <w:top w:type="dxa" w:w="20"/>
+                    <w:left w:type="dxa" w:w="60"/>
+                    <w:bottom w:type="dxa" w:w="20"/>
+                    <w:right w:type="dxa" w:w="60"/>
+                  </w:tcMar>
+                </w:tcPr>
+                <w:p>
+                  <w:r>
+                    <w:rPr>
+                      <w:rFonts w:ascii="Courier New" w:cs="Courier New" w:eastAsia="Courier New" w:hAnsi="Courier New"/>
+                      <w:color w:val="999999"/>
+                      <w:sz w:val="14"/>
+                      <w:szCs w:val="14"/>
+                    </w:rPr>
+                    <w:t xml:space="preserve">66</w:t>
+                  </w:r>
+                </w:p>
+              </w:tc>
+              <w:tc>
+                <w:tcPr>
+                  <w:tcW w:type="dxa" w:w="2600"/>
+                  <w:tcBorders>
+                    <w:top w:val="single" w:color="999999" w:sz="1"/>
+                    <w:left w:val="single" w:color="999999" w:sz="1"/>
+                    <w:bottom w:val="single" w:color="999999" w:sz="1"/>
+                    <w:right w:val="single" w:color="999999" w:sz="1"/>
+                  </w:tcBorders>
+                  <w:tcMar>
+                    <w:top w:type="dxa" w:w="20"/>
+                    <w:left w:type="dxa" w:w="60"/>
+                    <w:bottom w:type="dxa" w:w="20"/>
+                    <w:right w:type="dxa" w:w="60"/>
+                  </w:tcMar>
+                </w:tcPr>
+                <w:p>
+                  <w:r>
+                    <w:rPr>
+                      <w:rFonts w:ascii="Arial" w:cs="Arial" w:eastAsia="Arial" w:hAnsi="Arial"/>
+                      <w:sz w:val="16"/>
+                      <w:szCs w:val="16"/>
+                    </w:rPr>
+                    <w:t xml:space="preserve">CRP</w:t>
+                  </w:r>
+                </w:p>
+              </w:tc>
+              <w:tc>
+                <w:tcPr>
+                  <w:tcW w:type="dxa" w:w="2400"/>
+                  <w:tcBorders>
+                    <w:top w:val="single" w:color="999999" w:sz="1"/>
+                    <w:left w:val="single" w:color="999999" w:sz="1"/>
+                    <w:bottom w:val="single" w:color="999999" w:sz="1"/>
+                    <w:right w:val="single" w:color="999999" w:sz="1"/>
+                  </w:tcBorders>
+                  <w:tcMar>
+                    <w:top w:type="dxa" w:w="20"/>
+                    <w:left w:type="dxa" w:w="60"/>
+                    <w:bottom w:type="dxa" w:w="20"/>
+                    <w:right w:type="dxa" w:w="60"/>
+                  </w:tcMar>
+                </w:tcPr>
+                <w:p>
+                  <w:r>
+                    <w:rPr>
+                      <w:rFonts w:ascii="Arial" w:cs="Arial" w:eastAsia="Arial" w:hAnsi="Arial"/>
+                      <w:sz w:val="16"/>
+                      <w:szCs w:val="16"/>
+                    </w:rPr>
+                    <w:t xml:space="preserve">0,16</w:t>
+                  </w:r>
+                </w:p>
+              </w:tc>
+              <w:tc>
+                <w:tcPr>
+                  <w:tcW w:type="dxa" w:w="2800"/>
+                  <w:tcBorders>
+                    <w:top w:val="single" w:color="999999" w:sz="1"/>
+                    <w:left w:val="single" w:color="999999" w:sz="1"/>
+                    <w:bottom w:val="single" w:color="999999" w:sz="1"/>
+                    <w:right w:val="single" w:color="999999" w:sz="1"/>
+                  </w:tcBorders>
+                  <w:tcMar>
+                    <w:top w:type="dxa" w:w="20"/>
+                    <w:left w:type="dxa" w:w="60"/>
+                    <w:bottom w:type="dxa" w:w="20"/>
+                    <w:right w:type="dxa" w:w="60"/>
+                  </w:tcMar>
+                </w:tcPr>
+                <w:p>
+                  <w:r>
+                    <w:rPr>
+                      <w:rFonts w:ascii="Arial" w:cs="Arial" w:eastAsia="Arial" w:hAnsi="Arial"/>
+                      <w:sz w:val="16"/>
+                      <w:szCs w:val="16"/>
+                    </w:rPr>
+                    <w:t xml:space="preserve">φ.τ: 0,08-0,8</w:t>
+                  </w:r>
+                </w:p>
+              </w:tc>
+            </w:tr>
+            <w:tr>
+              <w:tc>
+                <w:tcPr>
+                  <w:tcW w:type="dxa" w:w="500"/>
+                  <w:tcBorders>
+                    <w:top w:val="single" w:color="999999" w:sz="1"/>
+                    <w:left w:val="single" w:color="999999" w:sz="1"/>
+                    <w:bottom w:val="single" w:color="999999" w:sz="1"/>
+                    <w:right w:val="single" w:color="999999" w:sz="1"/>
+                  </w:tcBorders>
+                  <w:tcMar>
+                    <w:top w:type="dxa" w:w="20"/>
+                    <w:left w:type="dxa" w:w="60"/>
+                    <w:bottom w:type="dxa" w:w="20"/>
+                    <w:right w:type="dxa" w:w="60"/>
+                  </w:tcMar>
+                </w:tcPr>
+                <w:p>
+                  <w:r>
+                    <w:rPr>
+                      <w:rFonts w:ascii="Courier New" w:cs="Courier New" w:eastAsia="Courier New" w:hAnsi="Courier New"/>
+                      <w:color w:val="999999"/>
+                      <w:sz w:val="14"/>
+                      <w:szCs w:val="14"/>
+                    </w:rPr>
+                    <w:t xml:space="preserve">67</w:t>
+                  </w:r>
+                </w:p>
+              </w:tc>
+              <w:tc>
+                <w:tcPr>
+                  <w:tcW w:type="dxa" w:w="2600"/>
+                  <w:tcBorders>
+                    <w:top w:val="single" w:color="999999" w:sz="1"/>
+                    <w:left w:val="single" w:color="999999" w:sz="1"/>
+                    <w:bottom w:val="single" w:color="999999" w:sz="1"/>
+                    <w:right w:val="single" w:color="999999" w:sz="1"/>
+                  </w:tcBorders>
+                  <w:tcMar>
+                    <w:top w:type="dxa" w:w="20"/>
+                    <w:left w:type="dxa" w:w="60"/>
+                    <w:bottom w:type="dxa" w:w="20"/>
+                    <w:right w:type="dxa" w:w="60"/>
+                  </w:tcMar>
+                </w:tcPr>
+                <w:p>
+                  <w:r>
+                    <w:rPr>
+                      <w:rFonts w:ascii="Arial" w:cs="Arial" w:eastAsia="Arial" w:hAnsi="Arial"/>
+                      <w:sz w:val="16"/>
+                      <w:szCs w:val="16"/>
+                    </w:rPr>
+                    <w:t xml:space="preserve">CEA</w:t>
+                  </w:r>
+                </w:p>
+              </w:tc>
+              <w:tc>
+                <w:tcPr>
+                  <w:tcW w:type="dxa" w:w="2400"/>
+                  <w:tcBorders>
+                    <w:top w:val="single" w:color="999999" w:sz="1"/>
+                    <w:left w:val="single" w:color="999999" w:sz="1"/>
+                    <w:bottom w:val="single" w:color="999999" w:sz="1"/>
+                    <w:right w:val="single" w:color="999999" w:sz="1"/>
+                  </w:tcBorders>
+                  <w:tcMar>
+                    <w:top w:type="dxa" w:w="20"/>
+                    <w:left w:type="dxa" w:w="60"/>
+                    <w:bottom w:type="dxa" w:w="20"/>
+                    <w:right w:type="dxa" w:w="60"/>
+                  </w:tcMar>
+                </w:tcPr>
+                <w:p>
+                  <w:r>
+                    <w:rPr>
+                      <w:rFonts w:ascii="Arial" w:cs="Arial" w:eastAsia="Arial" w:hAnsi="Arial"/>
+                      <w:sz w:val="16"/>
+                      <w:szCs w:val="16"/>
+                    </w:rPr>
+                    <w:t xml:space="preserve">1,5</w:t>
+                  </w:r>
+                </w:p>
+              </w:tc>
+              <w:tc>
+                <w:tcPr>
+                  <w:tcW w:type="dxa" w:w="2800"/>
+                  <w:tcBorders>
+                    <w:top w:val="single" w:color="999999" w:sz="1"/>
+                    <w:left w:val="single" w:color="999999" w:sz="1"/>
+                    <w:bottom w:val="single" w:color="999999" w:sz="1"/>
+                    <w:right w:val="single" w:color="999999" w:sz="1"/>
+                  </w:tcBorders>
+                  <w:tcMar>
+                    <w:top w:type="dxa" w:w="20"/>
+                    <w:left w:type="dxa" w:w="60"/>
+                    <w:bottom w:type="dxa" w:w="20"/>
+                    <w:right w:type="dxa" w:w="60"/>
+                  </w:tcMar>
+                </w:tcPr>
+                <w:p>
+                  <w:r>
+                    <w:rPr>
+                      <w:rFonts w:ascii="Arial" w:cs="Arial" w:eastAsia="Arial" w:hAnsi="Arial"/>
+                      <w:sz w:val="16"/>
+                      <w:szCs w:val="16"/>
+                    </w:rPr>
+                    <w:t xml:space="preserve">φ.τ: 0-7</w:t>
+                  </w:r>
+                </w:p>
+              </w:tc>
+            </w:tr>
+            <w:tr>
+              <w:tc>
+                <w:tcPr>
+                  <w:tcW w:type="dxa" w:w="500"/>
+                  <w:tcBorders>
+                    <w:top w:val="single" w:color="999999" w:sz="1"/>
+                    <w:left w:val="single" w:color="999999" w:sz="1"/>
+                    <w:bottom w:val="single" w:color="999999" w:sz="1"/>
+                    <w:right w:val="single" w:color="999999" w:sz="1"/>
+                  </w:tcBorders>
+                  <w:tcMar>
+                    <w:top w:type="dxa" w:w="20"/>
+                    <w:left w:type="dxa" w:w="60"/>
+                    <w:bottom w:type="dxa" w:w="20"/>
+                    <w:right w:type="dxa" w:w="60"/>
+                  </w:tcMar>
+                </w:tcPr>
+                <w:p>
+                  <w:r>
+                    <w:rPr>
+                      <w:rFonts w:ascii="Courier New" w:cs="Courier New" w:eastAsia="Courier New" w:hAnsi="Courier New"/>
+                      <w:color w:val="999999"/>
+                      <w:sz w:val="14"/>
+                      <w:szCs w:val="14"/>
+                    </w:rPr>
+                    <w:t xml:space="preserve">68</w:t>
+                  </w:r>
+                </w:p>
+              </w:tc>
+              <w:tc>
+                <w:tcPr>
+                  <w:tcW w:type="dxa" w:w="2600"/>
+                  <w:tcBorders>
+                    <w:top w:val="single" w:color="999999" w:sz="1"/>
+                    <w:left w:val="single" w:color="999999" w:sz="1"/>
+                    <w:bottom w:val="single" w:color="999999" w:sz="1"/>
+                    <w:right w:val="single" w:color="999999" w:sz="1"/>
+                  </w:tcBorders>
+                  <w:tcMar>
+                    <w:top w:type="dxa" w:w="20"/>
+                    <w:left w:type="dxa" w:w="60"/>
+                    <w:bottom w:type="dxa" w:w="20"/>
+                    <w:right w:type="dxa" w:w="60"/>
+                  </w:tcMar>
+                </w:tcPr>
+                <w:p>
+                  <w:r>
+                    <w:rPr>
+                      <w:rFonts w:ascii="Arial" w:cs="Arial" w:eastAsia="Arial" w:hAnsi="Arial"/>
+                      <w:sz w:val="16"/>
+                      <w:szCs w:val="16"/>
+                    </w:rPr>
+                    <w:t xml:space="preserve">CT (Καλσιτονίνη)</w:t>
+                  </w:r>
+                </w:p>
+              </w:tc>
+              <w:tc>
+                <w:tcPr>
+                  <w:tcW w:type="dxa" w:w="2400"/>
+                  <w:tcBorders>
+                    <w:top w:val="single" w:color="999999" w:sz="1"/>
+                    <w:left w:val="single" w:color="999999" w:sz="1"/>
+                    <w:bottom w:val="single" w:color="999999" w:sz="1"/>
+                    <w:right w:val="single" w:color="999999" w:sz="1"/>
+                  </w:tcBorders>
+                  <w:tcMar>
+                    <w:top w:type="dxa" w:w="20"/>
+                    <w:left w:type="dxa" w:w="60"/>
+                    <w:bottom w:type="dxa" w:w="20"/>
+                    <w:right w:type="dxa" w:w="60"/>
+                  </w:tcMar>
+                </w:tcPr>
+                <w:p>
+                  <w:r>
+                    <w:rPr>
+                      <w:rFonts w:ascii="Arial" w:cs="Arial" w:eastAsia="Arial" w:hAnsi="Arial"/>
+                      <w:sz w:val="16"/>
+                      <w:szCs w:val="16"/>
+                    </w:rPr>
+                    <w:t xml:space="preserve">2,0</w:t>
+                  </w:r>
+                </w:p>
+              </w:tc>
+              <w:tc>
+                <w:tcPr>
+                  <w:tcW w:type="dxa" w:w="2800"/>
+                  <w:tcBorders>
+                    <w:top w:val="single" w:color="999999" w:sz="1"/>
+                    <w:left w:val="single" w:color="999999" w:sz="1"/>
+                    <w:bottom w:val="single" w:color="999999" w:sz="1"/>
+                    <w:right w:val="single" w:color="999999" w:sz="1"/>
+                  </w:tcBorders>
+                  <w:tcMar>
+                    <w:top w:type="dxa" w:w="20"/>
+                    <w:left w:type="dxa" w:w="60"/>
+                    <w:bottom w:type="dxa" w:w="20"/>
+                    <w:right w:type="dxa" w:w="60"/>
+                  </w:tcMar>
+                </w:tcPr>
+                <w:p>
+                  <w:r>
+                    <w:rPr>
+                      <w:rFonts w:ascii="Arial" w:cs="Arial" w:eastAsia="Arial" w:hAnsi="Arial"/>
+                      <w:sz w:val="16"/>
+                      <w:szCs w:val="16"/>
+                    </w:rPr>
                     <w:t xml:space="preserve"/>
                   </w:r>
                 </w:p>
@@ -3536,26 +4584,160 @@
           </w:tbl>
           <w:p>
             <w:pPr>
-              <w:spacing w:after="40"/>
-            </w:pPr>
-            <w:r>
-              <w:rPr>
-                <w:rFonts w:ascii="Courier New" w:cs="Courier New" w:eastAsia="Courier New" w:hAnsi="Courier New"/>
-                <w:color w:val="999999"/>
-                <w:sz w:val="14"/>
-                <w:szCs w:val="14"/>
-              </w:rPr>
-              <w:t xml:space="preserve">48 </w:t>
-            </w:r>
-            <w:r>
-              <w:rPr>
-                <w:rFonts w:ascii="Arial" w:cs="Arial" w:eastAsia="Arial" w:hAnsi="Arial"/>
-                <w:i/>
-                <w:iCs/>
-                <w:sz w:val="18"/>
-                <w:szCs w:val="18"/>
-              </w:rPr>
-              <w:t xml:space="preserve">Σημ.: Τιμές σε [δυσανάγνωστο] δεν ήταν αναγνώσιμες — βλ. πρωτότυπη σάρωση</w:t>
+              <w:spacing w:after="0" w:before="60"/>
+            </w:pPr>
+          </w:p>
+          <w:p>
+            <w:pPr>
+              <w:spacing w:after="40"/>
+            </w:pPr>
+            <w:r>
+              <w:rPr>
+                <w:rFonts w:ascii="Courier New" w:cs="Courier New" w:eastAsia="Courier New" w:hAnsi="Courier New"/>
+                <w:color w:val="999999"/>
+                <w:sz w:val="14"/>
+                <w:szCs w:val="14"/>
+              </w:rPr>
+              <w:t xml:space="preserve">69 </w:t>
+            </w:r>
+            <w:r>
+              <w:rPr>
+                <w:rFonts w:ascii="Arial" w:cs="Arial" w:eastAsia="Arial" w:hAnsi="Arial"/>
+                <w:b/>
+                <w:bCs/>
+                <w:sz w:val="18"/>
+                <w:szCs w:val="18"/>
+              </w:rPr>
+              <w:t xml:space="preserve">SCANNING ΘΥΡΕΟΕΙΔΟΥΣ (03/12/2021)</w:t>
+            </w:r>
+          </w:p>
+          <w:p>
+            <w:pPr>
+              <w:spacing w:after="40"/>
+            </w:pPr>
+            <w:r>
+              <w:rPr>
+                <w:rFonts w:ascii="Courier New" w:cs="Courier New" w:eastAsia="Courier New" w:hAnsi="Courier New"/>
+                <w:color w:val="999999"/>
+                <w:sz w:val="14"/>
+                <w:szCs w:val="14"/>
+              </w:rPr>
+              <w:t xml:space="preserve">70 </w:t>
+            </w:r>
+            <w:r>
+              <w:rPr>
+                <w:rFonts w:ascii="Arial" w:cs="Arial" w:eastAsia="Arial" w:hAnsi="Arial"/>
+                <w:sz w:val="18"/>
+                <w:szCs w:val="18"/>
+              </w:rPr>
+              <w:t xml:space="preserve">• Ο αδένας εμφανίζει οριακώς αυξημένο μέγεθος, με ομοιογενή και έντονη καθήλωση του ρ/φ στο παρέγχυμα</w:t>
+            </w:r>
+          </w:p>
+          <w:p>
+            <w:pPr>
+              <w:spacing w:after="40"/>
+            </w:pPr>
+            <w:r>
+              <w:rPr>
+                <w:rFonts w:ascii="Courier New" w:cs="Courier New" w:eastAsia="Courier New" w:hAnsi="Courier New"/>
+                <w:color w:val="999999"/>
+                <w:sz w:val="14"/>
+                <w:szCs w:val="14"/>
+              </w:rPr>
+              <w:t xml:space="preserve">71 </w:t>
+            </w:r>
+            <w:r>
+              <w:rPr>
+                <w:rFonts w:ascii="Arial" w:cs="Arial" w:eastAsia="Arial" w:hAnsi="Arial"/>
+                <w:sz w:val="18"/>
+                <w:szCs w:val="18"/>
+              </w:rPr>
+              <w:t xml:space="preserve">• Ασθενέστατη διαγραφή σιελογόνων αδένων</w:t>
+            </w:r>
+          </w:p>
+          <w:p>
+            <w:pPr>
+              <w:spacing w:after="40"/>
+            </w:pPr>
+            <w:r>
+              <w:rPr>
+                <w:rFonts w:ascii="Courier New" w:cs="Courier New" w:eastAsia="Courier New" w:hAnsi="Courier New"/>
+                <w:color w:val="999999"/>
+                <w:sz w:val="14"/>
+                <w:szCs w:val="14"/>
+              </w:rPr>
+              <w:t xml:space="preserve">72 </w:t>
+            </w:r>
+            <w:r>
+              <w:rPr>
+                <w:rFonts w:ascii="Arial" w:cs="Arial" w:eastAsia="Arial" w:hAnsi="Arial"/>
+                <w:sz w:val="18"/>
+                <w:szCs w:val="18"/>
+              </w:rPr>
+              <w:t xml:space="preserve">• Uptake: 2,98% (φ.τ. 0,3-3%), συνολική μάζα αδένα: 23γρ (φ.τ &lt; 20γρ)</w:t>
+            </w:r>
+          </w:p>
+          <w:p>
+            <w:pPr>
+              <w:spacing w:after="40"/>
+            </w:pPr>
+            <w:r>
+              <w:rPr>
+                <w:rFonts w:ascii="Courier New" w:cs="Courier New" w:eastAsia="Courier New" w:hAnsi="Courier New"/>
+                <w:color w:val="999999"/>
+                <w:sz w:val="14"/>
+                <w:szCs w:val="14"/>
+              </w:rPr>
+              <w:t xml:space="preserve">73 </w:t>
+            </w:r>
+            <w:r>
+              <w:rPr>
+                <w:rFonts w:ascii="Arial" w:cs="Arial" w:eastAsia="Arial" w:hAnsi="Arial"/>
+                <w:sz w:val="18"/>
+                <w:szCs w:val="18"/>
+              </w:rPr>
+              <w:t xml:space="preserve">• Ευρήματα συμβατά με ελαφρού βαθμού </w:t>
+            </w:r>
+            <w:r>
+              <w:rPr>
+                <w:rFonts w:ascii="Arial" w:cs="Arial" w:eastAsia="Arial" w:hAnsi="Arial"/>
+                <w:b/>
+                <w:bCs/>
+                <w:color w:val="7B2D8E"/>
+                <w:sz w:val="18"/>
+                <w:szCs w:val="18"/>
+              </w:rPr>
+              <w:t xml:space="preserve">ΒΡΟΓΧΟΚΗΛΗ</w:t>
+            </w:r>
+            <w:r>
+              <w:rPr>
+                <w:rFonts w:ascii="Arial" w:cs="Arial" w:eastAsia="Arial" w:hAnsi="Arial"/>
+                <w:sz w:val="18"/>
+                <w:szCs w:val="18"/>
+              </w:rPr>
+              <w:t xml:space="preserve"> και Uptake στα ανώτερα κφ όρια</w:t>
+            </w:r>
+          </w:p>
+          <w:p>
+            <w:pPr>
+              <w:spacing w:after="40"/>
+            </w:pPr>
+            <w:r>
+              <w:rPr>
+                <w:rFonts w:ascii="Courier New" w:cs="Courier New" w:eastAsia="Courier New" w:hAnsi="Courier New"/>
+                <w:color w:val="999999"/>
+                <w:sz w:val="14"/>
+                <w:szCs w:val="14"/>
+              </w:rPr>
+              <w:t xml:space="preserve">74 </w:t>
+            </w:r>
+            <w:r>
+              <w:rPr>
+                <w:rFonts w:ascii="Arial" w:cs="Arial" w:eastAsia="Arial" w:hAnsi="Arial"/>
+                <w:sz w:val="18"/>
+                <w:szCs w:val="18"/>
+              </w:rPr>
+              <w:t xml:space="preserve">• Ο όζος του ΔΕ λοβού προσλαμβάνει το ισότοπο όσο και ο υπόλοιπος θυρεοειδής ("χλιαρός")</w:t>
             </w:r>
           </w:p>
         </w:tc>
@@ -3612,76 +4794,62 @@
                 <w:sz w:val="18"/>
                 <w:szCs w:val="18"/>
               </w:rPr>
-              <w:t xml:space="preserve">ΟΔΗΓΙΕΣ (Επίσκεψη 2)</w:t>
-            </w:r>
-          </w:p>
-          <w:p>
-            <w:pPr>
-              <w:spacing w:after="40"/>
-            </w:pPr>
-            <w:r>
-              <w:rPr>
-                <w:rFonts w:ascii="Courier New" w:cs="Courier New" w:eastAsia="Courier New" w:hAnsi="Courier New"/>
-                <w:color w:val="999999"/>
-                <w:sz w:val="14"/>
-                <w:szCs w:val="14"/>
-              </w:rPr>
-              <w:t xml:space="preserve">49 </w:t>
-            </w:r>
-            <w:r>
-              <w:rPr>
-                <w:rFonts w:ascii="Arial" w:cs="Arial" w:eastAsia="Arial" w:hAnsi="Arial"/>
-                <w:color w:val="CC0000"/>
-                <w:sz w:val="18"/>
-                <w:szCs w:val="18"/>
-              </w:rPr>
-              <w:t xml:space="preserve">[① Παρακολούθηση — επανεξέταση?]</w:t>
-            </w:r>
-          </w:p>
-          <w:p>
-            <w:pPr>
-              <w:spacing w:after="40"/>
-            </w:pPr>
-            <w:r>
-              <w:rPr>
-                <w:rFonts w:ascii="Courier New" w:cs="Courier New" w:eastAsia="Courier New" w:hAnsi="Courier New"/>
-                <w:color w:val="999999"/>
-                <w:sz w:val="14"/>
-                <w:szCs w:val="14"/>
-              </w:rPr>
-              <w:t xml:space="preserve">50 </w:t>
-            </w:r>
-            <w:r>
-              <w:rPr>
-                <w:rFonts w:ascii="Arial" w:cs="Arial" w:eastAsia="Arial" w:hAnsi="Arial"/>
-                <w:color w:val="CC0000"/>
-                <w:sz w:val="18"/>
-                <w:szCs w:val="18"/>
-              </w:rPr>
-              <w:t xml:space="preserve">[② Συνέχιση αγωγής?]</w:t>
-            </w:r>
-          </w:p>
-          <w:p>
-            <w:pPr>
-              <w:spacing w:after="40"/>
-            </w:pPr>
-            <w:r>
-              <w:rPr>
-                <w:rFonts w:ascii="Courier New" w:cs="Courier New" w:eastAsia="Courier New" w:hAnsi="Courier New"/>
-                <w:color w:val="999999"/>
-                <w:sz w:val="14"/>
-                <w:szCs w:val="14"/>
-              </w:rPr>
-              <w:t xml:space="preserve">51 </w:t>
-            </w:r>
-            <w:r>
-              <w:rPr>
-                <w:rFonts w:ascii="Arial" w:cs="Arial" w:eastAsia="Arial" w:hAnsi="Arial"/>
-                <w:color w:val="CC0000"/>
-                <w:sz w:val="18"/>
-                <w:szCs w:val="18"/>
-              </w:rPr>
-              <w:t xml:space="preserve">[③ Βλ. πρωτότυπη σάρωση για λεπτομέρειες?]</w:t>
+              <w:t xml:space="preserve">ΟΔΗΓΙΕΣ</w:t>
+            </w:r>
+          </w:p>
+          <w:p>
+            <w:pPr>
+              <w:spacing w:after="40"/>
+            </w:pPr>
+            <w:r>
+              <w:rPr>
+                <w:rFonts w:ascii="Courier New" w:cs="Courier New" w:eastAsia="Courier New" w:hAnsi="Courier New"/>
+                <w:color w:val="999999"/>
+                <w:sz w:val="14"/>
+                <w:szCs w:val="14"/>
+              </w:rPr>
+              <w:t xml:space="preserve">75 </w:t>
+            </w:r>
+            <w:r>
+              <w:rPr>
+                <w:rFonts w:ascii="Arial" w:cs="Arial" w:eastAsia="Arial" w:hAnsi="Arial"/>
+                <w:sz w:val="18"/>
+                <w:szCs w:val="18"/>
+              </w:rPr>
+              <w:t xml:space="preserve">① Προγραμματισμός </w:t>
+            </w:r>
+            <w:r>
+              <w:rPr>
+                <w:rFonts w:ascii="Arial" w:cs="Arial" w:eastAsia="Arial" w:hAnsi="Arial"/>
+                <w:b/>
+                <w:bCs/>
+                <w:color w:val="7B2D8E"/>
+                <w:sz w:val="18"/>
+                <w:szCs w:val="18"/>
+              </w:rPr>
+              <w:t xml:space="preserve">ΟΛΙΚΗΣ ΘΥΡΕΟΕΙΔΕΚΤΟΜΗΣ</w:t>
+            </w:r>
+          </w:p>
+          <w:p>
+            <w:pPr>
+              <w:spacing w:after="40"/>
+            </w:pPr>
+            <w:r>
+              <w:rPr>
+                <w:rFonts w:ascii="Courier New" w:cs="Courier New" w:eastAsia="Courier New" w:hAnsi="Courier New"/>
+                <w:color w:val="999999"/>
+                <w:sz w:val="14"/>
+                <w:szCs w:val="14"/>
+              </w:rPr>
+              <w:t xml:space="preserve">76 </w:t>
+            </w:r>
+            <w:r>
+              <w:rPr>
+                <w:rFonts w:ascii="Arial" w:cs="Arial" w:eastAsia="Arial" w:hAnsi="Arial"/>
+                <w:sz w:val="18"/>
+                <w:szCs w:val="18"/>
+              </w:rPr>
+              <w:t xml:space="preserve">② Πνευμονολογική Εκτίμηση</w:t>
             </w:r>
           </w:p>
         </w:tc>
@@ -3696,14 +4864,7 @@
         <w:rPr>
           <w:rFonts w:ascii="Arial" w:cs="Arial" w:eastAsia="Arial" w:hAnsi="Arial"/>
         </w:rPr>
-        <w:t xml:space="preserve">ΕΠΙΣΚΕΨΗ 3 — </w:t>
-      </w:r>
-      <w:r>
-        <w:rPr>
-          <w:rFonts w:ascii="Arial" w:cs="Arial" w:eastAsia="Arial" w:hAnsi="Arial"/>
-          <w:color w:val="CC0000"/>
-        </w:rPr>
-        <w:t xml:space="preserve">xx/xx/2014</w:t>
+        <w:t xml:space="preserve">ΕΠΙΣΚΕΨΗ 3 — 26/01/2022</w:t>
       </w:r>
     </w:p>
     <w:p>
@@ -3771,7 +4932,7 @@
                 <w:sz w:val="14"/>
                 <w:szCs w:val="14"/>
               </w:rPr>
-              <w:t xml:space="preserve">52 </w:t>
+              <w:t xml:space="preserve">77 </w:t>
             </w:r>
             <w:r>
               <w:rPr>
@@ -3838,53 +4999,197 @@
                 <w:sz w:val="18"/>
                 <w:szCs w:val="18"/>
               </w:rPr>
-              <w:t xml:space="preserve">ΚΛΙΝΙΚΗ ΕΞΕΤΑΣΗ (Επίσκεψη 3)</w:t>
-            </w:r>
-          </w:p>
-          <w:p>
-            <w:pPr>
-              <w:spacing w:after="40"/>
-            </w:pPr>
-            <w:r>
-              <w:rPr>
-                <w:rFonts w:ascii="Courier New" w:cs="Courier New" w:eastAsia="Courier New" w:hAnsi="Courier New"/>
-                <w:color w:val="999999"/>
-                <w:sz w:val="14"/>
-                <w:szCs w:val="14"/>
-              </w:rPr>
-              <w:t xml:space="preserve">53 </w:t>
-            </w:r>
-            <w:r>
-              <w:rPr>
-                <w:rFonts w:ascii="Arial" w:cs="Arial" w:eastAsia="Arial" w:hAnsi="Arial"/>
-                <w:color w:val="CC0000"/>
-                <w:sz w:val="18"/>
-                <w:szCs w:val="18"/>
-              </w:rPr>
-              <w:t xml:space="preserve">[Σταθερή κλινική εικόνα?]</w:t>
-            </w:r>
-          </w:p>
-          <w:p>
-            <w:pPr>
-              <w:spacing w:after="40"/>
-            </w:pPr>
-            <w:r>
-              <w:rPr>
-                <w:rFonts w:ascii="Courier New" w:cs="Courier New" w:eastAsia="Courier New" w:hAnsi="Courier New"/>
-                <w:color w:val="999999"/>
-                <w:sz w:val="14"/>
-                <w:szCs w:val="14"/>
-              </w:rPr>
-              <w:t xml:space="preserve">54 </w:t>
-            </w:r>
-            <w:r>
-              <w:rPr>
-                <w:rFonts w:ascii="Arial" w:cs="Arial" w:eastAsia="Arial" w:hAnsi="Arial"/>
-                <w:color w:val="CC0000"/>
-                <w:sz w:val="18"/>
-                <w:szCs w:val="18"/>
-              </w:rPr>
-              <w:t xml:space="preserve">[Βάρος: σταθερό ~62 Kgr?]</w:t>
+              <w:t xml:space="preserve">ΣΗΜΕΙΩΣΕΙΣ</w:t>
+            </w:r>
+          </w:p>
+          <w:p>
+            <w:pPr>
+              <w:spacing w:after="40"/>
+            </w:pPr>
+            <w:r>
+              <w:rPr>
+                <w:rFonts w:ascii="Courier New" w:cs="Courier New" w:eastAsia="Courier New" w:hAnsi="Courier New"/>
+                <w:color w:val="999999"/>
+                <w:sz w:val="14"/>
+                <w:szCs w:val="14"/>
+              </w:rPr>
+              <w:t xml:space="preserve">78 </w:t>
+            </w:r>
+            <w:r>
+              <w:rPr>
+                <w:rFonts w:ascii="Arial" w:cs="Arial" w:eastAsia="Arial" w:hAnsi="Arial"/>
+                <w:sz w:val="18"/>
+                <w:szCs w:val="18"/>
+              </w:rPr>
+              <w:t xml:space="preserve">17/01/2022: </w:t>
+            </w:r>
+            <w:r>
+              <w:rPr>
+                <w:rFonts w:ascii="Arial" w:cs="Arial" w:eastAsia="Arial" w:hAnsi="Arial"/>
+                <w:b/>
+                <w:bCs/>
+                <w:color w:val="7B2D8E"/>
+                <w:sz w:val="18"/>
+                <w:szCs w:val="18"/>
+              </w:rPr>
+              <w:t xml:space="preserve">ΟΛΙΚΗ ΘΥΡΕΟΕΙΔΕΚΤΟΜΗ</w:t>
+            </w:r>
+            <w:r>
+              <w:rPr>
+                <w:rFonts w:ascii="Arial" w:cs="Arial" w:eastAsia="Arial" w:hAnsi="Arial"/>
+                <w:sz w:val="18"/>
+                <w:szCs w:val="18"/>
+              </w:rPr>
+              <w:t xml:space="preserve"> (κ. Μωυσίδης Μωυσής)</w:t>
+            </w:r>
+          </w:p>
+        </w:tc>
+      </w:tr>
+    </w:tbl>
+    <w:p>
+      <w:pPr>
+        <w:spacing w:after="0" w:before="60"/>
+      </w:pPr>
+    </w:p>
+    <w:tbl>
+      <w:tblPr>
+        <w:tblW w:type="dxa" w:w="9638"/>
+        <w:tblBorders>
+          <w:top w:val="single" w:color="auto" w:sz="4"/>
+          <w:left w:val="single" w:color="auto" w:sz="4"/>
+          <w:bottom w:val="single" w:color="auto" w:sz="4"/>
+          <w:right w:val="single" w:color="auto" w:sz="4"/>
+          <w:insideH w:val="single" w:color="auto" w:sz="4"/>
+          <w:insideV w:val="single" w:color="auto" w:sz="4"/>
+        </w:tblBorders>
+      </w:tblPr>
+      <w:tblGrid>
+        <w:gridCol w:w="4819"/>
+        <w:gridCol w:w="4819"/>
+      </w:tblGrid>
+      <w:tr>
+        <w:tc>
+          <w:tcPr>
+            <w:tcW w:type="dxa" w:w="4819"/>
+            <w:tcBorders>
+              <w:top w:val="single" w:color="999999" w:sz="1"/>
+              <w:left w:val="single" w:color="999999" w:sz="1"/>
+              <w:bottom w:val="single" w:color="999999" w:sz="1"/>
+              <w:right w:val="single" w:color="999999" w:sz="1"/>
+            </w:tcBorders>
+            <w:tcMar>
+              <w:top w:type="dxa" w:w="80"/>
+              <w:left w:type="dxa" w:w="100"/>
+              <w:bottom w:type="dxa" w:w="80"/>
+              <w:right w:type="dxa" w:w="100"/>
+            </w:tcMar>
+            <w:vAlign w:val="top"/>
+          </w:tcPr>
+          <w:p>
+            <w:pPr>
+              <w:spacing w:after="60"/>
+            </w:pPr>
+            <w:r>
+              <w:rPr>
+                <w:rFonts w:ascii="Arial" w:cs="Arial" w:eastAsia="Arial" w:hAnsi="Arial"/>
+                <w:b/>
+                <w:bCs/>
+                <w:color w:val="2E75B6"/>
+                <w:sz w:val="18"/>
+                <w:szCs w:val="18"/>
+              </w:rPr>
+              <w:t xml:space="preserve">ΤΡΕΧΟΥΣΑ ΑΓΩΓΗ</w:t>
+            </w:r>
+          </w:p>
+          <w:p>
+            <w:pPr>
+              <w:spacing w:after="40"/>
+            </w:pPr>
+            <w:r>
+              <w:rPr>
+                <w:rFonts w:ascii="Courier New" w:cs="Courier New" w:eastAsia="Courier New" w:hAnsi="Courier New"/>
+                <w:color w:val="999999"/>
+                <w:sz w:val="14"/>
+                <w:szCs w:val="14"/>
+              </w:rPr>
+              <w:t xml:space="preserve">79 </w:t>
+            </w:r>
+            <w:r>
+              <w:rPr>
+                <w:rFonts w:ascii="Arial" w:cs="Arial" w:eastAsia="Arial" w:hAnsi="Arial"/>
+                <w:b/>
+                <w:bCs/>
+                <w:color w:val="7B2D8E"/>
+                <w:sz w:val="18"/>
+                <w:szCs w:val="18"/>
+              </w:rPr>
+              <w:t xml:space="preserve">MEDITHYROX</w:t>
+            </w:r>
+            <w:r>
+              <w:rPr>
+                <w:rFonts w:ascii="Arial" w:cs="Arial" w:eastAsia="Arial" w:hAnsi="Arial"/>
+                <w:sz w:val="18"/>
+                <w:szCs w:val="18"/>
+              </w:rPr>
+              <w:t xml:space="preserve"> 125μg x1</w:t>
+            </w:r>
+          </w:p>
+        </w:tc>
+        <w:tc>
+          <w:tcPr>
+            <w:tcW w:type="dxa" w:w="4819"/>
+            <w:tcBorders>
+              <w:top w:val="single" w:color="999999" w:sz="1"/>
+              <w:left w:val="single" w:color="999999" w:sz="1"/>
+              <w:bottom w:val="single" w:color="999999" w:sz="1"/>
+              <w:right w:val="single" w:color="999999" w:sz="1"/>
+            </w:tcBorders>
+            <w:tcMar>
+              <w:top w:type="dxa" w:w="80"/>
+              <w:left w:type="dxa" w:w="100"/>
+              <w:bottom w:type="dxa" w:w="80"/>
+              <w:right w:type="dxa" w:w="100"/>
+            </w:tcMar>
+            <w:vAlign w:val="top"/>
+          </w:tcPr>
+          <w:p>
+            <w:pPr>
+              <w:spacing w:after="60"/>
+            </w:pPr>
+            <w:r>
+              <w:rPr>
+                <w:rFonts w:ascii="Arial" w:cs="Arial" w:eastAsia="Arial" w:hAnsi="Arial"/>
+                <w:b/>
+                <w:bCs/>
+                <w:color w:val="2E75B6"/>
+                <w:sz w:val="18"/>
+                <w:szCs w:val="18"/>
+              </w:rPr>
+              <w:t xml:space="preserve">ΠΑΡΟΥΣΑ ΝΟΣΟΣ</w:t>
+            </w:r>
+          </w:p>
+          <w:p>
+            <w:pPr>
+              <w:spacing w:after="40"/>
+            </w:pPr>
+            <w:r>
+              <w:rPr>
+                <w:rFonts w:ascii="Courier New" w:cs="Courier New" w:eastAsia="Courier New" w:hAnsi="Courier New"/>
+                <w:color w:val="999999"/>
+                <w:sz w:val="14"/>
+                <w:szCs w:val="14"/>
+              </w:rPr>
+              <w:t xml:space="preserve">80 </w:t>
+            </w:r>
+            <w:r>
+              <w:rPr>
+                <w:rFonts w:ascii="Arial" w:cs="Arial" w:eastAsia="Arial" w:hAnsi="Arial"/>
+                <w:i/>
+                <w:iCs/>
+                <w:sz w:val="18"/>
+                <w:szCs w:val="18"/>
+              </w:rPr>
+              <w:t xml:space="preserve">Βλ. Επίσκεψη 1</w:t>
             </w:r>
           </w:p>
         </w:tc>
@@ -3941,29 +5246,848 @@
                 <w:sz w:val="18"/>
                 <w:szCs w:val="18"/>
               </w:rPr>
-              <w:t xml:space="preserve">ΟΔΗΓΙΕΣ (Επίσκεψη 3)</w:t>
-            </w:r>
-          </w:p>
-          <w:p>
-            <w:pPr>
-              <w:spacing w:after="40"/>
-            </w:pPr>
-            <w:r>
-              <w:rPr>
-                <w:rFonts w:ascii="Courier New" w:cs="Courier New" w:eastAsia="Courier New" w:hAnsi="Courier New"/>
-                <w:color w:val="999999"/>
-                <w:sz w:val="14"/>
-                <w:szCs w:val="14"/>
-              </w:rPr>
-              <w:t xml:space="preserve">55 </w:t>
-            </w:r>
-            <w:r>
-              <w:rPr>
-                <w:rFonts w:ascii="Arial" w:cs="Arial" w:eastAsia="Arial" w:hAnsi="Arial"/>
-                <w:sz w:val="18"/>
-                <w:szCs w:val="18"/>
-              </w:rPr>
-              <w:t xml:space="preserve">① </w:t>
+              <w:t xml:space="preserve">ΕΡΓΑΣΤΗΡΙΑΚΑ ΑΠΟΤΕΛΕΣΜΑΤΑ</w:t>
+            </w:r>
+          </w:p>
+          <w:p>
+            <w:pPr>
+              <w:spacing w:after="40"/>
+            </w:pPr>
+            <w:r>
+              <w:rPr>
+                <w:rFonts w:ascii="Courier New" w:cs="Courier New" w:eastAsia="Courier New" w:hAnsi="Courier New"/>
+                <w:color w:val="999999"/>
+                <w:sz w:val="14"/>
+                <w:szCs w:val="14"/>
+              </w:rPr>
+              <w:t xml:space="preserve">81 </w:t>
+            </w:r>
+            <w:r>
+              <w:rPr>
+                <w:rFonts w:ascii="Arial" w:cs="Arial" w:eastAsia="Arial" w:hAnsi="Arial"/>
+                <w:b/>
+                <w:bCs/>
+                <w:sz w:val="18"/>
+                <w:szCs w:val="18"/>
+              </w:rPr>
+              <w:t xml:space="preserve">Μετεγχειρητικά (18/01/2022)</w:t>
+            </w:r>
+          </w:p>
+          <w:tbl>
+            <w:tblPr>
+              <w:tblW w:type="dxa" w:w="8300"/>
+              <w:tblBorders>
+                <w:top w:val="single" w:color="auto" w:sz="4"/>
+                <w:left w:val="single" w:color="auto" w:sz="4"/>
+                <w:bottom w:val="single" w:color="auto" w:sz="4"/>
+                <w:right w:val="single" w:color="auto" w:sz="4"/>
+                <w:insideH w:val="single" w:color="auto" w:sz="4"/>
+                <w:insideV w:val="single" w:color="auto" w:sz="4"/>
+              </w:tblBorders>
+            </w:tblPr>
+            <w:tblGrid>
+              <w:gridCol w:w="500"/>
+              <w:gridCol w:w="2600"/>
+              <w:gridCol w:w="2400"/>
+              <w:gridCol w:w="2800"/>
+            </w:tblGrid>
+            <w:tr>
+              <w:tc>
+                <w:tcPr>
+                  <w:tcW w:type="dxa" w:w="500"/>
+                  <w:tcBorders>
+                    <w:top w:val="single" w:color="999999" w:sz="1"/>
+                    <w:left w:val="single" w:color="999999" w:sz="1"/>
+                    <w:bottom w:val="single" w:color="999999" w:sz="1"/>
+                    <w:right w:val="single" w:color="999999" w:sz="1"/>
+                  </w:tcBorders>
+                  <w:shd w:fill="2E75B6" w:val="clear"/>
+                  <w:tcMar>
+                    <w:top w:type="dxa" w:w="30"/>
+                    <w:left w:type="dxa" w:w="60"/>
+                    <w:bottom w:type="dxa" w:w="30"/>
+                    <w:right w:type="dxa" w:w="60"/>
+                  </w:tcMar>
+                </w:tcPr>
+                <w:p>
+                  <w:r>
+                    <w:rPr>
+                      <w:rFonts w:ascii="Arial" w:cs="Arial" w:eastAsia="Arial" w:hAnsi="Arial"/>
+                      <w:b/>
+                      <w:bCs/>
+                      <w:color w:val="FFFFFF"/>
+                      <w:sz w:val="14"/>
+                      <w:szCs w:val="14"/>
+                    </w:rPr>
+                    <w:t xml:space="preserve">#</w:t>
+                  </w:r>
+                </w:p>
+              </w:tc>
+              <w:tc>
+                <w:tcPr>
+                  <w:tcW w:type="dxa" w:w="2600"/>
+                  <w:tcBorders>
+                    <w:top w:val="single" w:color="999999" w:sz="1"/>
+                    <w:left w:val="single" w:color="999999" w:sz="1"/>
+                    <w:bottom w:val="single" w:color="999999" w:sz="1"/>
+                    <w:right w:val="single" w:color="999999" w:sz="1"/>
+                  </w:tcBorders>
+                  <w:shd w:fill="2E75B6" w:val="clear"/>
+                  <w:tcMar>
+                    <w:top w:type="dxa" w:w="30"/>
+                    <w:left w:type="dxa" w:w="60"/>
+                    <w:bottom w:type="dxa" w:w="30"/>
+                    <w:right w:type="dxa" w:w="60"/>
+                  </w:tcMar>
+                </w:tcPr>
+                <w:p>
+                  <w:r>
+                    <w:rPr>
+                      <w:rFonts w:ascii="Arial" w:cs="Arial" w:eastAsia="Arial" w:hAnsi="Arial"/>
+                      <w:b/>
+                      <w:bCs/>
+                      <w:color w:val="FFFFFF"/>
+                      <w:sz w:val="14"/>
+                      <w:szCs w:val="14"/>
+                    </w:rPr>
+                    <w:t xml:space="preserve">Εξέταση</w:t>
+                  </w:r>
+                </w:p>
+              </w:tc>
+              <w:tc>
+                <w:tcPr>
+                  <w:tcW w:type="dxa" w:w="2400"/>
+                  <w:tcBorders>
+                    <w:top w:val="single" w:color="999999" w:sz="1"/>
+                    <w:left w:val="single" w:color="999999" w:sz="1"/>
+                    <w:bottom w:val="single" w:color="999999" w:sz="1"/>
+                    <w:right w:val="single" w:color="999999" w:sz="1"/>
+                  </w:tcBorders>
+                  <w:shd w:fill="2E75B6" w:val="clear"/>
+                  <w:tcMar>
+                    <w:top w:type="dxa" w:w="30"/>
+                    <w:left w:type="dxa" w:w="60"/>
+                    <w:bottom w:type="dxa" w:w="30"/>
+                    <w:right w:type="dxa" w:w="60"/>
+                  </w:tcMar>
+                </w:tcPr>
+                <w:p>
+                  <w:r>
+                    <w:rPr>
+                      <w:rFonts w:ascii="Arial" w:cs="Arial" w:eastAsia="Arial" w:hAnsi="Arial"/>
+                      <w:b/>
+                      <w:bCs/>
+                      <w:color w:val="FFFFFF"/>
+                      <w:sz w:val="14"/>
+                      <w:szCs w:val="14"/>
+                    </w:rPr>
+                    <w:t xml:space="preserve">Τιμή</w:t>
+                  </w:r>
+                </w:p>
+              </w:tc>
+              <w:tc>
+                <w:tcPr>
+                  <w:tcW w:type="dxa" w:w="2800"/>
+                  <w:tcBorders>
+                    <w:top w:val="single" w:color="999999" w:sz="1"/>
+                    <w:left w:val="single" w:color="999999" w:sz="1"/>
+                    <w:bottom w:val="single" w:color="999999" w:sz="1"/>
+                    <w:right w:val="single" w:color="999999" w:sz="1"/>
+                  </w:tcBorders>
+                  <w:shd w:fill="2E75B6" w:val="clear"/>
+                  <w:tcMar>
+                    <w:top w:type="dxa" w:w="30"/>
+                    <w:left w:type="dxa" w:w="60"/>
+                    <w:bottom w:type="dxa" w:w="30"/>
+                    <w:right w:type="dxa" w:w="60"/>
+                  </w:tcMar>
+                </w:tcPr>
+                <w:p>
+                  <w:r>
+                    <w:rPr>
+                      <w:rFonts w:ascii="Arial" w:cs="Arial" w:eastAsia="Arial" w:hAnsi="Arial"/>
+                      <w:b/>
+                      <w:bCs/>
+                      <w:color w:val="FFFFFF"/>
+                      <w:sz w:val="14"/>
+                      <w:szCs w:val="14"/>
+                    </w:rPr>
+                    <w:t xml:space="preserve">Φυσιολ. Τιμές</w:t>
+                  </w:r>
+                </w:p>
+              </w:tc>
+            </w:tr>
+            <w:tr>
+              <w:tc>
+                <w:tcPr>
+                  <w:tcW w:type="dxa" w:w="500"/>
+                  <w:tcBorders>
+                    <w:top w:val="single" w:color="999999" w:sz="1"/>
+                    <w:left w:val="single" w:color="999999" w:sz="1"/>
+                    <w:bottom w:val="single" w:color="999999" w:sz="1"/>
+                    <w:right w:val="single" w:color="999999" w:sz="1"/>
+                  </w:tcBorders>
+                  <w:tcMar>
+                    <w:top w:type="dxa" w:w="20"/>
+                    <w:left w:type="dxa" w:w="60"/>
+                    <w:bottom w:type="dxa" w:w="20"/>
+                    <w:right w:type="dxa" w:w="60"/>
+                  </w:tcMar>
+                </w:tcPr>
+                <w:p>
+                  <w:r>
+                    <w:rPr>
+                      <w:rFonts w:ascii="Courier New" w:cs="Courier New" w:eastAsia="Courier New" w:hAnsi="Courier New"/>
+                      <w:color w:val="999999"/>
+                      <w:sz w:val="14"/>
+                      <w:szCs w:val="14"/>
+                    </w:rPr>
+                    <w:t xml:space="preserve">82</w:t>
+                  </w:r>
+                </w:p>
+              </w:tc>
+              <w:tc>
+                <w:tcPr>
+                  <w:tcW w:type="dxa" w:w="2600"/>
+                  <w:tcBorders>
+                    <w:top w:val="single" w:color="999999" w:sz="1"/>
+                    <w:left w:val="single" w:color="999999" w:sz="1"/>
+                    <w:bottom w:val="single" w:color="999999" w:sz="1"/>
+                    <w:right w:val="single" w:color="999999" w:sz="1"/>
+                  </w:tcBorders>
+                  <w:tcMar>
+                    <w:top w:type="dxa" w:w="20"/>
+                    <w:left w:type="dxa" w:w="60"/>
+                    <w:bottom w:type="dxa" w:w="20"/>
+                    <w:right w:type="dxa" w:w="60"/>
+                  </w:tcMar>
+                </w:tcPr>
+                <w:p>
+                  <w:r>
+                    <w:rPr>
+                      <w:rFonts w:ascii="Arial" w:cs="Arial" w:eastAsia="Arial" w:hAnsi="Arial"/>
+                      <w:sz w:val="16"/>
+                      <w:szCs w:val="16"/>
+                    </w:rPr>
+                    <w:t xml:space="preserve">Ca</w:t>
+                  </w:r>
+                </w:p>
+              </w:tc>
+              <w:tc>
+                <w:tcPr>
+                  <w:tcW w:type="dxa" w:w="2400"/>
+                  <w:tcBorders>
+                    <w:top w:val="single" w:color="999999" w:sz="1"/>
+                    <w:left w:val="single" w:color="999999" w:sz="1"/>
+                    <w:bottom w:val="single" w:color="999999" w:sz="1"/>
+                    <w:right w:val="single" w:color="999999" w:sz="1"/>
+                  </w:tcBorders>
+                  <w:tcMar>
+                    <w:top w:type="dxa" w:w="20"/>
+                    <w:left w:type="dxa" w:w="60"/>
+                    <w:bottom w:type="dxa" w:w="20"/>
+                    <w:right w:type="dxa" w:w="60"/>
+                  </w:tcMar>
+                </w:tcPr>
+                <w:p>
+                  <w:r>
+                    <w:rPr>
+                      <w:rFonts w:ascii="Arial" w:cs="Arial" w:eastAsia="Arial" w:hAnsi="Arial"/>
+                      <w:sz w:val="16"/>
+                      <w:szCs w:val="16"/>
+                    </w:rPr>
+                    <w:t xml:space="preserve">9,6</w:t>
+                  </w:r>
+                </w:p>
+              </w:tc>
+              <w:tc>
+                <w:tcPr>
+                  <w:tcW w:type="dxa" w:w="2800"/>
+                  <w:tcBorders>
+                    <w:top w:val="single" w:color="999999" w:sz="1"/>
+                    <w:left w:val="single" w:color="999999" w:sz="1"/>
+                    <w:bottom w:val="single" w:color="999999" w:sz="1"/>
+                    <w:right w:val="single" w:color="999999" w:sz="1"/>
+                  </w:tcBorders>
+                  <w:tcMar>
+                    <w:top w:type="dxa" w:w="20"/>
+                    <w:left w:type="dxa" w:w="60"/>
+                    <w:bottom w:type="dxa" w:w="20"/>
+                    <w:right w:type="dxa" w:w="60"/>
+                  </w:tcMar>
+                </w:tcPr>
+                <w:p>
+                  <w:r>
+                    <w:rPr>
+                      <w:rFonts w:ascii="Arial" w:cs="Arial" w:eastAsia="Arial" w:hAnsi="Arial"/>
+                      <w:sz w:val="16"/>
+                      <w:szCs w:val="16"/>
+                    </w:rPr>
+                    <w:t xml:space="preserve"/>
+                  </w:r>
+                </w:p>
+              </w:tc>
+            </w:tr>
+            <w:tr>
+              <w:tc>
+                <w:tcPr>
+                  <w:tcW w:type="dxa" w:w="500"/>
+                  <w:tcBorders>
+                    <w:top w:val="single" w:color="999999" w:sz="1"/>
+                    <w:left w:val="single" w:color="999999" w:sz="1"/>
+                    <w:bottom w:val="single" w:color="999999" w:sz="1"/>
+                    <w:right w:val="single" w:color="999999" w:sz="1"/>
+                  </w:tcBorders>
+                  <w:tcMar>
+                    <w:top w:type="dxa" w:w="20"/>
+                    <w:left w:type="dxa" w:w="60"/>
+                    <w:bottom w:type="dxa" w:w="20"/>
+                    <w:right w:type="dxa" w:w="60"/>
+                  </w:tcMar>
+                </w:tcPr>
+                <w:p>
+                  <w:r>
+                    <w:rPr>
+                      <w:rFonts w:ascii="Courier New" w:cs="Courier New" w:eastAsia="Courier New" w:hAnsi="Courier New"/>
+                      <w:color w:val="999999"/>
+                      <w:sz w:val="14"/>
+                      <w:szCs w:val="14"/>
+                    </w:rPr>
+                    <w:t xml:space="preserve">83</w:t>
+                  </w:r>
+                </w:p>
+              </w:tc>
+              <w:tc>
+                <w:tcPr>
+                  <w:tcW w:type="dxa" w:w="2600"/>
+                  <w:tcBorders>
+                    <w:top w:val="single" w:color="999999" w:sz="1"/>
+                    <w:left w:val="single" w:color="999999" w:sz="1"/>
+                    <w:bottom w:val="single" w:color="999999" w:sz="1"/>
+                    <w:right w:val="single" w:color="999999" w:sz="1"/>
+                  </w:tcBorders>
+                  <w:tcMar>
+                    <w:top w:type="dxa" w:w="20"/>
+                    <w:left w:type="dxa" w:w="60"/>
+                    <w:bottom w:type="dxa" w:w="20"/>
+                    <w:right w:type="dxa" w:w="60"/>
+                  </w:tcMar>
+                </w:tcPr>
+                <w:p>
+                  <w:r>
+                    <w:rPr>
+                      <w:rFonts w:ascii="Arial" w:cs="Arial" w:eastAsia="Arial" w:hAnsi="Arial"/>
+                      <w:sz w:val="16"/>
+                      <w:szCs w:val="16"/>
+                    </w:rPr>
+                    <w:t xml:space="preserve">P</w:t>
+                  </w:r>
+                </w:p>
+              </w:tc>
+              <w:tc>
+                <w:tcPr>
+                  <w:tcW w:type="dxa" w:w="2400"/>
+                  <w:tcBorders>
+                    <w:top w:val="single" w:color="999999" w:sz="1"/>
+                    <w:left w:val="single" w:color="999999" w:sz="1"/>
+                    <w:bottom w:val="single" w:color="999999" w:sz="1"/>
+                    <w:right w:val="single" w:color="999999" w:sz="1"/>
+                  </w:tcBorders>
+                  <w:tcMar>
+                    <w:top w:type="dxa" w:w="20"/>
+                    <w:left w:type="dxa" w:w="60"/>
+                    <w:bottom w:type="dxa" w:w="20"/>
+                    <w:right w:type="dxa" w:w="60"/>
+                  </w:tcMar>
+                </w:tcPr>
+                <w:p>
+                  <w:r>
+                    <w:rPr>
+                      <w:rFonts w:ascii="Arial" w:cs="Arial" w:eastAsia="Arial" w:hAnsi="Arial"/>
+                      <w:sz w:val="16"/>
+                      <w:szCs w:val="16"/>
+                    </w:rPr>
+                    <w:t xml:space="preserve">4,36</w:t>
+                  </w:r>
+                </w:p>
+              </w:tc>
+              <w:tc>
+                <w:tcPr>
+                  <w:tcW w:type="dxa" w:w="2800"/>
+                  <w:tcBorders>
+                    <w:top w:val="single" w:color="999999" w:sz="1"/>
+                    <w:left w:val="single" w:color="999999" w:sz="1"/>
+                    <w:bottom w:val="single" w:color="999999" w:sz="1"/>
+                    <w:right w:val="single" w:color="999999" w:sz="1"/>
+                  </w:tcBorders>
+                  <w:tcMar>
+                    <w:top w:type="dxa" w:w="20"/>
+                    <w:left w:type="dxa" w:w="60"/>
+                    <w:bottom w:type="dxa" w:w="20"/>
+                    <w:right w:type="dxa" w:w="60"/>
+                  </w:tcMar>
+                </w:tcPr>
+                <w:p>
+                  <w:r>
+                    <w:rPr>
+                      <w:rFonts w:ascii="Arial" w:cs="Arial" w:eastAsia="Arial" w:hAnsi="Arial"/>
+                      <w:sz w:val="16"/>
+                      <w:szCs w:val="16"/>
+                    </w:rPr>
+                    <w:t xml:space="preserve"/>
+                  </w:r>
+                </w:p>
+              </w:tc>
+            </w:tr>
+            <w:tr>
+              <w:tc>
+                <w:tcPr>
+                  <w:tcW w:type="dxa" w:w="500"/>
+                  <w:tcBorders>
+                    <w:top w:val="single" w:color="999999" w:sz="1"/>
+                    <w:left w:val="single" w:color="999999" w:sz="1"/>
+                    <w:bottom w:val="single" w:color="999999" w:sz="1"/>
+                    <w:right w:val="single" w:color="999999" w:sz="1"/>
+                  </w:tcBorders>
+                  <w:tcMar>
+                    <w:top w:type="dxa" w:w="20"/>
+                    <w:left w:type="dxa" w:w="60"/>
+                    <w:bottom w:type="dxa" w:w="20"/>
+                    <w:right w:type="dxa" w:w="60"/>
+                  </w:tcMar>
+                </w:tcPr>
+                <w:p>
+                  <w:r>
+                    <w:rPr>
+                      <w:rFonts w:ascii="Courier New" w:cs="Courier New" w:eastAsia="Courier New" w:hAnsi="Courier New"/>
+                      <w:color w:val="999999"/>
+                      <w:sz w:val="14"/>
+                      <w:szCs w:val="14"/>
+                    </w:rPr>
+                    <w:t xml:space="preserve">84</w:t>
+                  </w:r>
+                </w:p>
+              </w:tc>
+              <w:tc>
+                <w:tcPr>
+                  <w:tcW w:type="dxa" w:w="2600"/>
+                  <w:tcBorders>
+                    <w:top w:val="single" w:color="999999" w:sz="1"/>
+                    <w:left w:val="single" w:color="999999" w:sz="1"/>
+                    <w:bottom w:val="single" w:color="999999" w:sz="1"/>
+                    <w:right w:val="single" w:color="999999" w:sz="1"/>
+                  </w:tcBorders>
+                  <w:tcMar>
+                    <w:top w:type="dxa" w:w="20"/>
+                    <w:left w:type="dxa" w:w="60"/>
+                    <w:bottom w:type="dxa" w:w="20"/>
+                    <w:right w:type="dxa" w:w="60"/>
+                  </w:tcMar>
+                </w:tcPr>
+                <w:p>
+                  <w:r>
+                    <w:rPr>
+                      <w:rFonts w:ascii="Arial" w:cs="Arial" w:eastAsia="Arial" w:hAnsi="Arial"/>
+                      <w:sz w:val="16"/>
+                      <w:szCs w:val="16"/>
+                    </w:rPr>
+                    <w:t xml:space="preserve">PTH</w:t>
+                  </w:r>
+                </w:p>
+              </w:tc>
+              <w:tc>
+                <w:tcPr>
+                  <w:tcW w:type="dxa" w:w="2400"/>
+                  <w:tcBorders>
+                    <w:top w:val="single" w:color="999999" w:sz="1"/>
+                    <w:left w:val="single" w:color="999999" w:sz="1"/>
+                    <w:bottom w:val="single" w:color="999999" w:sz="1"/>
+                    <w:right w:val="single" w:color="999999" w:sz="1"/>
+                  </w:tcBorders>
+                  <w:tcMar>
+                    <w:top w:type="dxa" w:w="20"/>
+                    <w:left w:type="dxa" w:w="60"/>
+                    <w:bottom w:type="dxa" w:w="20"/>
+                    <w:right w:type="dxa" w:w="60"/>
+                  </w:tcMar>
+                </w:tcPr>
+                <w:p>
+                  <w:r>
+                    <w:rPr>
+                      <w:rFonts w:ascii="Arial" w:cs="Arial" w:eastAsia="Arial" w:hAnsi="Arial"/>
+                      <w:sz w:val="16"/>
+                      <w:szCs w:val="16"/>
+                    </w:rPr>
+                    <w:t xml:space="preserve">28,16</w:t>
+                  </w:r>
+                </w:p>
+              </w:tc>
+              <w:tc>
+                <w:tcPr>
+                  <w:tcW w:type="dxa" w:w="2800"/>
+                  <w:tcBorders>
+                    <w:top w:val="single" w:color="999999" w:sz="1"/>
+                    <w:left w:val="single" w:color="999999" w:sz="1"/>
+                    <w:bottom w:val="single" w:color="999999" w:sz="1"/>
+                    <w:right w:val="single" w:color="999999" w:sz="1"/>
+                  </w:tcBorders>
+                  <w:tcMar>
+                    <w:top w:type="dxa" w:w="20"/>
+                    <w:left w:type="dxa" w:w="60"/>
+                    <w:bottom w:type="dxa" w:w="20"/>
+                    <w:right w:type="dxa" w:w="60"/>
+                  </w:tcMar>
+                </w:tcPr>
+                <w:p>
+                  <w:r>
+                    <w:rPr>
+                      <w:rFonts w:ascii="Arial" w:cs="Arial" w:eastAsia="Arial" w:hAnsi="Arial"/>
+                      <w:sz w:val="16"/>
+                      <w:szCs w:val="16"/>
+                    </w:rPr>
+                    <w:t xml:space="preserve"/>
+                  </w:r>
+                </w:p>
+              </w:tc>
+            </w:tr>
+          </w:tbl>
+          <w:p>
+            <w:pPr>
+              <w:spacing w:after="0" w:before="40"/>
+            </w:pPr>
+          </w:p>
+          <w:p>
+            <w:pPr>
+              <w:spacing w:after="40"/>
+            </w:pPr>
+            <w:r>
+              <w:rPr>
+                <w:rFonts w:ascii="Courier New" w:cs="Courier New" w:eastAsia="Courier New" w:hAnsi="Courier New"/>
+                <w:color w:val="999999"/>
+                <w:sz w:val="14"/>
+                <w:szCs w:val="14"/>
+              </w:rPr>
+              <w:t xml:space="preserve">85 </w:t>
+            </w:r>
+            <w:r>
+              <w:rPr>
+                <w:rFonts w:ascii="Arial" w:cs="Arial" w:eastAsia="Arial" w:hAnsi="Arial"/>
+                <w:b/>
+                <w:bCs/>
+                <w:sz w:val="18"/>
+                <w:szCs w:val="18"/>
+              </w:rPr>
+              <w:t xml:space="preserve">ΗΚΓ (18/01/2022): </w:t>
+            </w:r>
+            <w:r>
+              <w:rPr>
+                <w:rFonts w:ascii="Arial" w:cs="Arial" w:eastAsia="Arial" w:hAnsi="Arial"/>
+                <w:sz w:val="18"/>
+                <w:szCs w:val="18"/>
+              </w:rPr>
+              <w:t xml:space="preserve">ατ. RBBB, SR</w:t>
+            </w:r>
+          </w:p>
+          <w:p>
+            <w:pPr>
+              <w:spacing w:after="0" w:before="60"/>
+            </w:pPr>
+          </w:p>
+          <w:p>
+            <w:pPr>
+              <w:spacing w:after="40"/>
+            </w:pPr>
+            <w:r>
+              <w:rPr>
+                <w:rFonts w:ascii="Courier New" w:cs="Courier New" w:eastAsia="Courier New" w:hAnsi="Courier New"/>
+                <w:color w:val="999999"/>
+                <w:sz w:val="14"/>
+                <w:szCs w:val="14"/>
+              </w:rPr>
+              <w:t xml:space="preserve">86 </w:t>
+            </w:r>
+            <w:r>
+              <w:rPr>
+                <w:rFonts w:ascii="Arial" w:cs="Arial" w:eastAsia="Arial" w:hAnsi="Arial"/>
+                <w:b/>
+                <w:bCs/>
+                <w:sz w:val="18"/>
+                <w:szCs w:val="18"/>
+              </w:rPr>
+              <w:t xml:space="preserve">ΠΑΘΟΛΟΓΟΑΝΑΤΟΜΙΚΗ ΕΚΘΕΣΗ (18/01/2022)</w:t>
+            </w:r>
+          </w:p>
+          <w:p>
+            <w:pPr>
+              <w:spacing w:after="40"/>
+            </w:pPr>
+            <w:r>
+              <w:rPr>
+                <w:rFonts w:ascii="Courier New" w:cs="Courier New" w:eastAsia="Courier New" w:hAnsi="Courier New"/>
+                <w:color w:val="999999"/>
+                <w:sz w:val="14"/>
+                <w:szCs w:val="14"/>
+              </w:rPr>
+              <w:t xml:space="preserve">87 </w:t>
+            </w:r>
+            <w:r>
+              <w:rPr>
+                <w:rFonts w:ascii="Arial" w:cs="Arial" w:eastAsia="Arial" w:hAnsi="Arial"/>
+                <w:b/>
+                <w:bCs/>
+                <w:sz w:val="18"/>
+                <w:szCs w:val="18"/>
+              </w:rPr>
+              <w:t xml:space="preserve">ΜΑΚΡΟΣΚΟΠΙΚΑ ΕΥΡΗΜΑΤΑ:</w:t>
+            </w:r>
+          </w:p>
+          <w:p>
+            <w:pPr>
+              <w:spacing w:after="40"/>
+            </w:pPr>
+            <w:r>
+              <w:rPr>
+                <w:rFonts w:ascii="Courier New" w:cs="Courier New" w:eastAsia="Courier New" w:hAnsi="Courier New"/>
+                <w:color w:val="999999"/>
+                <w:sz w:val="14"/>
+                <w:szCs w:val="14"/>
+              </w:rPr>
+              <w:t xml:space="preserve">88 </w:t>
+            </w:r>
+            <w:r>
+              <w:rPr>
+                <w:rFonts w:ascii="Arial" w:cs="Arial" w:eastAsia="Arial" w:hAnsi="Arial"/>
+                <w:sz w:val="18"/>
+                <w:szCs w:val="18"/>
+              </w:rPr>
+              <w:t xml:space="preserve">• Παρασκεύασμα θυρεοειδεκτομής βάρους 30γρ — ΑΡ λοβός (d: 3,6x2,4x2,2cm), ΔΕ λοβός (d: 5,7x3,2x2,6cm), ΙΣΘΜΟΣ (d: 1,9x1cm)</w:t>
+            </w:r>
+          </w:p>
+          <w:p>
+            <w:pPr>
+              <w:spacing w:after="40"/>
+            </w:pPr>
+            <w:r>
+              <w:rPr>
+                <w:rFonts w:ascii="Courier New" w:cs="Courier New" w:eastAsia="Courier New" w:hAnsi="Courier New"/>
+                <w:color w:val="999999"/>
+                <w:sz w:val="14"/>
+                <w:szCs w:val="14"/>
+              </w:rPr>
+              <w:t xml:space="preserve">89 </w:t>
+            </w:r>
+            <w:r>
+              <w:rPr>
+                <w:rFonts w:ascii="Arial" w:cs="Arial" w:eastAsia="Arial" w:hAnsi="Arial"/>
+                <w:sz w:val="18"/>
+                <w:szCs w:val="18"/>
+              </w:rPr>
+              <w:t xml:space="preserve">• Καταδυόμενος όζος κάτω ΔΕ (dmax: 3,7cm) με αιμορραγικές εστίες</w:t>
+            </w:r>
+          </w:p>
+          <w:p>
+            <w:pPr>
+              <w:spacing w:after="40"/>
+            </w:pPr>
+            <w:r>
+              <w:rPr>
+                <w:rFonts w:ascii="Courier New" w:cs="Courier New" w:eastAsia="Courier New" w:hAnsi="Courier New"/>
+                <w:color w:val="999999"/>
+                <w:sz w:val="14"/>
+                <w:szCs w:val="14"/>
+              </w:rPr>
+              <w:t xml:space="preserve">90 </w:t>
+            </w:r>
+            <w:r>
+              <w:rPr>
+                <w:rFonts w:ascii="Arial" w:cs="Arial" w:eastAsia="Arial" w:hAnsi="Arial"/>
+                <w:sz w:val="18"/>
+                <w:szCs w:val="18"/>
+              </w:rPr>
+              <w:t xml:space="preserve">• Συναποσταλέν τεμάχιο με οζώδη διαμόρφωση (d: 1,2cm)</w:t>
+            </w:r>
+          </w:p>
+          <w:p>
+            <w:pPr>
+              <w:spacing w:after="0" w:before="40"/>
+            </w:pPr>
+          </w:p>
+          <w:p>
+            <w:pPr>
+              <w:spacing w:after="40"/>
+            </w:pPr>
+            <w:r>
+              <w:rPr>
+                <w:rFonts w:ascii="Courier New" w:cs="Courier New" w:eastAsia="Courier New" w:hAnsi="Courier New"/>
+                <w:color w:val="999999"/>
+                <w:sz w:val="14"/>
+                <w:szCs w:val="14"/>
+              </w:rPr>
+              <w:t xml:space="preserve">91 </w:t>
+            </w:r>
+            <w:r>
+              <w:rPr>
+                <w:rFonts w:ascii="Arial" w:cs="Arial" w:eastAsia="Arial" w:hAnsi="Arial"/>
+                <w:b/>
+                <w:bCs/>
+                <w:sz w:val="18"/>
+                <w:szCs w:val="18"/>
+              </w:rPr>
+              <w:t xml:space="preserve">ΜΙΚΡΟΣΚΟΠΙΚΑ ΕΥΡΗΜΑΤΑ:</w:t>
+            </w:r>
+          </w:p>
+          <w:p>
+            <w:pPr>
+              <w:spacing w:after="40"/>
+            </w:pPr>
+            <w:r>
+              <w:rPr>
+                <w:rFonts w:ascii="Courier New" w:cs="Courier New" w:eastAsia="Courier New" w:hAnsi="Courier New"/>
+                <w:color w:val="999999"/>
+                <w:sz w:val="14"/>
+                <w:szCs w:val="14"/>
+              </w:rPr>
+              <w:t xml:space="preserve">92 </w:t>
+            </w:r>
+            <w:r>
+              <w:rPr>
+                <w:rFonts w:ascii="Arial" w:cs="Arial" w:eastAsia="Arial" w:hAnsi="Arial"/>
+                <w:sz w:val="18"/>
+                <w:szCs w:val="18"/>
+              </w:rPr>
+              <w:t xml:space="preserve">• Καταδυόμενος όζος ΔΕ λοβού — μικρού και μέσου μεγέθους θυλάκια, κυβοειδή ή χαμηλά κυλινδρικά θυρεοειδικά κύτταρα</w:t>
+            </w:r>
+          </w:p>
+          <w:p>
+            <w:pPr>
+              <w:spacing w:after="40"/>
+            </w:pPr>
+            <w:r>
+              <w:rPr>
+                <w:rFonts w:ascii="Courier New" w:cs="Courier New" w:eastAsia="Courier New" w:hAnsi="Courier New"/>
+                <w:color w:val="999999"/>
+                <w:sz w:val="14"/>
+                <w:szCs w:val="14"/>
+              </w:rPr>
+              <w:t xml:space="preserve">93 </w:t>
+            </w:r>
+            <w:r>
+              <w:rPr>
+                <w:rFonts w:ascii="Arial" w:cs="Arial" w:eastAsia="Arial" w:hAnsi="Arial"/>
+                <w:sz w:val="18"/>
+                <w:szCs w:val="18"/>
+              </w:rPr>
+              <w:t xml:space="preserve">• Θυλάκια με μέτριας πυκνότητας κολλοειδές και στοιχεία περιφερικής κενοτόπωσης</w:t>
+            </w:r>
+          </w:p>
+          <w:p>
+            <w:pPr>
+              <w:spacing w:after="40"/>
+            </w:pPr>
+            <w:r>
+              <w:rPr>
+                <w:rFonts w:ascii="Courier New" w:cs="Courier New" w:eastAsia="Courier New" w:hAnsi="Courier New"/>
+                <w:color w:val="999999"/>
+                <w:sz w:val="14"/>
+                <w:szCs w:val="14"/>
+              </w:rPr>
+              <w:t xml:space="preserve">94 </w:t>
+            </w:r>
+            <w:r>
+              <w:rPr>
+                <w:rFonts w:ascii="Arial" w:cs="Arial" w:eastAsia="Arial" w:hAnsi="Arial"/>
+                <w:sz w:val="18"/>
+                <w:szCs w:val="18"/>
+              </w:rPr>
+              <w:t xml:space="preserve">• Οιδηματώδες υπόστρωμα με χαλαρό ινώδη συνδετικό ιστό</w:t>
+            </w:r>
+          </w:p>
+          <w:p>
+            <w:pPr>
+              <w:spacing w:after="40"/>
+            </w:pPr>
+            <w:r>
+              <w:rPr>
+                <w:rFonts w:ascii="Courier New" w:cs="Courier New" w:eastAsia="Courier New" w:hAnsi="Courier New"/>
+                <w:color w:val="999999"/>
+                <w:sz w:val="14"/>
+                <w:szCs w:val="14"/>
+              </w:rPr>
+              <w:t xml:space="preserve">95 </w:t>
+            </w:r>
+            <w:r>
+              <w:rPr>
+                <w:rFonts w:ascii="Arial" w:cs="Arial" w:eastAsia="Arial" w:hAnsi="Arial"/>
+                <w:sz w:val="18"/>
+                <w:szCs w:val="18"/>
+              </w:rPr>
+              <w:t xml:space="preserve">• Ο όζος περιβάλλεται από ινώδη κάψα — ήπιες συμπιεστικού τύπου αλλοιώσεις στο παρακείμενο παρέγχυμα</w:t>
+            </w:r>
+          </w:p>
+          <w:p>
+            <w:pPr>
+              <w:spacing w:after="40"/>
+            </w:pPr>
+            <w:r>
+              <w:rPr>
+                <w:rFonts w:ascii="Courier New" w:cs="Courier New" w:eastAsia="Courier New" w:hAnsi="Courier New"/>
+                <w:color w:val="999999"/>
+                <w:sz w:val="14"/>
+                <w:szCs w:val="14"/>
+              </w:rPr>
+              <w:t xml:space="preserve">96 </w:t>
+            </w:r>
+            <w:r>
+              <w:rPr>
+                <w:rFonts w:ascii="Arial" w:cs="Arial" w:eastAsia="Arial" w:hAnsi="Arial"/>
+                <w:sz w:val="18"/>
+                <w:szCs w:val="18"/>
+              </w:rPr>
+              <w:t xml:space="preserve">• Δεν παρατηρείται διήθηση κάψας ή αγγείων</w:t>
+            </w:r>
+          </w:p>
+          <w:p>
+            <w:pPr>
+              <w:spacing w:after="40"/>
+            </w:pPr>
+            <w:r>
+              <w:rPr>
+                <w:rFonts w:ascii="Courier New" w:cs="Courier New" w:eastAsia="Courier New" w:hAnsi="Courier New"/>
+                <w:color w:val="999999"/>
+                <w:sz w:val="14"/>
+                <w:szCs w:val="14"/>
+              </w:rPr>
+              <w:t xml:space="preserve">97 </w:t>
+            </w:r>
+            <w:r>
+              <w:rPr>
+                <w:rFonts w:ascii="Arial" w:cs="Arial" w:eastAsia="Arial" w:hAnsi="Arial"/>
+                <w:sz w:val="18"/>
+                <w:szCs w:val="18"/>
+              </w:rPr>
+              <w:t xml:space="preserve">• Υπόλοιπος θυρεοειδής: μέσου μεγέθους θυλάκια με τάση σχηματισμού οζωδών αθροίσεων</w:t>
+            </w:r>
+          </w:p>
+          <w:p>
+            <w:pPr>
+              <w:spacing w:after="40"/>
+            </w:pPr>
+            <w:r>
+              <w:rPr>
+                <w:rFonts w:ascii="Courier New" w:cs="Courier New" w:eastAsia="Courier New" w:hAnsi="Courier New"/>
+                <w:color w:val="999999"/>
+                <w:sz w:val="14"/>
+                <w:szCs w:val="14"/>
+              </w:rPr>
+              <w:t xml:space="preserve">98 </w:t>
+            </w:r>
+            <w:r>
+              <w:rPr>
+                <w:rFonts w:ascii="Arial" w:cs="Arial" w:eastAsia="Arial" w:hAnsi="Arial"/>
+                <w:sz w:val="18"/>
+                <w:szCs w:val="18"/>
+              </w:rPr>
+              <w:t xml:space="preserve">• Εστία </w:t>
             </w:r>
             <w:r>
               <w:rPr>
@@ -3974,200 +6098,170 @@
                 <w:sz w:val="18"/>
                 <w:szCs w:val="18"/>
               </w:rPr>
-              <w:t xml:space="preserve">ΜΕΘΦΟΡΜΙΝΗ</w:t>
-            </w:r>
-            <w:r>
-              <w:rPr>
-                <w:rFonts w:ascii="Arial" w:cs="Arial" w:eastAsia="Arial" w:hAnsi="Arial"/>
-                <w:sz w:val="18"/>
-                <w:szCs w:val="18"/>
-              </w:rPr>
-              <w:t xml:space="preserve"> 850mg</w:t>
-            </w:r>
-            <w:r>
-              <w:rPr>
-                <w:rFonts w:ascii="Arial" w:cs="Arial" w:eastAsia="Arial" w:hAnsi="Arial"/>
-                <w:color w:val="CC0000"/>
-                <w:sz w:val="18"/>
-                <w:szCs w:val="18"/>
-              </w:rPr>
-              <w:t xml:space="preserve">[ x2?]</w:t>
-            </w:r>
-          </w:p>
-          <w:p>
-            <w:pPr>
-              <w:spacing w:after="40"/>
-            </w:pPr>
-            <w:r>
-              <w:rPr>
-                <w:rFonts w:ascii="Courier New" w:cs="Courier New" w:eastAsia="Courier New" w:hAnsi="Courier New"/>
-                <w:color w:val="999999"/>
-                <w:sz w:val="14"/>
-                <w:szCs w:val="14"/>
-              </w:rPr>
-              <w:t xml:space="preserve">56 </w:t>
-            </w:r>
-            <w:r>
-              <w:rPr>
-                <w:rFonts w:ascii="Arial" w:cs="Arial" w:eastAsia="Arial" w:hAnsi="Arial"/>
-                <w:sz w:val="18"/>
-                <w:szCs w:val="18"/>
-              </w:rPr>
-              <w:t xml:space="preserve">② Επανάληψη: T3, FT3, FT4</w:t>
-            </w:r>
-          </w:p>
-          <w:p>
-            <w:pPr>
-              <w:spacing w:after="40"/>
-            </w:pPr>
-            <w:r>
-              <w:rPr>
-                <w:rFonts w:ascii="Courier New" w:cs="Courier New" w:eastAsia="Courier New" w:hAnsi="Courier New"/>
-                <w:color w:val="999999"/>
-                <w:sz w:val="14"/>
-                <w:szCs w:val="14"/>
-              </w:rPr>
-              <w:t xml:space="preserve">57 </w:t>
-            </w:r>
-            <w:r>
-              <w:rPr>
-                <w:rFonts w:ascii="Arial" w:cs="Arial" w:eastAsia="Arial" w:hAnsi="Arial"/>
-                <w:sz w:val="18"/>
-                <w:szCs w:val="18"/>
-              </w:rPr>
-              <w:t xml:space="preserve">③ ECHO ΤΡΑΧΗΛΟΥ</w:t>
-            </w:r>
-            <w:r>
-              <w:rPr>
-                <w:rFonts w:ascii="Arial" w:cs="Arial" w:eastAsia="Arial" w:hAnsi="Arial"/>
-                <w:color w:val="CC0000"/>
-                <w:sz w:val="18"/>
-                <w:szCs w:val="18"/>
-              </w:rPr>
-              <w:t xml:space="preserve">[ / Δίαιτα?]</w:t>
-            </w:r>
-          </w:p>
-          <w:p>
-            <w:pPr>
-              <w:spacing w:after="40"/>
-            </w:pPr>
-            <w:r>
-              <w:rPr>
-                <w:rFonts w:ascii="Courier New" w:cs="Courier New" w:eastAsia="Courier New" w:hAnsi="Courier New"/>
-                <w:color w:val="999999"/>
-                <w:sz w:val="14"/>
-                <w:szCs w:val="14"/>
-              </w:rPr>
-              <w:t xml:space="preserve">58 </w:t>
-            </w:r>
-            <w:r>
-              <w:rPr>
-                <w:rFonts w:ascii="Arial" w:cs="Arial" w:eastAsia="Arial" w:hAnsi="Arial"/>
-                <w:color w:val="CC0000"/>
-                <w:sz w:val="18"/>
-                <w:szCs w:val="18"/>
-              </w:rPr>
-              <w:t xml:space="preserve">[④ Επανεξέταση σε 3 μήνες?]</w:t>
-            </w:r>
-          </w:p>
-        </w:tc>
-      </w:tr>
-    </w:tbl>
-    <w:p>
-      <w:pPr>
-        <w:pStyle w:val="Heading1"/>
-        <w:pageBreakBefore/>
-      </w:pPr>
-      <w:r>
-        <w:rPr>
-          <w:rFonts w:ascii="Arial" w:cs="Arial" w:eastAsia="Arial" w:hAnsi="Arial"/>
-        </w:rPr>
-        <w:t xml:space="preserve">ΕΠΙΣΚΕΨΗ 4 — </w:t>
-      </w:r>
-      <w:r>
-        <w:rPr>
-          <w:rFonts w:ascii="Arial" w:cs="Arial" w:eastAsia="Arial" w:hAnsi="Arial"/>
-          <w:color w:val="CC0000"/>
-        </w:rPr>
-        <w:t xml:space="preserve">xx/xx/2014</w:t>
-      </w:r>
-    </w:p>
-    <w:p>
-      <w:pPr>
-        <w:spacing w:after="0" w:before="60"/>
-      </w:pPr>
-    </w:p>
-    <w:tbl>
-      <w:tblPr>
-        <w:tblW w:type="dxa" w:w="9638"/>
-        <w:tblBorders>
-          <w:top w:val="single" w:color="auto" w:sz="4"/>
-          <w:left w:val="single" w:color="auto" w:sz="4"/>
-          <w:bottom w:val="single" w:color="auto" w:sz="4"/>
-          <w:right w:val="single" w:color="auto" w:sz="4"/>
-          <w:insideH w:val="single" w:color="auto" w:sz="4"/>
-          <w:insideV w:val="single" w:color="auto" w:sz="4"/>
-        </w:tblBorders>
-      </w:tblPr>
-      <w:tblGrid>
-        <w:gridCol w:w="9638"/>
-      </w:tblGrid>
-      <w:tr>
-        <w:tc>
-          <w:tcPr>
-            <w:tcW w:type="dxa" w:w="9638"/>
-            <w:tcBorders>
-              <w:top w:val="single" w:color="999999" w:sz="1"/>
-              <w:left w:val="single" w:color="999999" w:sz="1"/>
-              <w:bottom w:val="single" w:color="999999" w:sz="1"/>
-              <w:right w:val="single" w:color="999999" w:sz="1"/>
-            </w:tcBorders>
-            <w:tcMar>
-              <w:top w:type="dxa" w:w="80"/>
-              <w:left w:type="dxa" w:w="100"/>
-              <w:bottom w:type="dxa" w:w="80"/>
-              <w:right w:type="dxa" w:w="100"/>
-            </w:tcMar>
-            <w:vAlign w:val="top"/>
-          </w:tcPr>
-          <w:p>
-            <w:pPr>
-              <w:spacing w:after="60"/>
-            </w:pPr>
+              <w:t xml:space="preserve">ΘΗΛΩΔΟΥΣ ΜΙΚΡΟΚΑΡΚΙΝΩΜΑΤΟΣ</w:t>
+            </w:r>
+            <w:r>
+              <w:rPr>
+                <w:rFonts w:ascii="Arial" w:cs="Arial" w:eastAsia="Arial" w:hAnsi="Arial"/>
+                <w:sz w:val="18"/>
+                <w:szCs w:val="18"/>
+              </w:rPr>
+              <w:t xml:space="preserve"> (d: 1mm) στο κάτω 3/μόριο ΔΕ λοβού, πλησίον καταδυόμενου όζου</w:t>
+            </w:r>
+          </w:p>
+          <w:p>
+            <w:pPr>
+              <w:spacing w:after="40"/>
+            </w:pPr>
+            <w:r>
+              <w:rPr>
+                <w:rFonts w:ascii="Courier New" w:cs="Courier New" w:eastAsia="Courier New" w:hAnsi="Courier New"/>
+                <w:color w:val="999999"/>
+                <w:sz w:val="14"/>
+                <w:szCs w:val="14"/>
+              </w:rPr>
+              <w:t xml:space="preserve">99 </w:t>
+            </w:r>
+            <w:r>
+              <w:rPr>
+                <w:rFonts w:ascii="Arial" w:cs="Arial" w:eastAsia="Arial" w:hAnsi="Arial"/>
+                <w:sz w:val="18"/>
+                <w:szCs w:val="18"/>
+              </w:rPr>
+              <w:t xml:space="preserve">• Νεοπλασματικά κύτταρα χαμηλά κυλινδρικά με ωοειδείς, διαυγάζοντες πυρήνες — θυλακιώδεις σχηματισμοί</w:t>
+            </w:r>
+          </w:p>
+          <w:p>
+            <w:pPr>
+              <w:spacing w:after="40"/>
+            </w:pPr>
+            <w:r>
+              <w:rPr>
+                <w:rFonts w:ascii="Courier New" w:cs="Courier New" w:eastAsia="Courier New" w:hAnsi="Courier New"/>
+                <w:color w:val="999999"/>
+                <w:sz w:val="14"/>
+                <w:szCs w:val="14"/>
+              </w:rPr>
+              <w:t xml:space="preserve">100 </w:t>
+            </w:r>
+            <w:r>
+              <w:rPr>
+                <w:rFonts w:ascii="Arial" w:cs="Arial" w:eastAsia="Arial" w:hAnsi="Arial"/>
+                <w:sz w:val="18"/>
+                <w:szCs w:val="18"/>
+              </w:rPr>
+              <w:t xml:space="preserve">• Εστία ενδοθυρεοειδική, χωρίς διηθήσεις αγγείων, νεύρων ή εξωθυρεοειδική επέκταση</w:t>
+            </w:r>
+          </w:p>
+          <w:p>
+            <w:pPr>
+              <w:spacing w:after="0" w:before="40"/>
+            </w:pPr>
+          </w:p>
+          <w:p>
+            <w:pPr>
+              <w:spacing w:after="40"/>
+            </w:pPr>
+            <w:r>
+              <w:rPr>
+                <w:rFonts w:ascii="Courier New" w:cs="Courier New" w:eastAsia="Courier New" w:hAnsi="Courier New"/>
+                <w:color w:val="999999"/>
+                <w:sz w:val="14"/>
+                <w:szCs w:val="14"/>
+              </w:rPr>
+              <w:t xml:space="preserve">101 </w:t>
+            </w:r>
             <w:r>
               <w:rPr>
                 <w:rFonts w:ascii="Arial" w:cs="Arial" w:eastAsia="Arial" w:hAnsi="Arial"/>
                 <w:b/>
                 <w:bCs/>
-                <w:color w:val="2E75B6"/>
-                <w:sz w:val="18"/>
-                <w:szCs w:val="18"/>
-              </w:rPr>
-              <w:t xml:space="preserve">ΣΤΟΙΧΕΙΑ ΑΣΘΕΝΟΥΣ</w:t>
-            </w:r>
-          </w:p>
-          <w:p>
-            <w:pPr>
-              <w:spacing w:after="40"/>
-            </w:pPr>
-            <w:r>
-              <w:rPr>
-                <w:rFonts w:ascii="Courier New" w:cs="Courier New" w:eastAsia="Courier New" w:hAnsi="Courier New"/>
-                <w:color w:val="999999"/>
-                <w:sz w:val="14"/>
-                <w:szCs w:val="14"/>
-              </w:rPr>
-              <w:t xml:space="preserve">59 </w:t>
-            </w:r>
-            <w:r>
-              <w:rPr>
-                <w:rFonts w:ascii="Arial" w:cs="Arial" w:eastAsia="Arial" w:hAnsi="Arial"/>
-                <w:i/>
-                <w:iCs/>
-                <w:sz w:val="18"/>
-                <w:szCs w:val="18"/>
-              </w:rPr>
-              <w:t xml:space="preserve">Βλ. Επίσκεψη 1 (χωρίς αλλαγές)</w:t>
+                <w:sz w:val="18"/>
+                <w:szCs w:val="18"/>
+              </w:rPr>
+              <w:t xml:space="preserve">ΣΥΜΠΕΡΑΣΜΑ:</w:t>
+            </w:r>
+          </w:p>
+          <w:p>
+            <w:pPr>
+              <w:spacing w:after="40"/>
+            </w:pPr>
+            <w:r>
+              <w:rPr>
+                <w:rFonts w:ascii="Courier New" w:cs="Courier New" w:eastAsia="Courier New" w:hAnsi="Courier New"/>
+                <w:color w:val="999999"/>
+                <w:sz w:val="14"/>
+                <w:szCs w:val="14"/>
+              </w:rPr>
+              <w:t xml:space="preserve">102 </w:t>
+            </w:r>
+            <w:r>
+              <w:rPr>
+                <w:rFonts w:ascii="Arial" w:cs="Arial" w:eastAsia="Arial" w:hAnsi="Arial"/>
+                <w:sz w:val="18"/>
+                <w:szCs w:val="18"/>
+              </w:rPr>
+              <w:t xml:space="preserve">• </w:t>
+            </w:r>
+            <w:r>
+              <w:rPr>
+                <w:rFonts w:ascii="Arial" w:cs="Arial" w:eastAsia="Arial" w:hAnsi="Arial"/>
+                <w:b/>
+                <w:bCs/>
+                <w:color w:val="7B2D8E"/>
+                <w:sz w:val="18"/>
+                <w:szCs w:val="18"/>
+              </w:rPr>
+              <w:t xml:space="preserve">ΘΥΛΑΚΙΩΔΕΣ ΑΔΕΝΩΜΑ</w:t>
+            </w:r>
+            <w:r>
+              <w:rPr>
+                <w:rFonts w:ascii="Arial" w:cs="Arial" w:eastAsia="Arial" w:hAnsi="Arial"/>
+                <w:sz w:val="18"/>
+                <w:szCs w:val="18"/>
+              </w:rPr>
+              <w:t xml:space="preserve"> κάτω ΔΕ (d: 3,7cm), με αυξημένη λειτουργική δραστηριότητα, χωρίς στοιχεία κακοήθειας</w:t>
+            </w:r>
+          </w:p>
+          <w:p>
+            <w:pPr>
+              <w:spacing w:after="40"/>
+            </w:pPr>
+            <w:r>
+              <w:rPr>
+                <w:rFonts w:ascii="Courier New" w:cs="Courier New" w:eastAsia="Courier New" w:hAnsi="Courier New"/>
+                <w:color w:val="999999"/>
+                <w:sz w:val="14"/>
+                <w:szCs w:val="14"/>
+              </w:rPr>
+              <w:t xml:space="preserve">103 </w:t>
+            </w:r>
+            <w:r>
+              <w:rPr>
+                <w:rFonts w:ascii="Arial" w:cs="Arial" w:eastAsia="Arial" w:hAnsi="Arial"/>
+                <w:sz w:val="18"/>
+                <w:szCs w:val="18"/>
+              </w:rPr>
+              <w:t xml:space="preserve">• Εστία </w:t>
+            </w:r>
+            <w:r>
+              <w:rPr>
+                <w:rFonts w:ascii="Arial" w:cs="Arial" w:eastAsia="Arial" w:hAnsi="Arial"/>
+                <w:b/>
+                <w:bCs/>
+                <w:color w:val="7B2D8E"/>
+                <w:sz w:val="18"/>
+                <w:szCs w:val="18"/>
+              </w:rPr>
+              <w:t xml:space="preserve">ΘΗΛΩΔΟΥΣ ΜΙΚΡΟΚΑΡΚΙΝΩΜΑΤΟΣ</w:t>
+            </w:r>
+            <w:r>
+              <w:rPr>
+                <w:rFonts w:ascii="Arial" w:cs="Arial" w:eastAsia="Arial" w:hAnsi="Arial"/>
+                <w:sz w:val="18"/>
+                <w:szCs w:val="18"/>
+              </w:rPr>
+              <w:t xml:space="preserve"> θυλακιώδους υποτύπου (d: 1mm), χωρίς εξωθυρεοειδική επέκταση (pT1a)</w:t>
             </w:r>
           </w:p>
         </w:tc>
@@ -4224,70 +6318,163 @@
                 <w:sz w:val="18"/>
                 <w:szCs w:val="18"/>
               </w:rPr>
-              <w:t xml:space="preserve">ΚΛΙΝΙΚΗ ΕΞΕΤΑΣΗ (Επίσκεψη 4)</w:t>
-            </w:r>
-          </w:p>
-          <w:p>
-            <w:pPr>
-              <w:spacing w:after="40"/>
-            </w:pPr>
-            <w:r>
-              <w:rPr>
-                <w:rFonts w:ascii="Courier New" w:cs="Courier New" w:eastAsia="Courier New" w:hAnsi="Courier New"/>
-                <w:color w:val="999999"/>
-                <w:sz w:val="14"/>
-                <w:szCs w:val="14"/>
-              </w:rPr>
-              <w:t xml:space="preserve">60 </w:t>
-            </w:r>
-            <w:r>
-              <w:rPr>
-                <w:rFonts w:ascii="Arial" w:cs="Arial" w:eastAsia="Arial" w:hAnsi="Arial"/>
-                <w:color w:val="CC0000"/>
-                <w:sz w:val="18"/>
-                <w:szCs w:val="18"/>
-              </w:rPr>
-              <w:t xml:space="preserve">[Μεθφορμίνη: σταθερή δόση?]</w:t>
-            </w:r>
-          </w:p>
-          <w:p>
-            <w:pPr>
-              <w:spacing w:after="40"/>
-            </w:pPr>
-            <w:r>
-              <w:rPr>
-                <w:rFonts w:ascii="Courier New" w:cs="Courier New" w:eastAsia="Courier New" w:hAnsi="Courier New"/>
-                <w:color w:val="999999"/>
-                <w:sz w:val="14"/>
-                <w:szCs w:val="14"/>
-              </w:rPr>
-              <w:t xml:space="preserve">61 </w:t>
-            </w:r>
-            <w:r>
-              <w:rPr>
-                <w:rFonts w:ascii="Arial" w:cs="Arial" w:eastAsia="Arial" w:hAnsi="Arial"/>
-                <w:color w:val="CC0000"/>
-                <w:sz w:val="18"/>
-                <w:szCs w:val="18"/>
-              </w:rPr>
-              <w:t xml:space="preserve">[Βάρος?]</w:t>
-            </w:r>
-            <w:r>
-              <w:rPr>
-                <w:rFonts w:ascii="Arial" w:cs="Arial" w:eastAsia="Arial" w:hAnsi="Arial"/>
-                <w:sz w:val="18"/>
-                <w:szCs w:val="18"/>
-              </w:rPr>
-              <w:t xml:space="preserve">: </w:t>
-            </w:r>
-            <w:r>
-              <w:rPr>
-                <w:rFonts w:ascii="Arial" w:cs="Arial" w:eastAsia="Arial" w:hAnsi="Arial"/>
-                <w:color w:val="CC0000"/>
-                <w:sz w:val="18"/>
-                <w:szCs w:val="18"/>
-              </w:rPr>
-              <w:t xml:space="preserve">[60 Kgr?]</w:t>
+              <w:t xml:space="preserve">ΟΔΗΓΙΕΣ</w:t>
+            </w:r>
+          </w:p>
+          <w:p>
+            <w:pPr>
+              <w:spacing w:after="40"/>
+            </w:pPr>
+            <w:r>
+              <w:rPr>
+                <w:rFonts w:ascii="Courier New" w:cs="Courier New" w:eastAsia="Courier New" w:hAnsi="Courier New"/>
+                <w:color w:val="999999"/>
+                <w:sz w:val="14"/>
+                <w:szCs w:val="14"/>
+              </w:rPr>
+              <w:t xml:space="preserve">104 </w:t>
+            </w:r>
+            <w:r>
+              <w:rPr>
+                <w:rFonts w:ascii="Arial" w:cs="Arial" w:eastAsia="Arial" w:hAnsi="Arial"/>
+                <w:sz w:val="18"/>
+                <w:szCs w:val="18"/>
+              </w:rPr>
+              <w:t xml:space="preserve">① </w:t>
+            </w:r>
+            <w:r>
+              <w:rPr>
+                <w:rFonts w:ascii="Arial" w:cs="Arial" w:eastAsia="Arial" w:hAnsi="Arial"/>
+                <w:b/>
+                <w:bCs/>
+                <w:color w:val="7B2D8E"/>
+                <w:sz w:val="18"/>
+                <w:szCs w:val="18"/>
+              </w:rPr>
+              <w:t xml:space="preserve">MEDITHYROX</w:t>
+            </w:r>
+            <w:r>
+              <w:rPr>
+                <w:rFonts w:ascii="Arial" w:cs="Arial" w:eastAsia="Arial" w:hAnsi="Arial"/>
+                <w:sz w:val="18"/>
+                <w:szCs w:val="18"/>
+              </w:rPr>
+              <w:t xml:space="preserve"> 125μg x1</w:t>
+            </w:r>
+          </w:p>
+          <w:p>
+            <w:pPr>
+              <w:spacing w:after="40"/>
+            </w:pPr>
+            <w:r>
+              <w:rPr>
+                <w:rFonts w:ascii="Courier New" w:cs="Courier New" w:eastAsia="Courier New" w:hAnsi="Courier New"/>
+                <w:color w:val="999999"/>
+                <w:sz w:val="14"/>
+                <w:szCs w:val="14"/>
+              </w:rPr>
+              <w:t xml:space="preserve">105 </w:t>
+            </w:r>
+            <w:r>
+              <w:rPr>
+                <w:rFonts w:ascii="Arial" w:cs="Arial" w:eastAsia="Arial" w:hAnsi="Arial"/>
+                <w:sz w:val="18"/>
+                <w:szCs w:val="18"/>
+              </w:rPr>
+              <w:t xml:space="preserve">② TSH, FT4, FT3 + ECHO ΤΡΑΧΗΛΟΥ / Μετά 3 μήνες</w:t>
+            </w:r>
+          </w:p>
+        </w:tc>
+      </w:tr>
+    </w:tbl>
+    <w:p>
+      <w:pPr>
+        <w:pStyle w:val="Heading1"/>
+        <w:pageBreakBefore/>
+      </w:pPr>
+      <w:r>
+        <w:rPr>
+          <w:rFonts w:ascii="Arial" w:cs="Arial" w:eastAsia="Arial" w:hAnsi="Arial"/>
+        </w:rPr>
+        <w:t xml:space="preserve">ΕΠΙΣΚΕΨΗ 4 — 11/03/2022 (e-mail)</w:t>
+      </w:r>
+    </w:p>
+    <w:p>
+      <w:pPr>
+        <w:spacing w:after="0" w:before="60"/>
+      </w:pPr>
+    </w:p>
+    <w:tbl>
+      <w:tblPr>
+        <w:tblW w:type="dxa" w:w="9638"/>
+        <w:tblBorders>
+          <w:top w:val="single" w:color="auto" w:sz="4"/>
+          <w:left w:val="single" w:color="auto" w:sz="4"/>
+          <w:bottom w:val="single" w:color="auto" w:sz="4"/>
+          <w:right w:val="single" w:color="auto" w:sz="4"/>
+          <w:insideH w:val="single" w:color="auto" w:sz="4"/>
+          <w:insideV w:val="single" w:color="auto" w:sz="4"/>
+        </w:tblBorders>
+      </w:tblPr>
+      <w:tblGrid>
+        <w:gridCol w:w="9638"/>
+      </w:tblGrid>
+      <w:tr>
+        <w:tc>
+          <w:tcPr>
+            <w:tcW w:type="dxa" w:w="9638"/>
+            <w:tcBorders>
+              <w:top w:val="single" w:color="999999" w:sz="1"/>
+              <w:left w:val="single" w:color="999999" w:sz="1"/>
+              <w:bottom w:val="single" w:color="999999" w:sz="1"/>
+              <w:right w:val="single" w:color="999999" w:sz="1"/>
+            </w:tcBorders>
+            <w:tcMar>
+              <w:top w:type="dxa" w:w="80"/>
+              <w:left w:type="dxa" w:w="100"/>
+              <w:bottom w:type="dxa" w:w="80"/>
+              <w:right w:type="dxa" w:w="100"/>
+            </w:tcMar>
+            <w:vAlign w:val="top"/>
+          </w:tcPr>
+          <w:p>
+            <w:pPr>
+              <w:spacing w:after="60"/>
+            </w:pPr>
+            <w:r>
+              <w:rPr>
+                <w:rFonts w:ascii="Arial" w:cs="Arial" w:eastAsia="Arial" w:hAnsi="Arial"/>
+                <w:b/>
+                <w:bCs/>
+                <w:color w:val="2E75B6"/>
+                <w:sz w:val="18"/>
+                <w:szCs w:val="18"/>
+              </w:rPr>
+              <w:t xml:space="preserve">ΣΤΟΙΧΕΙΑ ΑΣΘΕΝΟΥΣ</w:t>
+            </w:r>
+          </w:p>
+          <w:p>
+            <w:pPr>
+              <w:spacing w:after="40"/>
+            </w:pPr>
+            <w:r>
+              <w:rPr>
+                <w:rFonts w:ascii="Courier New" w:cs="Courier New" w:eastAsia="Courier New" w:hAnsi="Courier New"/>
+                <w:color w:val="999999"/>
+                <w:sz w:val="14"/>
+                <w:szCs w:val="14"/>
+              </w:rPr>
+              <w:t xml:space="preserve">106 </w:t>
+            </w:r>
+            <w:r>
+              <w:rPr>
+                <w:rFonts w:ascii="Arial" w:cs="Arial" w:eastAsia="Arial" w:hAnsi="Arial"/>
+                <w:i/>
+                <w:iCs/>
+                <w:sz w:val="18"/>
+                <w:szCs w:val="18"/>
+              </w:rPr>
+              <w:t xml:space="preserve">Βλ. Επίσκεψη 1 (χωρίς αλλαγές)</w:t>
             </w:r>
           </w:p>
         </w:tc>
@@ -4344,32 +6531,539 @@
                 <w:sz w:val="18"/>
                 <w:szCs w:val="18"/>
               </w:rPr>
-              <w:t xml:space="preserve">ΕΡΓΑΣΤΗΡΙΑΚΑ ΑΠΟΤΕΛΕΣΜΑΤΑ (Επίσκεψη 4)</w:t>
-            </w:r>
-          </w:p>
-          <w:p>
-            <w:pPr>
-              <w:spacing w:after="40"/>
-            </w:pPr>
-            <w:r>
-              <w:rPr>
-                <w:rFonts w:ascii="Courier New" w:cs="Courier New" w:eastAsia="Courier New" w:hAnsi="Courier New"/>
-                <w:color w:val="999999"/>
-                <w:sz w:val="14"/>
-                <w:szCs w:val="14"/>
-              </w:rPr>
-              <w:t xml:space="preserve">62 </w:t>
-            </w:r>
-            <w:r>
-              <w:rPr>
-                <w:rFonts w:ascii="Arial" w:cs="Arial" w:eastAsia="Arial" w:hAnsi="Arial"/>
-                <w:color w:val="CC0000"/>
-                <w:sz w:val="18"/>
-                <w:szCs w:val="18"/>
-              </w:rPr>
-              <w:t xml:space="preserve">[Επαναληπτικές εξετάσεις — βλ. πρωτότυπη σάρωση?]</w:t>
-            </w:r>
-          </w:p>
+              <w:t xml:space="preserve">ΕΡΓΑΣΤΗΡΙΑΚΑ ΑΠΟΤΕΛΕΣΜΑΤΑ (11/03/2022)</w:t>
+            </w:r>
+          </w:p>
+          <w:p>
+            <w:pPr>
+              <w:spacing w:after="40"/>
+            </w:pPr>
+            <w:r>
+              <w:rPr>
+                <w:rFonts w:ascii="Courier New" w:cs="Courier New" w:eastAsia="Courier New" w:hAnsi="Courier New"/>
+                <w:color w:val="999999"/>
+                <w:sz w:val="14"/>
+                <w:szCs w:val="14"/>
+              </w:rPr>
+              <w:t xml:space="preserve">107 </w:t>
+            </w:r>
+            <w:r>
+              <w:rPr>
+                <w:rFonts w:ascii="Arial" w:cs="Arial" w:eastAsia="Arial" w:hAnsi="Arial"/>
+                <w:b/>
+                <w:bCs/>
+                <w:sz w:val="18"/>
+                <w:szCs w:val="18"/>
+              </w:rPr>
+              <w:t xml:space="preserve">Θυρεοειδικός Έλεγχος</w:t>
+            </w:r>
+            <w:r>
+              <w:rPr>
+                <w:rFonts w:ascii="Arial" w:cs="Arial" w:eastAsia="Arial" w:hAnsi="Arial"/>
+                <w:sz w:val="18"/>
+                <w:szCs w:val="18"/>
+              </w:rPr>
+              <w:t xml:space="preserve"> — Υπό </w:t>
+            </w:r>
+            <w:r>
+              <w:rPr>
+                <w:rFonts w:ascii="Arial" w:cs="Arial" w:eastAsia="Arial" w:hAnsi="Arial"/>
+                <w:b/>
+                <w:bCs/>
+                <w:color w:val="7B2D8E"/>
+                <w:sz w:val="18"/>
+                <w:szCs w:val="18"/>
+              </w:rPr>
+              <w:t xml:space="preserve">MEDITHYROX</w:t>
+            </w:r>
+            <w:r>
+              <w:rPr>
+                <w:rFonts w:ascii="Arial" w:cs="Arial" w:eastAsia="Arial" w:hAnsi="Arial"/>
+                <w:sz w:val="18"/>
+                <w:szCs w:val="18"/>
+              </w:rPr>
+              <w:t xml:space="preserve"> 125μg x1</w:t>
+            </w:r>
+          </w:p>
+          <w:tbl>
+            <w:tblPr>
+              <w:tblW w:type="dxa" w:w="8300"/>
+              <w:tblBorders>
+                <w:top w:val="single" w:color="auto" w:sz="4"/>
+                <w:left w:val="single" w:color="auto" w:sz="4"/>
+                <w:bottom w:val="single" w:color="auto" w:sz="4"/>
+                <w:right w:val="single" w:color="auto" w:sz="4"/>
+                <w:insideH w:val="single" w:color="auto" w:sz="4"/>
+                <w:insideV w:val="single" w:color="auto" w:sz="4"/>
+              </w:tblBorders>
+            </w:tblPr>
+            <w:tblGrid>
+              <w:gridCol w:w="500"/>
+              <w:gridCol w:w="2600"/>
+              <w:gridCol w:w="2400"/>
+              <w:gridCol w:w="2800"/>
+            </w:tblGrid>
+            <w:tr>
+              <w:tc>
+                <w:tcPr>
+                  <w:tcW w:type="dxa" w:w="500"/>
+                  <w:tcBorders>
+                    <w:top w:val="single" w:color="999999" w:sz="1"/>
+                    <w:left w:val="single" w:color="999999" w:sz="1"/>
+                    <w:bottom w:val="single" w:color="999999" w:sz="1"/>
+                    <w:right w:val="single" w:color="999999" w:sz="1"/>
+                  </w:tcBorders>
+                  <w:shd w:fill="2E75B6" w:val="clear"/>
+                  <w:tcMar>
+                    <w:top w:type="dxa" w:w="30"/>
+                    <w:left w:type="dxa" w:w="60"/>
+                    <w:bottom w:type="dxa" w:w="30"/>
+                    <w:right w:type="dxa" w:w="60"/>
+                  </w:tcMar>
+                </w:tcPr>
+                <w:p>
+                  <w:r>
+                    <w:rPr>
+                      <w:rFonts w:ascii="Arial" w:cs="Arial" w:eastAsia="Arial" w:hAnsi="Arial"/>
+                      <w:b/>
+                      <w:bCs/>
+                      <w:color w:val="FFFFFF"/>
+                      <w:sz w:val="14"/>
+                      <w:szCs w:val="14"/>
+                    </w:rPr>
+                    <w:t xml:space="preserve">#</w:t>
+                  </w:r>
+                </w:p>
+              </w:tc>
+              <w:tc>
+                <w:tcPr>
+                  <w:tcW w:type="dxa" w:w="2600"/>
+                  <w:tcBorders>
+                    <w:top w:val="single" w:color="999999" w:sz="1"/>
+                    <w:left w:val="single" w:color="999999" w:sz="1"/>
+                    <w:bottom w:val="single" w:color="999999" w:sz="1"/>
+                    <w:right w:val="single" w:color="999999" w:sz="1"/>
+                  </w:tcBorders>
+                  <w:shd w:fill="2E75B6" w:val="clear"/>
+                  <w:tcMar>
+                    <w:top w:type="dxa" w:w="30"/>
+                    <w:left w:type="dxa" w:w="60"/>
+                    <w:bottom w:type="dxa" w:w="30"/>
+                    <w:right w:type="dxa" w:w="60"/>
+                  </w:tcMar>
+                </w:tcPr>
+                <w:p>
+                  <w:r>
+                    <w:rPr>
+                      <w:rFonts w:ascii="Arial" w:cs="Arial" w:eastAsia="Arial" w:hAnsi="Arial"/>
+                      <w:b/>
+                      <w:bCs/>
+                      <w:color w:val="FFFFFF"/>
+                      <w:sz w:val="14"/>
+                      <w:szCs w:val="14"/>
+                    </w:rPr>
+                    <w:t xml:space="preserve">Εξέταση</w:t>
+                  </w:r>
+                </w:p>
+              </w:tc>
+              <w:tc>
+                <w:tcPr>
+                  <w:tcW w:type="dxa" w:w="2400"/>
+                  <w:tcBorders>
+                    <w:top w:val="single" w:color="999999" w:sz="1"/>
+                    <w:left w:val="single" w:color="999999" w:sz="1"/>
+                    <w:bottom w:val="single" w:color="999999" w:sz="1"/>
+                    <w:right w:val="single" w:color="999999" w:sz="1"/>
+                  </w:tcBorders>
+                  <w:shd w:fill="2E75B6" w:val="clear"/>
+                  <w:tcMar>
+                    <w:top w:type="dxa" w:w="30"/>
+                    <w:left w:type="dxa" w:w="60"/>
+                    <w:bottom w:type="dxa" w:w="30"/>
+                    <w:right w:type="dxa" w:w="60"/>
+                  </w:tcMar>
+                </w:tcPr>
+                <w:p>
+                  <w:r>
+                    <w:rPr>
+                      <w:rFonts w:ascii="Arial" w:cs="Arial" w:eastAsia="Arial" w:hAnsi="Arial"/>
+                      <w:b/>
+                      <w:bCs/>
+                      <w:color w:val="FFFFFF"/>
+                      <w:sz w:val="14"/>
+                      <w:szCs w:val="14"/>
+                    </w:rPr>
+                    <w:t xml:space="preserve">Τιμή</w:t>
+                  </w:r>
+                </w:p>
+              </w:tc>
+              <w:tc>
+                <w:tcPr>
+                  <w:tcW w:type="dxa" w:w="2800"/>
+                  <w:tcBorders>
+                    <w:top w:val="single" w:color="999999" w:sz="1"/>
+                    <w:left w:val="single" w:color="999999" w:sz="1"/>
+                    <w:bottom w:val="single" w:color="999999" w:sz="1"/>
+                    <w:right w:val="single" w:color="999999" w:sz="1"/>
+                  </w:tcBorders>
+                  <w:shd w:fill="2E75B6" w:val="clear"/>
+                  <w:tcMar>
+                    <w:top w:type="dxa" w:w="30"/>
+                    <w:left w:type="dxa" w:w="60"/>
+                    <w:bottom w:type="dxa" w:w="30"/>
+                    <w:right w:type="dxa" w:w="60"/>
+                  </w:tcMar>
+                </w:tcPr>
+                <w:p>
+                  <w:r>
+                    <w:rPr>
+                      <w:rFonts w:ascii="Arial" w:cs="Arial" w:eastAsia="Arial" w:hAnsi="Arial"/>
+                      <w:b/>
+                      <w:bCs/>
+                      <w:color w:val="FFFFFF"/>
+                      <w:sz w:val="14"/>
+                      <w:szCs w:val="14"/>
+                    </w:rPr>
+                    <w:t xml:space="preserve">Φυσιολ. Τιμές</w:t>
+                  </w:r>
+                </w:p>
+              </w:tc>
+            </w:tr>
+            <w:tr>
+              <w:tc>
+                <w:tcPr>
+                  <w:tcW w:type="dxa" w:w="500"/>
+                  <w:tcBorders>
+                    <w:top w:val="single" w:color="999999" w:sz="1"/>
+                    <w:left w:val="single" w:color="999999" w:sz="1"/>
+                    <w:bottom w:val="single" w:color="999999" w:sz="1"/>
+                    <w:right w:val="single" w:color="999999" w:sz="1"/>
+                  </w:tcBorders>
+                  <w:tcMar>
+                    <w:top w:type="dxa" w:w="20"/>
+                    <w:left w:type="dxa" w:w="60"/>
+                    <w:bottom w:type="dxa" w:w="20"/>
+                    <w:right w:type="dxa" w:w="60"/>
+                  </w:tcMar>
+                </w:tcPr>
+                <w:p>
+                  <w:r>
+                    <w:rPr>
+                      <w:rFonts w:ascii="Courier New" w:cs="Courier New" w:eastAsia="Courier New" w:hAnsi="Courier New"/>
+                      <w:color w:val="999999"/>
+                      <w:sz w:val="14"/>
+                      <w:szCs w:val="14"/>
+                    </w:rPr>
+                    <w:t xml:space="preserve">108</w:t>
+                  </w:r>
+                </w:p>
+              </w:tc>
+              <w:tc>
+                <w:tcPr>
+                  <w:tcW w:type="dxa" w:w="2600"/>
+                  <w:tcBorders>
+                    <w:top w:val="single" w:color="999999" w:sz="1"/>
+                    <w:left w:val="single" w:color="999999" w:sz="1"/>
+                    <w:bottom w:val="single" w:color="999999" w:sz="1"/>
+                    <w:right w:val="single" w:color="999999" w:sz="1"/>
+                  </w:tcBorders>
+                  <w:tcMar>
+                    <w:top w:type="dxa" w:w="20"/>
+                    <w:left w:type="dxa" w:w="60"/>
+                    <w:bottom w:type="dxa" w:w="20"/>
+                    <w:right w:type="dxa" w:w="60"/>
+                  </w:tcMar>
+                </w:tcPr>
+                <w:p>
+                  <w:r>
+                    <w:rPr>
+                      <w:rFonts w:ascii="Arial" w:cs="Arial" w:eastAsia="Arial" w:hAnsi="Arial"/>
+                      <w:sz w:val="16"/>
+                      <w:szCs w:val="16"/>
+                    </w:rPr>
+                    <w:t xml:space="preserve">TSH</w:t>
+                  </w:r>
+                </w:p>
+              </w:tc>
+              <w:tc>
+                <w:tcPr>
+                  <w:tcW w:type="dxa" w:w="2400"/>
+                  <w:tcBorders>
+                    <w:top w:val="single" w:color="999999" w:sz="1"/>
+                    <w:left w:val="single" w:color="999999" w:sz="1"/>
+                    <w:bottom w:val="single" w:color="999999" w:sz="1"/>
+                    <w:right w:val="single" w:color="999999" w:sz="1"/>
+                  </w:tcBorders>
+                  <w:tcMar>
+                    <w:top w:type="dxa" w:w="20"/>
+                    <w:left w:type="dxa" w:w="60"/>
+                    <w:bottom w:type="dxa" w:w="20"/>
+                    <w:right w:type="dxa" w:w="60"/>
+                  </w:tcMar>
+                </w:tcPr>
+                <w:p>
+                  <w:r>
+                    <w:rPr>
+                      <w:rFonts w:ascii="Arial" w:cs="Arial" w:eastAsia="Arial" w:hAnsi="Arial"/>
+                      <w:sz w:val="16"/>
+                      <w:szCs w:val="16"/>
+                    </w:rPr>
+                    <w:t xml:space="preserve">21,99</w:t>
+                  </w:r>
+                </w:p>
+              </w:tc>
+              <w:tc>
+                <w:tcPr>
+                  <w:tcW w:type="dxa" w:w="2800"/>
+                  <w:tcBorders>
+                    <w:top w:val="single" w:color="999999" w:sz="1"/>
+                    <w:left w:val="single" w:color="999999" w:sz="1"/>
+                    <w:bottom w:val="single" w:color="999999" w:sz="1"/>
+                    <w:right w:val="single" w:color="999999" w:sz="1"/>
+                  </w:tcBorders>
+                  <w:tcMar>
+                    <w:top w:type="dxa" w:w="20"/>
+                    <w:left w:type="dxa" w:w="60"/>
+                    <w:bottom w:type="dxa" w:w="20"/>
+                    <w:right w:type="dxa" w:w="60"/>
+                  </w:tcMar>
+                </w:tcPr>
+                <w:p>
+                  <w:r>
+                    <w:rPr>
+                      <w:rFonts w:ascii="Arial" w:cs="Arial" w:eastAsia="Arial" w:hAnsi="Arial"/>
+                      <w:sz w:val="16"/>
+                      <w:szCs w:val="16"/>
+                    </w:rPr>
+                    <w:t xml:space="preserve">φ.τ: 0,27-4,2 ↑↑</w:t>
+                  </w:r>
+                </w:p>
+              </w:tc>
+            </w:tr>
+            <w:tr>
+              <w:tc>
+                <w:tcPr>
+                  <w:tcW w:type="dxa" w:w="500"/>
+                  <w:tcBorders>
+                    <w:top w:val="single" w:color="999999" w:sz="1"/>
+                    <w:left w:val="single" w:color="999999" w:sz="1"/>
+                    <w:bottom w:val="single" w:color="999999" w:sz="1"/>
+                    <w:right w:val="single" w:color="999999" w:sz="1"/>
+                  </w:tcBorders>
+                  <w:tcMar>
+                    <w:top w:type="dxa" w:w="20"/>
+                    <w:left w:type="dxa" w:w="60"/>
+                    <w:bottom w:type="dxa" w:w="20"/>
+                    <w:right w:type="dxa" w:w="60"/>
+                  </w:tcMar>
+                </w:tcPr>
+                <w:p>
+                  <w:r>
+                    <w:rPr>
+                      <w:rFonts w:ascii="Courier New" w:cs="Courier New" w:eastAsia="Courier New" w:hAnsi="Courier New"/>
+                      <w:color w:val="999999"/>
+                      <w:sz w:val="14"/>
+                      <w:szCs w:val="14"/>
+                    </w:rPr>
+                    <w:t xml:space="preserve">109</w:t>
+                  </w:r>
+                </w:p>
+              </w:tc>
+              <w:tc>
+                <w:tcPr>
+                  <w:tcW w:type="dxa" w:w="2600"/>
+                  <w:tcBorders>
+                    <w:top w:val="single" w:color="999999" w:sz="1"/>
+                    <w:left w:val="single" w:color="999999" w:sz="1"/>
+                    <w:bottom w:val="single" w:color="999999" w:sz="1"/>
+                    <w:right w:val="single" w:color="999999" w:sz="1"/>
+                  </w:tcBorders>
+                  <w:tcMar>
+                    <w:top w:type="dxa" w:w="20"/>
+                    <w:left w:type="dxa" w:w="60"/>
+                    <w:bottom w:type="dxa" w:w="20"/>
+                    <w:right w:type="dxa" w:w="60"/>
+                  </w:tcMar>
+                </w:tcPr>
+                <w:p>
+                  <w:r>
+                    <w:rPr>
+                      <w:rFonts w:ascii="Arial" w:cs="Arial" w:eastAsia="Arial" w:hAnsi="Arial"/>
+                      <w:sz w:val="16"/>
+                      <w:szCs w:val="16"/>
+                    </w:rPr>
+                    <w:t xml:space="preserve">FT4</w:t>
+                  </w:r>
+                </w:p>
+              </w:tc>
+              <w:tc>
+                <w:tcPr>
+                  <w:tcW w:type="dxa" w:w="2400"/>
+                  <w:tcBorders>
+                    <w:top w:val="single" w:color="999999" w:sz="1"/>
+                    <w:left w:val="single" w:color="999999" w:sz="1"/>
+                    <w:bottom w:val="single" w:color="999999" w:sz="1"/>
+                    <w:right w:val="single" w:color="999999" w:sz="1"/>
+                  </w:tcBorders>
+                  <w:tcMar>
+                    <w:top w:type="dxa" w:w="20"/>
+                    <w:left w:type="dxa" w:w="60"/>
+                    <w:bottom w:type="dxa" w:w="20"/>
+                    <w:right w:type="dxa" w:w="60"/>
+                  </w:tcMar>
+                </w:tcPr>
+                <w:p>
+                  <w:r>
+                    <w:rPr>
+                      <w:rFonts w:ascii="Arial" w:cs="Arial" w:eastAsia="Arial" w:hAnsi="Arial"/>
+                      <w:sz w:val="16"/>
+                      <w:szCs w:val="16"/>
+                    </w:rPr>
+                    <w:t xml:space="preserve">1,38</w:t>
+                  </w:r>
+                </w:p>
+              </w:tc>
+              <w:tc>
+                <w:tcPr>
+                  <w:tcW w:type="dxa" w:w="2800"/>
+                  <w:tcBorders>
+                    <w:top w:val="single" w:color="999999" w:sz="1"/>
+                    <w:left w:val="single" w:color="999999" w:sz="1"/>
+                    <w:bottom w:val="single" w:color="999999" w:sz="1"/>
+                    <w:right w:val="single" w:color="999999" w:sz="1"/>
+                  </w:tcBorders>
+                  <w:tcMar>
+                    <w:top w:type="dxa" w:w="20"/>
+                    <w:left w:type="dxa" w:w="60"/>
+                    <w:bottom w:type="dxa" w:w="20"/>
+                    <w:right w:type="dxa" w:w="60"/>
+                  </w:tcMar>
+                </w:tcPr>
+                <w:p>
+                  <w:r>
+                    <w:rPr>
+                      <w:rFonts w:ascii="Arial" w:cs="Arial" w:eastAsia="Arial" w:hAnsi="Arial"/>
+                      <w:sz w:val="16"/>
+                      <w:szCs w:val="16"/>
+                    </w:rPr>
+                    <w:t xml:space="preserve">φ.τ: 0,93-1,7</w:t>
+                  </w:r>
+                </w:p>
+              </w:tc>
+            </w:tr>
+            <w:tr>
+              <w:tc>
+                <w:tcPr>
+                  <w:tcW w:type="dxa" w:w="500"/>
+                  <w:tcBorders>
+                    <w:top w:val="single" w:color="999999" w:sz="1"/>
+                    <w:left w:val="single" w:color="999999" w:sz="1"/>
+                    <w:bottom w:val="single" w:color="999999" w:sz="1"/>
+                    <w:right w:val="single" w:color="999999" w:sz="1"/>
+                  </w:tcBorders>
+                  <w:tcMar>
+                    <w:top w:type="dxa" w:w="20"/>
+                    <w:left w:type="dxa" w:w="60"/>
+                    <w:bottom w:type="dxa" w:w="20"/>
+                    <w:right w:type="dxa" w:w="60"/>
+                  </w:tcMar>
+                </w:tcPr>
+                <w:p>
+                  <w:r>
+                    <w:rPr>
+                      <w:rFonts w:ascii="Courier New" w:cs="Courier New" w:eastAsia="Courier New" w:hAnsi="Courier New"/>
+                      <w:color w:val="999999"/>
+                      <w:sz w:val="14"/>
+                      <w:szCs w:val="14"/>
+                    </w:rPr>
+                    <w:t xml:space="preserve">110</w:t>
+                  </w:r>
+                </w:p>
+              </w:tc>
+              <w:tc>
+                <w:tcPr>
+                  <w:tcW w:type="dxa" w:w="2600"/>
+                  <w:tcBorders>
+                    <w:top w:val="single" w:color="999999" w:sz="1"/>
+                    <w:left w:val="single" w:color="999999" w:sz="1"/>
+                    <w:bottom w:val="single" w:color="999999" w:sz="1"/>
+                    <w:right w:val="single" w:color="999999" w:sz="1"/>
+                  </w:tcBorders>
+                  <w:tcMar>
+                    <w:top w:type="dxa" w:w="20"/>
+                    <w:left w:type="dxa" w:w="60"/>
+                    <w:bottom w:type="dxa" w:w="20"/>
+                    <w:right w:type="dxa" w:w="60"/>
+                  </w:tcMar>
+                </w:tcPr>
+                <w:p>
+                  <w:r>
+                    <w:rPr>
+                      <w:rFonts w:ascii="Arial" w:cs="Arial" w:eastAsia="Arial" w:hAnsi="Arial"/>
+                      <w:sz w:val="16"/>
+                      <w:szCs w:val="16"/>
+                    </w:rPr>
+                    <w:t xml:space="preserve">FT3</w:t>
+                  </w:r>
+                </w:p>
+              </w:tc>
+              <w:tc>
+                <w:tcPr>
+                  <w:tcW w:type="dxa" w:w="2400"/>
+                  <w:tcBorders>
+                    <w:top w:val="single" w:color="999999" w:sz="1"/>
+                    <w:left w:val="single" w:color="999999" w:sz="1"/>
+                    <w:bottom w:val="single" w:color="999999" w:sz="1"/>
+                    <w:right w:val="single" w:color="999999" w:sz="1"/>
+                  </w:tcBorders>
+                  <w:tcMar>
+                    <w:top w:type="dxa" w:w="20"/>
+                    <w:left w:type="dxa" w:w="60"/>
+                    <w:bottom w:type="dxa" w:w="20"/>
+                    <w:right w:type="dxa" w:w="60"/>
+                  </w:tcMar>
+                </w:tcPr>
+                <w:p>
+                  <w:r>
+                    <w:rPr>
+                      <w:rFonts w:ascii="Arial" w:cs="Arial" w:eastAsia="Arial" w:hAnsi="Arial"/>
+                      <w:sz w:val="16"/>
+                      <w:szCs w:val="16"/>
+                    </w:rPr>
+                    <w:t xml:space="preserve">2,73</w:t>
+                  </w:r>
+                </w:p>
+              </w:tc>
+              <w:tc>
+                <w:tcPr>
+                  <w:tcW w:type="dxa" w:w="2800"/>
+                  <w:tcBorders>
+                    <w:top w:val="single" w:color="999999" w:sz="1"/>
+                    <w:left w:val="single" w:color="999999" w:sz="1"/>
+                    <w:bottom w:val="single" w:color="999999" w:sz="1"/>
+                    <w:right w:val="single" w:color="999999" w:sz="1"/>
+                  </w:tcBorders>
+                  <w:tcMar>
+                    <w:top w:type="dxa" w:w="20"/>
+                    <w:left w:type="dxa" w:w="60"/>
+                    <w:bottom w:type="dxa" w:w="20"/>
+                    <w:right w:type="dxa" w:w="60"/>
+                  </w:tcMar>
+                </w:tcPr>
+                <w:p>
+                  <w:r>
+                    <w:rPr>
+                      <w:rFonts w:ascii="Arial" w:cs="Arial" w:eastAsia="Arial" w:hAnsi="Arial"/>
+                      <w:sz w:val="16"/>
+                      <w:szCs w:val="16"/>
+                    </w:rPr>
+                    <w:t xml:space="preserve">φ.τ: 1,6-3,9</w:t>
+                  </w:r>
+                </w:p>
+              </w:tc>
+            </w:tr>
+          </w:tbl>
+          <w:p/>
         </w:tc>
       </w:tr>
     </w:tbl>
@@ -4424,84 +7118,70 @@
                 <w:sz w:val="18"/>
                 <w:szCs w:val="18"/>
               </w:rPr>
-              <w:t xml:space="preserve">ΟΔΗΓΙΕΣ (Επίσκεψη 4)</w:t>
-            </w:r>
-          </w:p>
-          <w:p>
-            <w:pPr>
-              <w:spacing w:after="40"/>
-            </w:pPr>
-            <w:r>
-              <w:rPr>
-                <w:rFonts w:ascii="Courier New" w:cs="Courier New" w:eastAsia="Courier New" w:hAnsi="Courier New"/>
-                <w:color w:val="999999"/>
-                <w:sz w:val="14"/>
-                <w:szCs w:val="14"/>
-              </w:rPr>
-              <w:t xml:space="preserve">63 </w:t>
-            </w:r>
-            <w:r>
-              <w:rPr>
-                <w:rFonts w:ascii="Arial" w:cs="Arial" w:eastAsia="Arial" w:hAnsi="Arial"/>
-                <w:color w:val="CC0000"/>
-                <w:sz w:val="18"/>
-                <w:szCs w:val="18"/>
-              </w:rPr>
-              <w:t xml:space="preserve">[① TSH, FT4 — επανάληψη?]</w:t>
-            </w:r>
-          </w:p>
-          <w:p>
-            <w:pPr>
-              <w:spacing w:after="40"/>
-            </w:pPr>
-            <w:r>
-              <w:rPr>
-                <w:rFonts w:ascii="Courier New" w:cs="Courier New" w:eastAsia="Courier New" w:hAnsi="Courier New"/>
-                <w:color w:val="999999"/>
-                <w:sz w:val="14"/>
-                <w:szCs w:val="14"/>
-              </w:rPr>
-              <w:t xml:space="preserve">64 </w:t>
-            </w:r>
-            <w:r>
-              <w:rPr>
-                <w:rFonts w:ascii="Arial" w:cs="Arial" w:eastAsia="Arial" w:hAnsi="Arial"/>
-                <w:color w:val="CC0000"/>
-                <w:sz w:val="18"/>
-                <w:szCs w:val="18"/>
-              </w:rPr>
-              <w:t xml:space="preserve">[② Κορτιζόλη / Τεστοστερόνη?]</w:t>
-            </w:r>
-          </w:p>
-          <w:p>
-            <w:pPr>
-              <w:spacing w:after="40"/>
-            </w:pPr>
-            <w:r>
-              <w:rPr>
-                <w:rFonts w:ascii="Courier New" w:cs="Courier New" w:eastAsia="Courier New" w:hAnsi="Courier New"/>
-                <w:color w:val="999999"/>
-                <w:sz w:val="14"/>
-                <w:szCs w:val="14"/>
-              </w:rPr>
-              <w:t xml:space="preserve">65 </w:t>
-            </w:r>
-            <w:r>
-              <w:rPr>
-                <w:rFonts w:ascii="Arial" w:cs="Arial" w:eastAsia="Arial" w:hAnsi="Arial"/>
-                <w:sz w:val="18"/>
-                <w:szCs w:val="18"/>
-              </w:rPr>
-              <w:t xml:space="preserve">③ ECHO ΤΡΑΧΗΛΟΥ</w:t>
-            </w:r>
-            <w:r>
-              <w:rPr>
-                <w:rFonts w:ascii="Arial" w:cs="Arial" w:eastAsia="Arial" w:hAnsi="Arial"/>
-                <w:color w:val="CC0000"/>
-                <w:sz w:val="18"/>
-                <w:szCs w:val="18"/>
-              </w:rPr>
-              <w:t xml:space="preserve">[ / Δίαιτα?]</w:t>
+              <w:t xml:space="preserve">ΟΔΗΓΙΕΣ</w:t>
+            </w:r>
+          </w:p>
+          <w:p>
+            <w:pPr>
+              <w:spacing w:after="40"/>
+            </w:pPr>
+            <w:r>
+              <w:rPr>
+                <w:rFonts w:ascii="Courier New" w:cs="Courier New" w:eastAsia="Courier New" w:hAnsi="Courier New"/>
+                <w:color w:val="999999"/>
+                <w:sz w:val="14"/>
+                <w:szCs w:val="14"/>
+              </w:rPr>
+              <w:t xml:space="preserve">111 </w:t>
+            </w:r>
+            <w:r>
+              <w:rPr>
+                <w:rFonts w:ascii="Arial" w:cs="Arial" w:eastAsia="Arial" w:hAnsi="Arial"/>
+                <w:sz w:val="18"/>
+                <w:szCs w:val="18"/>
+              </w:rPr>
+              <w:t xml:space="preserve">① </w:t>
+            </w:r>
+            <w:r>
+              <w:rPr>
+                <w:rFonts w:ascii="Arial" w:cs="Arial" w:eastAsia="Arial" w:hAnsi="Arial"/>
+                <w:b/>
+                <w:bCs/>
+                <w:color w:val="7B2D8E"/>
+                <w:sz w:val="18"/>
+                <w:szCs w:val="18"/>
+              </w:rPr>
+              <w:t xml:space="preserve">MEDITHYROX</w:t>
+            </w:r>
+            <w:r>
+              <w:rPr>
+                <w:rFonts w:ascii="Arial" w:cs="Arial" w:eastAsia="Arial" w:hAnsi="Arial"/>
+                <w:sz w:val="18"/>
+                <w:szCs w:val="18"/>
+              </w:rPr>
+              <w:t xml:space="preserve"> 150μg x1</w:t>
+            </w:r>
+          </w:p>
+          <w:p>
+            <w:pPr>
+              <w:spacing w:after="40"/>
+            </w:pPr>
+            <w:r>
+              <w:rPr>
+                <w:rFonts w:ascii="Courier New" w:cs="Courier New" w:eastAsia="Courier New" w:hAnsi="Courier New"/>
+                <w:color w:val="999999"/>
+                <w:sz w:val="14"/>
+                <w:szCs w:val="14"/>
+              </w:rPr>
+              <w:t xml:space="preserve">112 </w:t>
+            </w:r>
+            <w:r>
+              <w:rPr>
+                <w:rFonts w:ascii="Arial" w:cs="Arial" w:eastAsia="Arial" w:hAnsi="Arial"/>
+                <w:sz w:val="18"/>
+                <w:szCs w:val="18"/>
+              </w:rPr>
+              <w:t xml:space="preserve">② Επανεκτίμηση + πλήρης έλεγχος + ECHO ΤΡΑΧΗΛΟΥ / Αρχές 6/22</w:t>
             </w:r>
           </w:p>
         </w:tc>
@@ -4603,7 +7283,7 @@
           <w:sz w:val="16"/>
           <w:szCs w:val="16"/>
         </w:rPr>
-        <w:t xml:space="preserve">Πηγή: Patient002_1.jpg, Patient002_2.jpg, Patient002_3.jpg  |  Μεταγραφή: 22/3/2026  |  Έκδοση: 10 (άμεση μεταγραφή από σάρωση)</w:t>
+        <w:t xml:space="preserve">Πηγή: Patient002_1.jpg, Patient002_2.jpg, Patient002_3.jpg  |  Μεταγραφή: 3/4/2026  |  Έκδοση: 10 (από μεταγραφή Gemini)</w:t>
       </w:r>
     </w:p>
     <w:p>
